--- a/docs/BYYEAR/Расстреляны_1939.docx
+++ b/docs/BYYEAR/Расстреляны_1939.docx
@@ -104,6 +104,19 @@
           <w:lang w:val="ru-RU"/>
         </w:rPr>
       </w:pPr>
+    </w:p>
+    <w:p>
+      <w:pPr>
+        <w:jc w:val="center"/>
+        <w:rPr>
+          <w:rFonts w:ascii="Arial" w:hAnsi="Arial" w:cs="Arial"/>
+          <w:b/>
+          <w:bCs/>
+          <w:sz w:val="18"/>
+          <w:szCs w:val="18"/>
+          <w:lang w:val="ru-RU"/>
+        </w:rPr>
+      </w:pPr>
       <w:r>
         <w:rPr>
           <w:rFonts w:ascii="Arial" w:hAnsi="Arial" w:cs="Arial"/>
@@ -287,7 +300,25 @@
                 <w:szCs w:val="16"/>
                 <w:lang w:val="ru-RU"/>
               </w:rPr>
-              <w:t xml:space="preserve">Данный расстрельный список составлен на основе открытых и доступных на </w:t>
+              <w:t xml:space="preserve">Данный расстрельный список составлен на основе открытых и доступных </w:t>
+            </w:r>
+            <w:r>
+              <w:rPr>
+                <w:rFonts w:ascii="Arial" w:hAnsi="Arial" w:cs="Arial"/>
+                <w:sz w:val="16"/>
+                <w:szCs w:val="16"/>
+                <w:lang w:val="ru-RU"/>
+              </w:rPr>
+              <w:t>в</w:t>
+            </w:r>
+            <w:r>
+              <w:rPr>
+                <w:rFonts w:ascii="Arial" w:hAnsi="Arial" w:cs="Arial"/>
+                <w:sz w:val="16"/>
+                <w:szCs w:val="16"/>
+                <w:lang w:val="ru-RU"/>
+              </w:rPr>
+              <w:t xml:space="preserve"> </w:t>
             </w:r>
             <w:r>
               <w:rPr>
@@ -329,31 +360,16 @@
             <w:r>
               <w:rPr>
                 <w:rFonts w:ascii="Arial" w:hAnsi="Arial" w:cs="Arial"/>
-                <w:b/>
-                <w:bCs/>
-                <w:sz w:val="16"/>
-                <w:szCs w:val="16"/>
-                <w:u w:val="single"/>
-                <w:lang w:val="ru-RU"/>
-              </w:rPr>
-              <w:t>Возрастной разброс</w:t>
-            </w:r>
-            <w:r>
-              <w:rPr>
-                <w:rFonts w:ascii="Arial" w:hAnsi="Arial" w:cs="Arial"/>
-                <w:b/>
-                <w:bCs/>
-                <w:sz w:val="16"/>
-                <w:szCs w:val="16"/>
-                <w:lang w:val="ru-RU"/>
-              </w:rPr>
-              <w:t xml:space="preserve">: </w:t>
-            </w:r>
-            <w:r>
-              <w:rPr>
-                <w:rFonts w:ascii="Arial" w:hAnsi="Arial" w:cs="Arial"/>
-                <w:b/>
-                <w:bCs/>
+                <w:sz w:val="16"/>
+                <w:szCs w:val="16"/>
+                <w:lang w:val="ru-RU"/>
+              </w:rPr>
+              <w:t xml:space="preserve">Возрастной разброс: </w:t>
+            </w:r>
+            <w:proofErr w:type="gramStart"/>
+            <w:r>
+              <w:rPr>
+                <w:rFonts w:ascii="Arial" w:hAnsi="Arial" w:cs="Arial"/>
                 <w:sz w:val="16"/>
                 <w:szCs w:val="16"/>
                 <w:lang w:val="ru-RU"/>
@@ -363,8 +379,6 @@
             <w:r>
               <w:rPr>
                 <w:rFonts w:ascii="Arial" w:hAnsi="Arial" w:cs="Arial"/>
-                <w:b/>
-                <w:bCs/>
                 <w:sz w:val="16"/>
                 <w:szCs w:val="16"/>
                 <w:lang w:val="ru-RU"/>
@@ -374,19 +388,16 @@
             <w:r>
               <w:rPr>
                 <w:rFonts w:ascii="Arial" w:hAnsi="Arial" w:cs="Arial"/>
-                <w:b/>
-                <w:bCs/>
                 <w:sz w:val="16"/>
                 <w:szCs w:val="16"/>
                 <w:lang w:val="ru-RU"/>
               </w:rPr>
               <w:t>69</w:t>
             </w:r>
-            <w:r>
-              <w:rPr>
-                <w:rFonts w:ascii="Arial" w:hAnsi="Arial" w:cs="Arial"/>
-                <w:b/>
-                <w:bCs/>
+            <w:proofErr w:type="gramEnd"/>
+            <w:r>
+              <w:rPr>
+                <w:rFonts w:ascii="Arial" w:hAnsi="Arial" w:cs="Arial"/>
                 <w:sz w:val="16"/>
                 <w:szCs w:val="16"/>
                 <w:lang w:val="ru-RU"/>
@@ -396,8 +407,6 @@
             <w:r>
               <w:rPr>
                 <w:rFonts w:ascii="Arial" w:hAnsi="Arial" w:cs="Arial"/>
-                <w:b/>
-                <w:bCs/>
                 <w:sz w:val="16"/>
                 <w:szCs w:val="16"/>
                 <w:lang w:val="ru-RU"/>
@@ -430,16 +439,7 @@
                 <w:szCs w:val="16"/>
                 <w:lang w:val="ru-RU"/>
               </w:rPr>
-              <w:t>7</w:t>
-            </w:r>
-            <w:r>
-              <w:rPr>
-                <w:rFonts w:ascii="Arial" w:hAnsi="Arial" w:cs="Arial"/>
-                <w:sz w:val="16"/>
-                <w:szCs w:val="16"/>
-                <w:lang w:val="ru-RU"/>
-              </w:rPr>
-              <w:t xml:space="preserve"> расстреляны</w:t>
+              <w:t>7 расстреляны</w:t>
             </w:r>
             <w:r>
               <w:rPr>
@@ -450,6 +450,7 @@
               </w:rPr>
               <w:t xml:space="preserve"> в возрастной группе </w:t>
             </w:r>
+            <w:proofErr w:type="gramStart"/>
             <w:r>
               <w:rPr>
                 <w:rFonts w:ascii="Arial" w:hAnsi="Arial" w:cs="Arial"/>
@@ -477,6 +478,7 @@
               </w:rPr>
               <w:t>40</w:t>
             </w:r>
+            <w:proofErr w:type="gramEnd"/>
             <w:r>
               <w:rPr>
                 <w:rFonts w:ascii="Arial" w:hAnsi="Arial" w:cs="Arial"/>
@@ -499,25 +501,11 @@
             <w:r>
               <w:rPr>
                 <w:rFonts w:ascii="Arial" w:hAnsi="Arial" w:cs="Arial"/>
-                <w:b/>
-                <w:bCs/>
-                <w:sz w:val="16"/>
-                <w:szCs w:val="16"/>
-                <w:u w:val="single"/>
-                <w:lang w:val="ru-RU"/>
-              </w:rPr>
-              <w:t>Национальность:</w:t>
-            </w:r>
-            <w:r>
-              <w:rPr>
-                <w:rFonts w:ascii="Arial" w:hAnsi="Arial" w:cs="Arial"/>
-                <w:b/>
-                <w:bCs/>
-                <w:sz w:val="16"/>
-                <w:szCs w:val="16"/>
-                <w:lang w:val="ru-RU"/>
-              </w:rPr>
-              <w:t xml:space="preserve"> </w:t>
+                <w:sz w:val="16"/>
+                <w:szCs w:val="16"/>
+                <w:lang w:val="ru-RU"/>
+              </w:rPr>
+              <w:t xml:space="preserve">Национальность: </w:t>
             </w:r>
             <w:r>
               <w:rPr>
@@ -535,16 +523,7 @@
                 <w:szCs w:val="16"/>
                 <w:lang w:val="ru-RU"/>
               </w:rPr>
-              <w:t xml:space="preserve">усская </w:t>
-            </w:r>
-            <w:r>
-              <w:rPr>
-                <w:rFonts w:ascii="Arial" w:hAnsi="Arial" w:cs="Arial"/>
-                <w:sz w:val="16"/>
-                <w:szCs w:val="16"/>
-                <w:lang w:val="ru-RU"/>
-              </w:rPr>
-              <w:t xml:space="preserve">– </w:t>
+              <w:t xml:space="preserve">усская – </w:t>
             </w:r>
             <w:r>
               <w:rPr>
@@ -571,61 +550,25 @@
                 <w:szCs w:val="16"/>
                 <w:lang w:val="ru-RU"/>
               </w:rPr>
-              <w:t xml:space="preserve"> еврейка – 2; </w:t>
-            </w:r>
-            <w:r>
-              <w:rPr>
-                <w:rFonts w:ascii="Arial" w:hAnsi="Arial" w:cs="Arial"/>
-                <w:sz w:val="16"/>
-                <w:szCs w:val="16"/>
-                <w:lang w:val="ru-RU"/>
-              </w:rPr>
-              <w:t>полька – 2</w:t>
-            </w:r>
-            <w:r>
-              <w:rPr>
-                <w:rFonts w:ascii="Arial" w:hAnsi="Arial" w:cs="Arial"/>
-                <w:sz w:val="16"/>
-                <w:szCs w:val="16"/>
-                <w:lang w:val="ru-RU"/>
-              </w:rPr>
-              <w:t xml:space="preserve">; </w:t>
-            </w:r>
-            <w:r>
-              <w:rPr>
-                <w:rFonts w:ascii="Arial" w:hAnsi="Arial" w:cs="Arial"/>
-                <w:sz w:val="16"/>
-                <w:szCs w:val="16"/>
-                <w:lang w:val="ru-RU"/>
-              </w:rPr>
-              <w:t xml:space="preserve">башкирка – 1; </w:t>
-            </w:r>
-            <w:r>
-              <w:rPr>
-                <w:rFonts w:ascii="Arial" w:hAnsi="Arial" w:cs="Arial"/>
-                <w:sz w:val="16"/>
-                <w:szCs w:val="16"/>
-                <w:lang w:val="ru-RU"/>
-              </w:rPr>
-              <w:t xml:space="preserve">белоруска – 1; </w:t>
-            </w:r>
-            <w:r>
-              <w:rPr>
-                <w:rFonts w:ascii="Arial" w:hAnsi="Arial" w:cs="Arial"/>
-                <w:sz w:val="16"/>
-                <w:szCs w:val="16"/>
-                <w:lang w:val="ru-RU"/>
-              </w:rPr>
-              <w:t>украинка – 1</w:t>
-            </w:r>
-            <w:r>
-              <w:rPr>
-                <w:rFonts w:ascii="Arial" w:hAnsi="Arial" w:cs="Arial"/>
-                <w:sz w:val="16"/>
-                <w:szCs w:val="16"/>
-                <w:lang w:val="ru-RU"/>
-              </w:rPr>
-              <w:t xml:space="preserve">; </w:t>
+              <w:t xml:space="preserve"> еврейка – 2; полька – 2; </w:t>
+            </w:r>
+            <w:r>
+              <w:rPr>
+                <w:rFonts w:ascii="Arial" w:hAnsi="Arial" w:cs="Arial"/>
+                <w:sz w:val="16"/>
+                <w:szCs w:val="16"/>
+                <w:lang w:val="ru-RU"/>
+              </w:rPr>
+              <w:t xml:space="preserve">башкирка – 1; белоруска – 1; </w:t>
+            </w:r>
+            <w:r>
+              <w:rPr>
+                <w:rFonts w:ascii="Arial" w:hAnsi="Arial" w:cs="Arial"/>
+                <w:sz w:val="16"/>
+                <w:szCs w:val="16"/>
+                <w:lang w:val="ru-RU"/>
+              </w:rPr>
+              <w:t xml:space="preserve">украинка – 1; </w:t>
             </w:r>
             <w:r>
               <w:rPr>
@@ -686,23 +629,11 @@
             <w:r>
               <w:rPr>
                 <w:rFonts w:ascii="Arial" w:hAnsi="Arial" w:cs="Arial"/>
-                <w:b/>
-                <w:bCs/>
-                <w:sz w:val="16"/>
-                <w:szCs w:val="16"/>
-                <w:u w:val="single"/>
-                <w:lang w:val="ru-RU"/>
-              </w:rPr>
-              <w:t>Социальная страта/специальность</w:t>
-            </w:r>
-            <w:r>
-              <w:rPr>
-                <w:rFonts w:ascii="Arial" w:hAnsi="Arial" w:cs="Arial"/>
-                <w:sz w:val="16"/>
-                <w:szCs w:val="16"/>
-                <w:lang w:val="ru-RU"/>
-              </w:rPr>
-              <w:t xml:space="preserve">: </w:t>
+                <w:sz w:val="16"/>
+                <w:szCs w:val="16"/>
+                <w:lang w:val="ru-RU"/>
+              </w:rPr>
+              <w:t xml:space="preserve">Социальная страта/специальность: </w:t>
             </w:r>
             <w:r>
               <w:rPr>
@@ -853,23 +784,11 @@
             <w:r>
               <w:rPr>
                 <w:rFonts w:ascii="Arial" w:hAnsi="Arial" w:cs="Arial"/>
-                <w:b/>
-                <w:bCs/>
-                <w:sz w:val="16"/>
-                <w:szCs w:val="16"/>
-                <w:u w:val="single"/>
-                <w:lang w:val="ru-RU"/>
-              </w:rPr>
-              <w:t>Образование:</w:t>
-            </w:r>
-            <w:r>
-              <w:rPr>
-                <w:rFonts w:ascii="Arial" w:hAnsi="Arial" w:cs="Arial"/>
-                <w:sz w:val="16"/>
-                <w:szCs w:val="16"/>
-                <w:lang w:val="ru-RU"/>
-              </w:rPr>
-              <w:t xml:space="preserve"> среднее – </w:t>
+                <w:sz w:val="16"/>
+                <w:szCs w:val="16"/>
+                <w:lang w:val="ru-RU"/>
+              </w:rPr>
+              <w:t xml:space="preserve">Образование: среднее – </w:t>
             </w:r>
             <w:r>
               <w:rPr>
@@ -923,16 +842,7 @@
                 <w:szCs w:val="16"/>
                 <w:lang w:val="ru-RU"/>
               </w:rPr>
-              <w:t xml:space="preserve">; </w:t>
-            </w:r>
-            <w:r>
-              <w:rPr>
-                <w:rFonts w:ascii="Arial" w:hAnsi="Arial" w:cs="Arial"/>
-                <w:sz w:val="16"/>
-                <w:szCs w:val="16"/>
-                <w:lang w:val="ru-RU"/>
-              </w:rPr>
-              <w:t xml:space="preserve">высшее – </w:t>
+              <w:t xml:space="preserve">; высшее – </w:t>
             </w:r>
             <w:r>
               <w:rPr>
@@ -966,23 +876,11 @@
             <w:r>
               <w:rPr>
                 <w:rFonts w:ascii="Arial" w:hAnsi="Arial" w:cs="Arial"/>
-                <w:b/>
-                <w:bCs/>
-                <w:sz w:val="16"/>
-                <w:szCs w:val="16"/>
-                <w:u w:val="single"/>
-                <w:lang w:val="ru-RU"/>
-              </w:rPr>
-              <w:t>Партийность:</w:t>
-            </w:r>
-            <w:r>
-              <w:rPr>
-                <w:rFonts w:ascii="Arial" w:hAnsi="Arial" w:cs="Arial"/>
-                <w:sz w:val="16"/>
-                <w:szCs w:val="16"/>
-                <w:lang w:val="ru-RU"/>
-              </w:rPr>
-              <w:t xml:space="preserve"> </w:t>
+                <w:sz w:val="16"/>
+                <w:szCs w:val="16"/>
+                <w:lang w:val="ru-RU"/>
+              </w:rPr>
+              <w:t xml:space="preserve">Партийность: </w:t>
             </w:r>
             <w:r>
               <w:rPr>
@@ -1018,25 +916,56 @@
                 <w:szCs w:val="16"/>
                 <w:lang w:val="ru-RU"/>
               </w:rPr>
-              <w:t xml:space="preserve">член/бывшийчлен  </w:t>
-            </w:r>
-            <w:r>
-              <w:rPr>
-                <w:rFonts w:ascii="Arial" w:hAnsi="Arial" w:cs="Arial"/>
-                <w:sz w:val="16"/>
-                <w:szCs w:val="16"/>
-                <w:lang w:val="ru-RU"/>
-              </w:rPr>
-              <w:t>ВКП(б) -</w:t>
-            </w:r>
-            <w:r>
-              <w:rPr>
-                <w:rFonts w:ascii="Arial" w:hAnsi="Arial" w:cs="Arial"/>
-                <w:sz w:val="16"/>
-                <w:szCs w:val="16"/>
-                <w:lang w:val="ru-RU"/>
-              </w:rPr>
-              <w:t xml:space="preserve"> </w:t>
+              <w:t>член/</w:t>
+            </w:r>
+            <w:proofErr w:type="spellStart"/>
+            <w:proofErr w:type="gramStart"/>
+            <w:r>
+              <w:rPr>
+                <w:rFonts w:ascii="Arial" w:hAnsi="Arial" w:cs="Arial"/>
+                <w:sz w:val="16"/>
+                <w:szCs w:val="16"/>
+                <w:lang w:val="ru-RU"/>
+              </w:rPr>
+              <w:t>бывшийчлен</w:t>
+            </w:r>
+            <w:proofErr w:type="spellEnd"/>
+            <w:r>
+              <w:rPr>
+                <w:rFonts w:ascii="Arial" w:hAnsi="Arial" w:cs="Arial"/>
+                <w:sz w:val="16"/>
+                <w:szCs w:val="16"/>
+                <w:lang w:val="ru-RU"/>
+              </w:rPr>
+              <w:t xml:space="preserve">  </w:t>
+            </w:r>
+            <w:r>
+              <w:rPr>
+                <w:rFonts w:ascii="Arial" w:hAnsi="Arial" w:cs="Arial"/>
+                <w:sz w:val="16"/>
+                <w:szCs w:val="16"/>
+                <w:lang w:val="ru-RU"/>
+              </w:rPr>
+              <w:t>ВКП</w:t>
+            </w:r>
+            <w:proofErr w:type="gramEnd"/>
+            <w:r>
+              <w:rPr>
+                <w:rFonts w:ascii="Arial" w:hAnsi="Arial" w:cs="Arial"/>
+                <w:sz w:val="16"/>
+                <w:szCs w:val="16"/>
+                <w:lang w:val="ru-RU"/>
+              </w:rPr>
+              <w:t xml:space="preserve">(б) </w:t>
+            </w:r>
+            <w:r>
+              <w:rPr>
+                <w:rFonts w:ascii="Arial" w:hAnsi="Arial" w:cs="Arial"/>
+                <w:sz w:val="16"/>
+                <w:szCs w:val="16"/>
+                <w:lang w:val="ru-RU"/>
+              </w:rPr>
+              <w:t xml:space="preserve">– </w:t>
             </w:r>
             <w:r>
               <w:rPr>
@@ -1069,11 +998,8 @@
             <w:r>
               <w:rPr>
                 <w:rFonts w:ascii="Arial" w:hAnsi="Arial" w:cs="Arial"/>
-                <w:b/>
-                <w:bCs/>
-                <w:sz w:val="16"/>
-                <w:szCs w:val="16"/>
-                <w:u w:val="single"/>
+                <w:sz w:val="16"/>
+                <w:szCs w:val="16"/>
                 <w:lang w:val="ru-RU"/>
               </w:rPr>
               <w:t>Реабилитированы</w:t>
@@ -1081,11 +1007,8 @@
             <w:r>
               <w:rPr>
                 <w:rFonts w:ascii="Arial" w:hAnsi="Arial" w:cs="Arial"/>
-                <w:b/>
-                <w:bCs/>
-                <w:sz w:val="16"/>
-                <w:szCs w:val="16"/>
-                <w:u w:val="single"/>
+                <w:sz w:val="16"/>
+                <w:szCs w:val="16"/>
                 <w:lang w:val="ru-RU"/>
               </w:rPr>
               <w:t>:</w:t>
@@ -1134,16 +1057,25 @@
                 <w:szCs w:val="16"/>
                 <w:lang w:val="ru-RU"/>
               </w:rPr>
-              <w:t xml:space="preserve">У 2-х </w:t>
-            </w:r>
-            <w:r>
-              <w:rPr>
-                <w:rFonts w:ascii="Arial" w:hAnsi="Arial" w:cs="Arial"/>
-                <w:sz w:val="16"/>
-                <w:szCs w:val="16"/>
-                <w:lang w:val="ru-RU"/>
-              </w:rPr>
-              <w:t xml:space="preserve"> женщин была расстрелян</w:t>
+              <w:t>У 2-</w:t>
+            </w:r>
+            <w:r>
+              <w:rPr>
+                <w:rFonts w:ascii="Arial" w:hAnsi="Arial" w:cs="Arial"/>
+                <w:sz w:val="16"/>
+                <w:szCs w:val="16"/>
+                <w:lang w:val="ru-RU"/>
+              </w:rPr>
+              <w:t>х женщин</w:t>
+            </w:r>
+            <w:r>
+              <w:rPr>
+                <w:rFonts w:ascii="Arial" w:hAnsi="Arial" w:cs="Arial"/>
+                <w:sz w:val="16"/>
+                <w:szCs w:val="16"/>
+                <w:lang w:val="ru-RU"/>
+              </w:rPr>
+              <w:t xml:space="preserve"> была расстрелян</w:t>
             </w:r>
             <w:r>
               <w:rPr>
@@ -1170,7 +1102,25 @@
                 <w:szCs w:val="16"/>
                 <w:lang w:val="ru-RU"/>
               </w:rPr>
-              <w:t xml:space="preserve">; у 1-ой муж умер </w:t>
+              <w:t xml:space="preserve">; у </w:t>
+            </w:r>
+            <w:r>
+              <w:rPr>
+                <w:rFonts w:ascii="Arial" w:hAnsi="Arial" w:cs="Arial"/>
+                <w:sz w:val="16"/>
+                <w:szCs w:val="16"/>
+                <w:lang w:val="ru-RU"/>
+              </w:rPr>
+              <w:t>1-й</w:t>
+            </w:r>
+            <w:r>
+              <w:rPr>
+                <w:rFonts w:ascii="Arial" w:hAnsi="Arial" w:cs="Arial"/>
+                <w:sz w:val="16"/>
+                <w:szCs w:val="16"/>
+                <w:lang w:val="ru-RU"/>
+              </w:rPr>
+              <w:t xml:space="preserve"> муж умер </w:t>
             </w:r>
             <w:r>
               <w:rPr>
@@ -1221,16 +1171,6 @@
             <w:r>
               <w:rPr>
                 <w:rFonts w:ascii="Arial" w:hAnsi="Arial" w:cs="Arial"/>
-                <w:sz w:val="16"/>
-                <w:szCs w:val="16"/>
-                <w:lang w:val="ru-RU"/>
-              </w:rPr>
-              <w:t>.</w:t>
-            </w:r>
-            <w:r>
-              <w:rPr>
-                <w:rFonts w:ascii="Arial" w:hAnsi="Arial" w:cs="Arial"/>
-                <w:color w:val="FF0000"/>
                 <w:sz w:val="16"/>
                 <w:szCs w:val="16"/>
                 <w:lang w:val="ru-RU"/>
@@ -1413,7 +1353,29 @@
                 <w:szCs w:val="16"/>
                 <w:lang w:val="ru-RU"/>
               </w:rPr>
-              <w:t xml:space="preserve">Баринова Пелагея Николаевна  39 лет </w:t>
+              <w:t xml:space="preserve">Баринова Пелагея </w:t>
+            </w:r>
+            <w:proofErr w:type="gramStart"/>
+            <w:r>
+              <w:rPr>
+                <w:rFonts w:ascii="Arial" w:hAnsi="Arial" w:cs="Arial"/>
+                <w:b/>
+                <w:sz w:val="16"/>
+                <w:szCs w:val="16"/>
+                <w:lang w:val="ru-RU"/>
+              </w:rPr>
+              <w:t>Николаевна  39</w:t>
+            </w:r>
+            <w:proofErr w:type="gramEnd"/>
+            <w:r>
+              <w:rPr>
+                <w:rFonts w:ascii="Arial" w:hAnsi="Arial" w:cs="Arial"/>
+                <w:b/>
+                <w:sz w:val="16"/>
+                <w:szCs w:val="16"/>
+                <w:lang w:val="ru-RU"/>
+              </w:rPr>
+              <w:t xml:space="preserve"> лет </w:t>
             </w:r>
           </w:p>
           <w:p>
@@ -1457,7 +1419,27 @@
                 <w:szCs w:val="16"/>
                 <w:lang w:val="ru-RU"/>
               </w:rPr>
-              <w:t>в 1900 (1903) г., г. Москве; русская; малограмотная; б/п; Осуждена в 1930 по ст. 107 УК РСФСР на 3 года ИТЛ. В 1933 осуждена ПП ОГПУ на 3 года ссылки. В 1934 осуждена ПП ОГПУ на 3 года ИТЛ. 22.07.1936 осуждена тройкой НКВД Москвы по ст. 35 УК РСФСР на 3 года ссылки в КК, сторож промкомбината. Прож.:</w:t>
+              <w:t xml:space="preserve">в 1900 (1903) г., г. Москве; русская; малограмотная; б/п; Осуждена в 1930 по ст. 107 УК РСФСР на 3 года ИТЛ. В 1933 осуждена ПП ОГПУ на 3 года ссылки. В 1934 осуждена ПП ОГПУ на 3 года ИТЛ. 22.07.1936 осуждена тройкой НКВД Москвы по ст. 35 УК РСФСР на 3 года ссылки в КК, сторож промкомбината. </w:t>
+            </w:r>
+            <w:proofErr w:type="spellStart"/>
+            <w:r>
+              <w:rPr>
+                <w:rFonts w:ascii="Arial" w:hAnsi="Arial" w:cs="Arial"/>
+                <w:sz w:val="16"/>
+                <w:szCs w:val="16"/>
+                <w:lang w:val="ru-RU"/>
+              </w:rPr>
+              <w:t>Прож</w:t>
+            </w:r>
+            <w:proofErr w:type="spellEnd"/>
+            <w:r>
+              <w:rPr>
+                <w:rFonts w:ascii="Arial" w:hAnsi="Arial" w:cs="Arial"/>
+                <w:sz w:val="16"/>
+                <w:szCs w:val="16"/>
+                <w:lang w:val="ru-RU"/>
+              </w:rPr>
+              <w:t>.:</w:t>
             </w:r>
             <w:r>
               <w:rPr>
@@ -1474,7 +1456,47 @@
                 <w:szCs w:val="16"/>
                 <w:lang w:val="ru-RU"/>
               </w:rPr>
-              <w:t>с. Кежма Кежемского р-на КК.  Арестована 14 октября 1939 г. Приговорена: Красноярским крайсудом 14 ноября 1939 г., обв.:</w:t>
+              <w:t xml:space="preserve">с. </w:t>
+            </w:r>
+            <w:proofErr w:type="spellStart"/>
+            <w:r>
+              <w:rPr>
+                <w:rFonts w:ascii="Arial" w:hAnsi="Arial" w:cs="Arial"/>
+                <w:sz w:val="16"/>
+                <w:szCs w:val="16"/>
+                <w:lang w:val="ru-RU"/>
+              </w:rPr>
+              <w:t>Кежма</w:t>
+            </w:r>
+            <w:proofErr w:type="spellEnd"/>
+            <w:r>
+              <w:rPr>
+                <w:rFonts w:ascii="Arial" w:hAnsi="Arial" w:cs="Arial"/>
+                <w:sz w:val="16"/>
+                <w:szCs w:val="16"/>
+                <w:lang w:val="ru-RU"/>
+              </w:rPr>
+              <w:t xml:space="preserve"> Кежемского р-на КК.  Арестована 14 октября 1939 г. Приговорена: Красноярским крайсудом 14 ноября 1939 г., </w:t>
+            </w:r>
+            <w:proofErr w:type="spellStart"/>
+            <w:r>
+              <w:rPr>
+                <w:rFonts w:ascii="Arial" w:hAnsi="Arial" w:cs="Arial"/>
+                <w:sz w:val="16"/>
+                <w:szCs w:val="16"/>
+                <w:lang w:val="ru-RU"/>
+              </w:rPr>
+              <w:t>обв</w:t>
+            </w:r>
+            <w:proofErr w:type="spellEnd"/>
+            <w:r>
+              <w:rPr>
+                <w:rFonts w:ascii="Arial" w:hAnsi="Arial" w:cs="Arial"/>
+                <w:sz w:val="16"/>
+                <w:szCs w:val="16"/>
+                <w:lang w:val="ru-RU"/>
+              </w:rPr>
+              <w:t>.:</w:t>
             </w:r>
             <w:r>
               <w:rPr>
@@ -1491,7 +1513,27 @@
                 <w:szCs w:val="16"/>
                 <w:lang w:val="ru-RU"/>
               </w:rPr>
-              <w:t>ст. 58-7 УК РСФСР.  Приговор: ВМН Реабилитирована 13 апреля 2000 г. прокуратурой КК</w:t>
+              <w:t xml:space="preserve">ст. </w:t>
+            </w:r>
+            <w:proofErr w:type="gramStart"/>
+            <w:r>
+              <w:rPr>
+                <w:rFonts w:ascii="Arial" w:hAnsi="Arial" w:cs="Arial"/>
+                <w:sz w:val="16"/>
+                <w:szCs w:val="16"/>
+                <w:lang w:val="ru-RU"/>
+              </w:rPr>
+              <w:t>58-7</w:t>
+            </w:r>
+            <w:proofErr w:type="gramEnd"/>
+            <w:r>
+              <w:rPr>
+                <w:rFonts w:ascii="Arial" w:hAnsi="Arial" w:cs="Arial"/>
+                <w:sz w:val="16"/>
+                <w:szCs w:val="16"/>
+                <w:lang w:val="ru-RU"/>
+              </w:rPr>
+              <w:t xml:space="preserve"> УК РСФСР.  Приговор: ВМН Реабилитирована 13 апреля 2000 г. прокуратурой КК</w:t>
             </w:r>
             <w:r>
               <w:rPr>
@@ -1535,7 +1577,421 @@
                 <w:szCs w:val="16"/>
                 <w:lang w:val="ru-RU"/>
               </w:rPr>
-              <w:t xml:space="preserve">Источник: Книга памяти Красноярского края;   </w:t>
+              <w:t xml:space="preserve">Источник: Книга памяти Красноярского </w:t>
+            </w:r>
+            <w:proofErr w:type="gramStart"/>
+            <w:r>
+              <w:rPr>
+                <w:rFonts w:ascii="Arial" w:hAnsi="Arial" w:cs="Arial"/>
+                <w:b/>
+                <w:bCs/>
+                <w:sz w:val="16"/>
+                <w:szCs w:val="16"/>
+                <w:lang w:val="ru-RU"/>
+              </w:rPr>
+              <w:t xml:space="preserve">края;   </w:t>
+            </w:r>
+            <w:proofErr w:type="gramEnd"/>
+            <w:r>
+              <w:fldChar w:fldCharType="begin"/>
+            </w:r>
+            <w:r>
+              <w:instrText>HYPERLINK</w:instrText>
+            </w:r>
+            <w:r>
+              <w:rPr>
+                <w:lang w:val="ru-RU"/>
+              </w:rPr>
+              <w:instrText xml:space="preserve"> "</w:instrText>
+            </w:r>
+            <w:r>
+              <w:instrText>https</w:instrText>
+            </w:r>
+            <w:r>
+              <w:rPr>
+                <w:lang w:val="ru-RU"/>
+              </w:rPr>
+              <w:instrText>://</w:instrText>
+            </w:r>
+            <w:r>
+              <w:instrText>ru</w:instrText>
+            </w:r>
+            <w:r>
+              <w:rPr>
+                <w:lang w:val="ru-RU"/>
+              </w:rPr>
+              <w:instrText>.</w:instrText>
+            </w:r>
+            <w:r>
+              <w:instrText>openlist</w:instrText>
+            </w:r>
+            <w:r>
+              <w:rPr>
+                <w:lang w:val="ru-RU"/>
+              </w:rPr>
+              <w:instrText>.</w:instrText>
+            </w:r>
+            <w:r>
+              <w:instrText>wiki</w:instrText>
+            </w:r>
+            <w:r>
+              <w:rPr>
+                <w:lang w:val="ru-RU"/>
+              </w:rPr>
+              <w:instrText>/Баринова_Пелагея_Николаевна_(1900)"</w:instrText>
+            </w:r>
+            <w:r>
+              <w:rPr>
+                <w:rFonts w:hint="eastAsia"/>
+              </w:rPr>
+              <w:fldChar w:fldCharType="separate"/>
+            </w:r>
+            <w:r>
+              <w:rPr>
+                <w:rStyle w:val="Hyperlink"/>
+                <w:rFonts w:ascii="Arial" w:hAnsi="Arial" w:cs="Arial"/>
+                <w:b/>
+                <w:bCs/>
+                <w:sz w:val="16"/>
+                <w:szCs w:val="16"/>
+                <w:lang w:val="ru-RU"/>
+              </w:rPr>
+              <w:t>Архивная ссылка</w:t>
+            </w:r>
+            <w:r>
+              <w:fldChar w:fldCharType="end"/>
+            </w:r>
+          </w:p>
+        </w:tc>
+      </w:tr>
+      <w:tr>
+        <w:tc>
+          <w:tcPr>
+            <w:tcW w:w="10980" w:type="dxa"/>
+            <w:shd w:val="clear" w:color="auto" w:fill="auto"/>
+            <w:vAlign w:val="center"/>
+          </w:tcPr>
+          <w:p>
+            <w:pPr>
+              <w:pStyle w:val="BodyText"/>
+              <w:spacing w:after="0" w:line="240" w:lineRule="auto"/>
+              <w:rPr>
+                <w:rFonts w:ascii="Arial" w:hAnsi="Arial" w:cs="Arial"/>
+                <w:b/>
+                <w:bCs/>
+                <w:sz w:val="16"/>
+                <w:szCs w:val="16"/>
+                <w:lang w:val="ru-RU"/>
+              </w:rPr>
+            </w:pPr>
+            <w:r>
+              <w:rPr>
+                <w:rFonts w:ascii="Arial" w:hAnsi="Arial" w:cs="Arial"/>
+                <w:b/>
+                <w:bCs/>
+                <w:sz w:val="16"/>
+                <w:szCs w:val="16"/>
+                <w:lang w:val="ru-RU"/>
+              </w:rPr>
+              <w:t>Богдан</w:t>
+            </w:r>
+            <w:r>
+              <w:rPr>
+                <w:rFonts w:ascii="Arial" w:hAnsi="Arial" w:cs="Arial"/>
+                <w:b/>
+                <w:bCs/>
+                <w:sz w:val="16"/>
+                <w:szCs w:val="16"/>
+                <w:lang w:val="ru-RU"/>
+              </w:rPr>
+              <w:t xml:space="preserve">ович Нина </w:t>
+            </w:r>
+            <w:proofErr w:type="gramStart"/>
+            <w:r>
+              <w:rPr>
+                <w:rFonts w:ascii="Arial" w:hAnsi="Arial" w:cs="Arial"/>
+                <w:b/>
+                <w:bCs/>
+                <w:sz w:val="16"/>
+                <w:szCs w:val="16"/>
+                <w:lang w:val="ru-RU"/>
+              </w:rPr>
+              <w:t>Валентиновна  47</w:t>
+            </w:r>
+            <w:proofErr w:type="gramEnd"/>
+            <w:r>
+              <w:rPr>
+                <w:rFonts w:ascii="Arial" w:hAnsi="Arial" w:cs="Arial"/>
+                <w:b/>
+                <w:bCs/>
+                <w:sz w:val="16"/>
+                <w:szCs w:val="16"/>
+                <w:lang w:val="ru-RU"/>
+              </w:rPr>
+              <w:t xml:space="preserve"> лет  </w:t>
+            </w:r>
+          </w:p>
+          <w:p>
+            <w:pPr>
+              <w:pStyle w:val="name"/>
+              <w:spacing w:before="0" w:beforeAutospacing="0" w:after="0" w:afterAutospacing="0"/>
+              <w:ind w:right="75"/>
+              <w:rPr>
+                <w:rFonts w:ascii="Arial" w:hAnsi="Arial" w:cs="Arial"/>
+                <w:sz w:val="16"/>
+                <w:szCs w:val="16"/>
+                <w:lang w:val="ru-RU"/>
+              </w:rPr>
+            </w:pPr>
+            <w:r>
+              <w:rPr>
+                <w:rFonts w:ascii="Arial" w:hAnsi="Arial" w:cs="Arial"/>
+                <w:sz w:val="16"/>
+                <w:szCs w:val="16"/>
+                <w:lang w:val="ru-RU"/>
+              </w:rPr>
+              <w:t xml:space="preserve">Родилась в 1892 г., </w:t>
+            </w:r>
+            <w:r>
+              <w:rPr>
+                <w:rFonts w:ascii="Arial" w:eastAsia="NSimSun" w:hAnsi="Arial" w:cs="Arial"/>
+                <w:kern w:val="2"/>
+                <w:sz w:val="16"/>
+                <w:szCs w:val="16"/>
+                <w:lang w:val="ru-RU" w:eastAsia="zh-CN" w:bidi="hi-IN"/>
+              </w:rPr>
+              <w:t>г. Каменец-Подольский</w:t>
+            </w:r>
+            <w:r>
+              <w:rPr>
+                <w:rFonts w:ascii="Arial" w:eastAsia="NSimSun" w:hAnsi="Arial" w:cs="Arial"/>
+                <w:kern w:val="2"/>
+                <w:sz w:val="16"/>
+                <w:szCs w:val="16"/>
+                <w:lang w:val="ru-RU" w:eastAsia="zh-CN" w:bidi="hi-IN"/>
+              </w:rPr>
+              <w:t xml:space="preserve"> </w:t>
+            </w:r>
+            <w:r>
+              <w:rPr>
+                <w:rFonts w:ascii="Arial" w:eastAsia="NSimSun" w:hAnsi="Arial" w:cs="Arial"/>
+                <w:kern w:val="2"/>
+                <w:sz w:val="16"/>
+                <w:szCs w:val="16"/>
+                <w:lang w:val="ru-RU" w:eastAsia="zh-CN" w:bidi="hi-IN"/>
+              </w:rPr>
+              <w:t>Хмельницкая обл.</w:t>
+            </w:r>
+            <w:r>
+              <w:rPr>
+                <w:rFonts w:ascii="Arial" w:hAnsi="Arial" w:cs="Arial"/>
+                <w:sz w:val="16"/>
+                <w:szCs w:val="16"/>
+                <w:lang w:val="ru-RU"/>
+              </w:rPr>
+              <w:t>, украинка, образование среднее, секретарь-машинистка</w:t>
+            </w:r>
+            <w:r>
+              <w:rPr>
+                <w:rFonts w:ascii="Arial" w:hAnsi="Arial" w:cs="Arial"/>
+                <w:sz w:val="16"/>
+                <w:szCs w:val="16"/>
+                <w:lang w:val="ru-RU"/>
+              </w:rPr>
+              <w:t>.</w:t>
+            </w:r>
+            <w:r>
+              <w:rPr>
+                <w:rFonts w:ascii="Arial" w:hAnsi="Arial" w:cs="Arial"/>
+                <w:sz w:val="16"/>
+                <w:szCs w:val="16"/>
+                <w:lang w:val="ru-RU"/>
+              </w:rPr>
+              <w:t xml:space="preserve"> </w:t>
+            </w:r>
+            <w:r>
+              <w:rPr>
+                <w:rFonts w:ascii="Arial" w:eastAsia="NSimSun" w:hAnsi="Arial" w:cs="Arial"/>
+                <w:kern w:val="2"/>
+                <w:sz w:val="16"/>
+                <w:szCs w:val="16"/>
+                <w:lang w:val="ru-RU" w:eastAsia="zh-CN" w:bidi="hi-IN"/>
+              </w:rPr>
+              <w:t>Арестован</w:t>
+            </w:r>
+            <w:r>
+              <w:rPr>
+                <w:rFonts w:ascii="Arial" w:eastAsia="NSimSun" w:hAnsi="Arial" w:cs="Arial"/>
+                <w:kern w:val="2"/>
+                <w:sz w:val="16"/>
+                <w:szCs w:val="16"/>
+                <w:lang w:val="ru-RU" w:eastAsia="zh-CN" w:bidi="hi-IN"/>
+              </w:rPr>
+              <w:t>а</w:t>
+            </w:r>
+            <w:r>
+              <w:rPr>
+                <w:rFonts w:ascii="Arial" w:eastAsia="NSimSun" w:hAnsi="Arial" w:cs="Arial"/>
+                <w:kern w:val="2"/>
+                <w:sz w:val="16"/>
+                <w:szCs w:val="16"/>
+                <w:lang w:val="ru-RU" w:eastAsia="zh-CN" w:bidi="hi-IN"/>
+              </w:rPr>
+              <w:t xml:space="preserve"> 09.08.38. Обвинение: шпионаж.</w:t>
+            </w:r>
+            <w:r>
+              <w:rPr>
+                <w:rFonts w:ascii="Arial" w:hAnsi="Arial" w:cs="Arial"/>
+                <w:sz w:val="16"/>
+                <w:szCs w:val="16"/>
+                <w:lang w:val="ru-RU"/>
+              </w:rPr>
+              <w:t xml:space="preserve"> </w:t>
+            </w:r>
+            <w:r>
+              <w:rPr>
+                <w:rFonts w:ascii="Arial" w:hAnsi="Arial" w:cs="Arial"/>
+                <w:sz w:val="16"/>
+                <w:szCs w:val="16"/>
+                <w:lang w:val="ru-RU" w:bidi="hi-IN"/>
+              </w:rPr>
+              <w:t>В</w:t>
+            </w:r>
+            <w:r>
+              <w:rPr>
+                <w:rFonts w:ascii="Arial" w:hAnsi="Arial" w:cs="Arial"/>
+                <w:sz w:val="16"/>
+                <w:szCs w:val="16"/>
+                <w:lang w:val="ru-RU"/>
+              </w:rPr>
+              <w:t>Т</w:t>
+            </w:r>
+            <w:r>
+              <w:rPr>
+                <w:rFonts w:ascii="Arial" w:hAnsi="Arial" w:cs="Arial"/>
+                <w:sz w:val="16"/>
+                <w:szCs w:val="16"/>
+                <w:lang w:val="ru-RU" w:bidi="hi-IN"/>
+              </w:rPr>
+              <w:t xml:space="preserve"> Киевского Особого ВО 22.10.38 </w:t>
+            </w:r>
+            <w:r>
+              <w:rPr>
+                <w:rFonts w:ascii="Arial" w:hAnsi="Arial" w:cs="Arial"/>
+                <w:sz w:val="16"/>
+                <w:szCs w:val="16"/>
+                <w:lang w:val="ru-RU" w:bidi="hi-IN"/>
+              </w:rPr>
+              <w:t xml:space="preserve">приговорена </w:t>
+            </w:r>
+            <w:r>
+              <w:rPr>
+                <w:rFonts w:ascii="Arial" w:hAnsi="Arial" w:cs="Arial"/>
+                <w:sz w:val="16"/>
+                <w:szCs w:val="16"/>
+                <w:lang w:val="ru-RU" w:bidi="hi-IN"/>
+              </w:rPr>
+              <w:t>к расстрелу.</w:t>
+            </w:r>
+            <w:r>
+              <w:rPr>
+                <w:rFonts w:ascii="Arial" w:hAnsi="Arial" w:cs="Arial"/>
+                <w:sz w:val="16"/>
+                <w:szCs w:val="16"/>
+                <w:lang w:val="ru-RU"/>
+              </w:rPr>
+              <w:t xml:space="preserve"> Расстреляна 23.01.39 г., </w:t>
+            </w:r>
+            <w:r>
+              <w:rPr>
+                <w:rFonts w:ascii="Arial" w:eastAsia="NSimSun" w:hAnsi="Arial" w:cs="Arial"/>
+                <w:kern w:val="2"/>
+                <w:sz w:val="16"/>
+                <w:szCs w:val="16"/>
+                <w:lang w:val="ru-RU" w:eastAsia="zh-CN" w:bidi="hi-IN"/>
+              </w:rPr>
+              <w:t>Реабилитирована прокуратурой Хмельницкой обл. 30.01.97</w:t>
+            </w:r>
+            <w:r>
+              <w:rPr>
+                <w:rFonts w:ascii="Arial" w:hAnsi="Arial" w:cs="Arial"/>
+                <w:sz w:val="16"/>
+                <w:szCs w:val="16"/>
+                <w:lang w:val="ru-RU"/>
+              </w:rPr>
+              <w:t xml:space="preserve"> г. Госархив УСБУ Дело: П-29740. Информация внесена в банк </w:t>
+            </w:r>
+            <w:r>
+              <w:rPr>
+                <w:rFonts w:ascii="Arial" w:hAnsi="Arial" w:cs="Arial"/>
+                <w:sz w:val="16"/>
+                <w:szCs w:val="16"/>
+                <w:lang w:val="ru-RU"/>
+              </w:rPr>
+              <w:t>репрессированных Украины</w:t>
+            </w:r>
+            <w:r>
+              <w:rPr>
+                <w:rFonts w:ascii="Arial" w:hAnsi="Arial" w:cs="Arial"/>
+                <w:sz w:val="16"/>
+                <w:szCs w:val="16"/>
+                <w:lang w:val="ru-RU"/>
+              </w:rPr>
+              <w:t>:</w:t>
+            </w:r>
+            <w:r>
+              <w:rPr>
+                <w:rFonts w:ascii="Arial" w:hAnsi="Arial" w:cs="Arial"/>
+                <w:sz w:val="16"/>
+                <w:szCs w:val="16"/>
+                <w:lang w:val="ru-RU"/>
+              </w:rPr>
+              <w:t xml:space="preserve"> </w:t>
+            </w:r>
+            <w:r>
+              <w:rPr>
+                <w:rFonts w:ascii="Arial" w:hAnsi="Arial" w:cs="Arial"/>
+                <w:sz w:val="16"/>
+                <w:szCs w:val="16"/>
+                <w:lang w:val="ru-RU"/>
+              </w:rPr>
+              <w:t>11-10-2013</w:t>
+            </w:r>
+          </w:p>
+          <w:p>
+            <w:pPr>
+              <w:pStyle w:val="BodyText"/>
+              <w:spacing w:after="0" w:line="240" w:lineRule="auto"/>
+              <w:rPr>
+                <w:rFonts w:ascii="Arial" w:hAnsi="Arial" w:cs="Arial"/>
+                <w:b/>
+                <w:bCs/>
+                <w:sz w:val="16"/>
+                <w:szCs w:val="16"/>
+                <w:lang w:val="ru-RU"/>
+              </w:rPr>
+            </w:pPr>
+            <w:r>
+              <w:rPr>
+                <w:rFonts w:ascii="Arial" w:hAnsi="Arial" w:cs="Arial"/>
+                <w:b/>
+                <w:bCs/>
+                <w:sz w:val="16"/>
+                <w:szCs w:val="16"/>
+                <w:lang w:val="ru-RU"/>
+              </w:rPr>
+              <w:t xml:space="preserve">Источник: </w:t>
+            </w:r>
+            <w:r>
+              <w:rPr>
+                <w:rFonts w:ascii="Arial" w:hAnsi="Arial" w:cs="Arial"/>
+                <w:b/>
+                <w:bCs/>
+                <w:sz w:val="16"/>
+                <w:szCs w:val="16"/>
+                <w:lang w:val="ru-RU"/>
+              </w:rPr>
+              <w:t xml:space="preserve">Украинский Национальный банк репрессированных;  </w:t>
             </w:r>
             <w:hyperlink r:id="rId7" w:history="1">
               <w:r>
@@ -1564,274 +2020,70 @@
           <w:p>
             <w:pPr>
               <w:pStyle w:val="BodyText"/>
-              <w:spacing w:after="0" w:line="240" w:lineRule="auto"/>
-              <w:rPr>
-                <w:rFonts w:ascii="Arial" w:hAnsi="Arial" w:cs="Arial"/>
-                <w:b/>
-                <w:bCs/>
+              <w:pBdr>
+                <w:top w:val="none" w:sz="0" w:space="0" w:color="000000"/>
+                <w:left w:val="none" w:sz="0" w:space="0" w:color="000000"/>
+                <w:bottom w:val="none" w:sz="0" w:space="0" w:color="000000"/>
+                <w:right w:val="none" w:sz="0" w:space="0" w:color="000000"/>
+              </w:pBdr>
+              <w:snapToGrid w:val="0"/>
+              <w:spacing w:after="0"/>
+              <w:rPr>
+                <w:rFonts w:ascii="Arial" w:hAnsi="Arial" w:cs="Arial"/>
                 <w:sz w:val="16"/>
                 <w:szCs w:val="16"/>
                 <w:lang w:val="ru-RU"/>
               </w:rPr>
             </w:pPr>
-            <w:r>
-              <w:rPr>
-                <w:rFonts w:ascii="Arial" w:hAnsi="Arial" w:cs="Arial"/>
-                <w:b/>
-                <w:bCs/>
-                <w:sz w:val="16"/>
-                <w:szCs w:val="16"/>
-                <w:lang w:val="ru-RU"/>
-              </w:rPr>
-              <w:t>Богдан</w:t>
-            </w:r>
-            <w:r>
-              <w:rPr>
-                <w:rFonts w:ascii="Arial" w:hAnsi="Arial" w:cs="Arial"/>
-                <w:b/>
-                <w:bCs/>
-                <w:sz w:val="16"/>
-                <w:szCs w:val="16"/>
-                <w:lang w:val="ru-RU"/>
-              </w:rPr>
-              <w:t xml:space="preserve">ович Нина Валентиновна  47 лет  </w:t>
-            </w:r>
-          </w:p>
-          <w:p>
-            <w:pPr>
-              <w:pStyle w:val="name"/>
-              <w:spacing w:before="0" w:beforeAutospacing="0" w:after="0" w:afterAutospacing="0"/>
-              <w:ind w:right="75"/>
-              <w:rPr>
-                <w:rFonts w:ascii="Arial" w:hAnsi="Arial" w:cs="Arial"/>
-                <w:sz w:val="16"/>
-                <w:szCs w:val="16"/>
-                <w:lang w:val="ru-RU"/>
-              </w:rPr>
-            </w:pPr>
-            <w:r>
-              <w:rPr>
-                <w:rFonts w:ascii="Arial" w:hAnsi="Arial" w:cs="Arial"/>
-                <w:sz w:val="16"/>
-                <w:szCs w:val="16"/>
-                <w:lang w:val="ru-RU"/>
-              </w:rPr>
-              <w:t xml:space="preserve">Родилась в 1892 г., </w:t>
-            </w:r>
-            <w:r>
-              <w:rPr>
-                <w:rFonts w:ascii="Arial" w:eastAsia="NSimSun" w:hAnsi="Arial" w:cs="Arial"/>
-                <w:kern w:val="2"/>
-                <w:sz w:val="16"/>
-                <w:szCs w:val="16"/>
-                <w:lang w:val="ru-RU" w:eastAsia="zh-CN" w:bidi="hi-IN"/>
-              </w:rPr>
-              <w:t>г. Каменец-Подольский</w:t>
-            </w:r>
-            <w:r>
-              <w:rPr>
-                <w:rFonts w:ascii="Arial" w:eastAsia="NSimSun" w:hAnsi="Arial" w:cs="Arial"/>
-                <w:kern w:val="2"/>
-                <w:sz w:val="16"/>
-                <w:szCs w:val="16"/>
-                <w:lang w:val="ru-RU" w:eastAsia="zh-CN" w:bidi="hi-IN"/>
-              </w:rPr>
-              <w:t xml:space="preserve"> </w:t>
-            </w:r>
-            <w:r>
-              <w:rPr>
-                <w:rFonts w:ascii="Arial" w:eastAsia="NSimSun" w:hAnsi="Arial" w:cs="Arial"/>
-                <w:kern w:val="2"/>
-                <w:sz w:val="16"/>
-                <w:szCs w:val="16"/>
-                <w:lang w:val="ru-RU" w:eastAsia="zh-CN" w:bidi="hi-IN"/>
-              </w:rPr>
-              <w:t>Хмельницкая обл.</w:t>
-            </w:r>
-            <w:r>
-              <w:rPr>
-                <w:rFonts w:ascii="Arial" w:hAnsi="Arial" w:cs="Arial"/>
-                <w:sz w:val="16"/>
-                <w:szCs w:val="16"/>
-                <w:lang w:val="ru-RU"/>
-              </w:rPr>
-              <w:t>, украинка, образование среднее, секретарь-машинистка</w:t>
-            </w:r>
-            <w:r>
-              <w:rPr>
-                <w:rFonts w:ascii="Arial" w:hAnsi="Arial" w:cs="Arial"/>
-                <w:sz w:val="16"/>
-                <w:szCs w:val="16"/>
-                <w:lang w:val="ru-RU"/>
-              </w:rPr>
-              <w:t>.</w:t>
-            </w:r>
-            <w:r>
-              <w:rPr>
-                <w:rFonts w:ascii="Arial" w:hAnsi="Arial" w:cs="Arial"/>
-                <w:sz w:val="16"/>
-                <w:szCs w:val="16"/>
-                <w:lang w:val="ru-RU"/>
-              </w:rPr>
-              <w:t xml:space="preserve"> </w:t>
-            </w:r>
-            <w:r>
-              <w:rPr>
-                <w:rFonts w:ascii="Arial" w:eastAsia="NSimSun" w:hAnsi="Arial" w:cs="Arial"/>
-                <w:kern w:val="2"/>
-                <w:sz w:val="16"/>
-                <w:szCs w:val="16"/>
-                <w:lang w:val="ru-RU" w:eastAsia="zh-CN" w:bidi="hi-IN"/>
-              </w:rPr>
-              <w:t>Арестован</w:t>
-            </w:r>
-            <w:r>
-              <w:rPr>
-                <w:rFonts w:ascii="Arial" w:eastAsia="NSimSun" w:hAnsi="Arial" w:cs="Arial"/>
-                <w:kern w:val="2"/>
-                <w:sz w:val="16"/>
-                <w:szCs w:val="16"/>
-                <w:lang w:val="ru-RU" w:eastAsia="zh-CN" w:bidi="hi-IN"/>
-              </w:rPr>
-              <w:t>а</w:t>
-            </w:r>
-            <w:r>
-              <w:rPr>
-                <w:rFonts w:ascii="Arial" w:eastAsia="NSimSun" w:hAnsi="Arial" w:cs="Arial"/>
-                <w:kern w:val="2"/>
-                <w:sz w:val="16"/>
-                <w:szCs w:val="16"/>
-                <w:lang w:val="ru-RU" w:eastAsia="zh-CN" w:bidi="hi-IN"/>
-              </w:rPr>
-              <w:t xml:space="preserve"> 09.08.38. Обвинение: шпионаж.</w:t>
-            </w:r>
-            <w:r>
-              <w:rPr>
-                <w:rFonts w:ascii="Arial" w:hAnsi="Arial" w:cs="Arial"/>
-                <w:sz w:val="16"/>
-                <w:szCs w:val="16"/>
-                <w:lang w:val="ru-RU"/>
-              </w:rPr>
-              <w:t xml:space="preserve"> </w:t>
-            </w:r>
-            <w:r>
-              <w:rPr>
-                <w:rFonts w:ascii="Arial" w:hAnsi="Arial" w:cs="Arial"/>
-                <w:sz w:val="16"/>
-                <w:szCs w:val="16"/>
-                <w:lang w:val="ru-RU" w:bidi="hi-IN"/>
-              </w:rPr>
-              <w:t>В</w:t>
-            </w:r>
-            <w:r>
-              <w:rPr>
-                <w:rFonts w:ascii="Arial" w:hAnsi="Arial" w:cs="Arial"/>
-                <w:sz w:val="16"/>
-                <w:szCs w:val="16"/>
-                <w:lang w:val="ru-RU"/>
-              </w:rPr>
-              <w:t>Т</w:t>
-            </w:r>
-            <w:r>
-              <w:rPr>
-                <w:rFonts w:ascii="Arial" w:hAnsi="Arial" w:cs="Arial"/>
-                <w:sz w:val="16"/>
-                <w:szCs w:val="16"/>
-                <w:lang w:val="ru-RU" w:bidi="hi-IN"/>
-              </w:rPr>
-              <w:t xml:space="preserve"> Киевского Особого ВО 22.10.38 </w:t>
-            </w:r>
-            <w:r>
-              <w:rPr>
-                <w:rFonts w:ascii="Arial" w:hAnsi="Arial" w:cs="Arial"/>
-                <w:sz w:val="16"/>
-                <w:szCs w:val="16"/>
-                <w:lang w:val="ru-RU" w:bidi="hi-IN"/>
-              </w:rPr>
-              <w:t xml:space="preserve">приговорена </w:t>
-            </w:r>
-            <w:r>
-              <w:rPr>
-                <w:rFonts w:ascii="Arial" w:hAnsi="Arial" w:cs="Arial"/>
-                <w:sz w:val="16"/>
-                <w:szCs w:val="16"/>
-                <w:lang w:val="ru-RU" w:bidi="hi-IN"/>
-              </w:rPr>
-              <w:t>к расстрелу.</w:t>
-            </w:r>
-            <w:r>
-              <w:rPr>
-                <w:rFonts w:ascii="Arial" w:hAnsi="Arial" w:cs="Arial"/>
-                <w:sz w:val="16"/>
-                <w:szCs w:val="16"/>
-                <w:lang w:val="ru-RU"/>
-              </w:rPr>
-              <w:t xml:space="preserve"> Расстреляна 23.01.39 г., </w:t>
-            </w:r>
-            <w:r>
-              <w:rPr>
-                <w:rFonts w:ascii="Arial" w:eastAsia="NSimSun" w:hAnsi="Arial" w:cs="Arial"/>
-                <w:kern w:val="2"/>
-                <w:sz w:val="16"/>
-                <w:szCs w:val="16"/>
-                <w:lang w:val="ru-RU" w:eastAsia="zh-CN" w:bidi="hi-IN"/>
-              </w:rPr>
-              <w:t>Реабилитирована прокуратурой Хмельницкой обл. 30.01.97</w:t>
-            </w:r>
-            <w:r>
-              <w:rPr>
-                <w:rFonts w:ascii="Arial" w:hAnsi="Arial" w:cs="Arial"/>
-                <w:sz w:val="16"/>
-                <w:szCs w:val="16"/>
-                <w:lang w:val="ru-RU"/>
-              </w:rPr>
-              <w:t xml:space="preserve"> г. Госархив УСБУ Дело: П-29740. Информация внесена в банк </w:t>
-            </w:r>
-            <w:r>
-              <w:rPr>
-                <w:rFonts w:ascii="Arial" w:hAnsi="Arial" w:cs="Arial"/>
-                <w:sz w:val="16"/>
-                <w:szCs w:val="16"/>
-                <w:lang w:val="ru-RU"/>
-              </w:rPr>
-              <w:t>репрессированных Украины</w:t>
-            </w:r>
-            <w:r>
-              <w:rPr>
-                <w:rFonts w:ascii="Arial" w:hAnsi="Arial" w:cs="Arial"/>
-                <w:sz w:val="16"/>
-                <w:szCs w:val="16"/>
-                <w:lang w:val="ru-RU"/>
-              </w:rPr>
-              <w:t>:</w:t>
-            </w:r>
-            <w:r>
-              <w:rPr>
-                <w:rFonts w:ascii="Arial" w:hAnsi="Arial" w:cs="Arial"/>
-                <w:sz w:val="16"/>
-                <w:szCs w:val="16"/>
-                <w:lang w:val="ru-RU"/>
-              </w:rPr>
-              <w:t xml:space="preserve"> </w:t>
-            </w:r>
-            <w:r>
-              <w:rPr>
-                <w:rFonts w:ascii="Arial" w:hAnsi="Arial" w:cs="Arial"/>
-                <w:sz w:val="16"/>
-                <w:szCs w:val="16"/>
-                <w:lang w:val="ru-RU"/>
-              </w:rPr>
-              <w:t>11-10-2013</w:t>
+            <w:bookmarkStart w:id="0" w:name="_Hlk195434276"/>
+            <w:r>
+              <w:rPr>
+                <w:rFonts w:ascii="Arial" w:hAnsi="Arial" w:cs="Arial"/>
+                <w:b/>
+                <w:bCs/>
+                <w:sz w:val="16"/>
+                <w:szCs w:val="16"/>
+                <w:lang w:val="ru-RU"/>
+              </w:rPr>
+              <w:t xml:space="preserve">Богуцкая-Блюхер Лидия </w:t>
+            </w:r>
+            <w:proofErr w:type="gramStart"/>
+            <w:r>
+              <w:rPr>
+                <w:rFonts w:ascii="Arial" w:hAnsi="Arial" w:cs="Arial"/>
+                <w:b/>
+                <w:bCs/>
+                <w:sz w:val="16"/>
+                <w:szCs w:val="16"/>
+                <w:lang w:val="ru-RU"/>
+              </w:rPr>
+              <w:t>Фоминична  34</w:t>
+            </w:r>
+            <w:proofErr w:type="gramEnd"/>
+            <w:r>
+              <w:rPr>
+                <w:rFonts w:ascii="Arial" w:hAnsi="Arial" w:cs="Arial"/>
+                <w:b/>
+                <w:bCs/>
+                <w:sz w:val="16"/>
+                <w:szCs w:val="16"/>
+                <w:lang w:val="ru-RU"/>
+              </w:rPr>
+              <w:t xml:space="preserve"> года  </w:t>
             </w:r>
           </w:p>
           <w:p>
             <w:pPr>
               <w:pStyle w:val="BodyText"/>
-              <w:spacing w:after="0" w:line="240" w:lineRule="auto"/>
-              <w:rPr>
-                <w:rFonts w:ascii="Arial" w:hAnsi="Arial" w:cs="Arial"/>
-                <w:b/>
-                <w:bCs/>
+              <w:pBdr>
+                <w:top w:val="none" w:sz="0" w:space="0" w:color="000000"/>
+                <w:left w:val="none" w:sz="0" w:space="0" w:color="000000"/>
+                <w:bottom w:val="none" w:sz="0" w:space="0" w:color="000000"/>
+                <w:right w:val="none" w:sz="0" w:space="0" w:color="000000"/>
+              </w:pBdr>
+              <w:spacing w:after="0"/>
+              <w:rPr>
+                <w:rFonts w:ascii="Arial" w:hAnsi="Arial" w:cs="Arial"/>
                 <w:sz w:val="16"/>
                 <w:szCs w:val="16"/>
                 <w:lang w:val="ru-RU"/>
@@ -1840,24 +2092,653 @@
             <w:r>
               <w:rPr>
                 <w:rFonts w:ascii="Arial" w:hAnsi="Arial" w:cs="Arial"/>
-                <w:b/>
-                <w:bCs/>
-                <w:sz w:val="16"/>
-                <w:szCs w:val="16"/>
-                <w:lang w:val="ru-RU"/>
-              </w:rPr>
-              <w:t xml:space="preserve">Источник: </w:t>
-            </w:r>
-            <w:r>
-              <w:rPr>
-                <w:rFonts w:ascii="Arial" w:hAnsi="Arial" w:cs="Arial"/>
-                <w:b/>
-                <w:bCs/>
-                <w:sz w:val="16"/>
-                <w:szCs w:val="16"/>
-                <w:lang w:val="ru-RU"/>
-              </w:rPr>
-              <w:t xml:space="preserve">Украинский Национальный банк репрессированных;  </w:t>
+                <w:sz w:val="16"/>
+                <w:szCs w:val="16"/>
+                <w:lang w:val="ru-RU"/>
+              </w:rPr>
+              <w:t>Родилась</w:t>
+            </w:r>
+            <w:r>
+              <w:rPr>
+                <w:rFonts w:ascii="Arial" w:hAnsi="Arial" w:cs="Arial"/>
+                <w:sz w:val="16"/>
+                <w:szCs w:val="16"/>
+              </w:rPr>
+              <w:t> </w:t>
+            </w:r>
+            <w:r>
+              <w:rPr>
+                <w:rFonts w:ascii="Arial" w:hAnsi="Arial" w:cs="Arial"/>
+                <w:sz w:val="16"/>
+                <w:szCs w:val="16"/>
+                <w:lang w:val="ru-RU"/>
+              </w:rPr>
+              <w:t>в 1905 г., Сергиевском Посаде; русская; образование среднее; б/п; монтажница на киностудии "Мосфильм</w:t>
+            </w:r>
+            <w:proofErr w:type="gramStart"/>
+            <w:r>
+              <w:rPr>
+                <w:rFonts w:ascii="Arial" w:hAnsi="Arial" w:cs="Arial"/>
+                <w:sz w:val="16"/>
+                <w:szCs w:val="16"/>
+                <w:lang w:val="ru-RU"/>
+              </w:rPr>
+              <w:t>"..</w:t>
+            </w:r>
+            <w:proofErr w:type="gramEnd"/>
+            <w:r>
+              <w:rPr>
+                <w:rFonts w:ascii="Arial" w:hAnsi="Arial" w:cs="Arial"/>
+                <w:sz w:val="16"/>
+                <w:szCs w:val="16"/>
+                <w:lang w:val="ru-RU"/>
+              </w:rPr>
+              <w:t xml:space="preserve"> </w:t>
+            </w:r>
+            <w:proofErr w:type="spellStart"/>
+            <w:r>
+              <w:rPr>
+                <w:rFonts w:ascii="Arial" w:hAnsi="Arial" w:cs="Arial"/>
+                <w:sz w:val="16"/>
+                <w:szCs w:val="16"/>
+                <w:lang w:val="ru-RU"/>
+              </w:rPr>
+              <w:t>Прож</w:t>
+            </w:r>
+            <w:proofErr w:type="spellEnd"/>
+            <w:r>
+              <w:rPr>
+                <w:rFonts w:ascii="Arial" w:hAnsi="Arial" w:cs="Arial"/>
+                <w:sz w:val="16"/>
+                <w:szCs w:val="16"/>
+                <w:lang w:val="ru-RU"/>
+              </w:rPr>
+              <w:t xml:space="preserve">.: г. Москва, </w:t>
+            </w:r>
+            <w:proofErr w:type="spellStart"/>
+            <w:r>
+              <w:rPr>
+                <w:rFonts w:ascii="Arial" w:hAnsi="Arial" w:cs="Arial"/>
+                <w:sz w:val="16"/>
+                <w:szCs w:val="16"/>
+                <w:lang w:val="ru-RU"/>
+              </w:rPr>
+              <w:t>ул.Большая</w:t>
+            </w:r>
+            <w:proofErr w:type="spellEnd"/>
+            <w:r>
+              <w:rPr>
+                <w:rFonts w:ascii="Arial" w:hAnsi="Arial" w:cs="Arial"/>
+                <w:sz w:val="16"/>
+                <w:szCs w:val="16"/>
+                <w:lang w:val="ru-RU"/>
+              </w:rPr>
+              <w:t xml:space="preserve"> Спасская, д.41, кв.</w:t>
+            </w:r>
+            <w:proofErr w:type="gramStart"/>
+            <w:r>
+              <w:rPr>
+                <w:rFonts w:ascii="Arial" w:hAnsi="Arial" w:cs="Arial"/>
+                <w:sz w:val="16"/>
+                <w:szCs w:val="16"/>
+                <w:lang w:val="ru-RU"/>
+              </w:rPr>
+              <w:t>25..</w:t>
+            </w:r>
+            <w:proofErr w:type="gramEnd"/>
+            <w:r>
+              <w:rPr>
+                <w:rFonts w:ascii="Arial" w:hAnsi="Arial" w:cs="Arial"/>
+                <w:sz w:val="16"/>
+                <w:szCs w:val="16"/>
+                <w:lang w:val="ru-RU"/>
+              </w:rPr>
+              <w:t xml:space="preserve">  Арестована 22 октября 1938 г.   Приговорена: ВКВС СССР 14 марта 1939 г., </w:t>
+            </w:r>
+            <w:proofErr w:type="spellStart"/>
+            <w:r>
+              <w:rPr>
+                <w:rFonts w:ascii="Arial" w:hAnsi="Arial" w:cs="Arial"/>
+                <w:sz w:val="16"/>
+                <w:szCs w:val="16"/>
+                <w:lang w:val="ru-RU"/>
+              </w:rPr>
+              <w:t>обв</w:t>
+            </w:r>
+            <w:proofErr w:type="spellEnd"/>
+            <w:r>
+              <w:rPr>
+                <w:rFonts w:ascii="Arial" w:hAnsi="Arial" w:cs="Arial"/>
+                <w:sz w:val="16"/>
+                <w:szCs w:val="16"/>
+                <w:lang w:val="ru-RU"/>
+              </w:rPr>
+              <w:t>.:</w:t>
+            </w:r>
+            <w:r>
+              <w:rPr>
+                <w:rFonts w:ascii="Arial" w:hAnsi="Arial" w:cs="Arial"/>
+                <w:sz w:val="16"/>
+                <w:szCs w:val="16"/>
+              </w:rPr>
+              <w:t> </w:t>
+            </w:r>
+            <w:r>
+              <w:rPr>
+                <w:rFonts w:ascii="Arial" w:hAnsi="Arial" w:cs="Arial"/>
+                <w:sz w:val="16"/>
+                <w:szCs w:val="16"/>
+                <w:lang w:val="ru-RU"/>
+              </w:rPr>
+              <w:t xml:space="preserve">участии в к.-р. </w:t>
+            </w:r>
+            <w:proofErr w:type="gramStart"/>
+            <w:r>
+              <w:rPr>
+                <w:rFonts w:ascii="Arial" w:hAnsi="Arial" w:cs="Arial"/>
+                <w:sz w:val="16"/>
+                <w:szCs w:val="16"/>
+                <w:lang w:val="ru-RU"/>
+              </w:rPr>
+              <w:t>организации..</w:t>
+            </w:r>
+            <w:proofErr w:type="gramEnd"/>
+            <w:r>
+              <w:rPr>
+                <w:rFonts w:ascii="Arial" w:hAnsi="Arial" w:cs="Arial"/>
+                <w:sz w:val="16"/>
+                <w:szCs w:val="16"/>
+                <w:lang w:val="ru-RU"/>
+              </w:rPr>
+              <w:br/>
+              <w:t xml:space="preserve">Расстреляна 15 марта 1939 г. Место </w:t>
+            </w:r>
+            <w:proofErr w:type="gramStart"/>
+            <w:r>
+              <w:rPr>
+                <w:rFonts w:ascii="Arial" w:hAnsi="Arial" w:cs="Arial"/>
+                <w:sz w:val="16"/>
+                <w:szCs w:val="16"/>
+                <w:lang w:val="ru-RU"/>
+              </w:rPr>
+              <w:t>захоронения</w:t>
+            </w:r>
+            <w:r>
+              <w:rPr>
+                <w:rFonts w:ascii="Arial" w:hAnsi="Arial" w:cs="Arial"/>
+                <w:sz w:val="16"/>
+                <w:szCs w:val="16"/>
+              </w:rPr>
+              <w:t> </w:t>
+            </w:r>
+            <w:r>
+              <w:rPr>
+                <w:rFonts w:ascii="Arial" w:hAnsi="Arial" w:cs="Arial"/>
+                <w:sz w:val="16"/>
+                <w:szCs w:val="16"/>
+                <w:lang w:val="ru-RU"/>
+              </w:rPr>
+              <w:t xml:space="preserve"> -</w:t>
+            </w:r>
+            <w:proofErr w:type="gramEnd"/>
+            <w:r>
+              <w:rPr>
+                <w:rFonts w:ascii="Arial" w:hAnsi="Arial" w:cs="Arial"/>
+                <w:sz w:val="16"/>
+                <w:szCs w:val="16"/>
+                <w:lang w:val="ru-RU"/>
+              </w:rPr>
+              <w:t xml:space="preserve"> Москва, Донское кладбище. Реабилитирована 9 мая 1956 г. ВКВС СССР</w:t>
+            </w:r>
+            <w:r>
+              <w:rPr>
+                <w:rFonts w:ascii="Arial" w:hAnsi="Arial" w:cs="Arial"/>
+                <w:sz w:val="16"/>
+                <w:szCs w:val="16"/>
+                <w:lang w:val="ru-RU"/>
+              </w:rPr>
+              <w:t>. (Ее муж Блюхер Павел Константинович</w:t>
+            </w:r>
+            <w:r>
+              <w:rPr>
+                <w:rFonts w:ascii="Arial" w:hAnsi="Arial" w:cs="Arial"/>
+                <w:sz w:val="16"/>
+                <w:szCs w:val="16"/>
+              </w:rPr>
+              <w:t> </w:t>
+            </w:r>
+            <w:r>
+              <w:rPr>
+                <w:rFonts w:ascii="Arial" w:hAnsi="Arial" w:cs="Arial"/>
+                <w:sz w:val="16"/>
+                <w:szCs w:val="16"/>
+                <w:lang w:val="ru-RU"/>
+              </w:rPr>
+              <w:t>1905</w:t>
+            </w:r>
+            <w:r>
+              <w:rPr>
+                <w:rFonts w:ascii="Arial" w:hAnsi="Arial" w:cs="Arial"/>
+                <w:sz w:val="16"/>
+                <w:szCs w:val="16"/>
+              </w:rPr>
+              <w:t> </w:t>
+            </w:r>
+            <w:proofErr w:type="spellStart"/>
+            <w:r>
+              <w:rPr>
+                <w:rFonts w:ascii="Arial" w:hAnsi="Arial" w:cs="Arial"/>
+                <w:sz w:val="16"/>
+                <w:szCs w:val="16"/>
+                <w:lang w:val="ru-RU"/>
+              </w:rPr>
+              <w:t>г.р</w:t>
+            </w:r>
+            <w:proofErr w:type="spellEnd"/>
+            <w:r>
+              <w:rPr>
+                <w:rFonts w:ascii="Arial" w:hAnsi="Arial" w:cs="Arial"/>
+                <w:sz w:val="16"/>
+                <w:szCs w:val="16"/>
+                <w:lang w:val="ru-RU"/>
+              </w:rPr>
+              <w:t>, расстрелян 26 февраля 1939</w:t>
+            </w:r>
+            <w:r>
+              <w:rPr>
+                <w:rFonts w:ascii="Arial" w:hAnsi="Arial" w:cs="Arial"/>
+                <w:sz w:val="16"/>
+                <w:szCs w:val="16"/>
+              </w:rPr>
+              <w:t> </w:t>
+            </w:r>
+            <w:r>
+              <w:rPr>
+                <w:rFonts w:ascii="Arial" w:hAnsi="Arial" w:cs="Arial"/>
+                <w:sz w:val="16"/>
+                <w:szCs w:val="16"/>
+                <w:lang w:val="ru-RU"/>
+              </w:rPr>
+              <w:t>г.</w:t>
+            </w:r>
+            <w:r>
+              <w:rPr>
+                <w:rFonts w:ascii="Arial" w:hAnsi="Arial" w:cs="Arial"/>
+                <w:sz w:val="16"/>
+                <w:szCs w:val="16"/>
+                <w:lang w:val="ru-RU"/>
+              </w:rPr>
+              <w:t>, захоронен там же</w:t>
+            </w:r>
+            <w:r>
+              <w:rPr>
+                <w:rFonts w:ascii="Arial" w:hAnsi="Arial" w:cs="Arial"/>
+                <w:sz w:val="16"/>
+                <w:szCs w:val="16"/>
+                <w:lang w:val="ru-RU"/>
+              </w:rPr>
+              <w:t>)</w:t>
+            </w:r>
+          </w:p>
+          <w:p>
+            <w:pPr>
+              <w:pStyle w:val="BodyText"/>
+              <w:pBdr>
+                <w:top w:val="none" w:sz="0" w:space="0" w:color="000000"/>
+                <w:left w:val="none" w:sz="0" w:space="0" w:color="000000"/>
+                <w:bottom w:val="none" w:sz="0" w:space="0" w:color="000000"/>
+                <w:right w:val="none" w:sz="0" w:space="0" w:color="000000"/>
+              </w:pBdr>
+              <w:snapToGrid w:val="0"/>
+              <w:spacing w:after="0"/>
+              <w:rPr>
+                <w:rFonts w:ascii="Arial" w:hAnsi="Arial" w:cs="Arial"/>
+                <w:b/>
+                <w:bCs/>
+                <w:sz w:val="16"/>
+                <w:szCs w:val="16"/>
+                <w:lang w:val="ru-RU"/>
+              </w:rPr>
+            </w:pPr>
+            <w:r>
+              <w:rPr>
+                <w:rFonts w:ascii="Arial" w:hAnsi="Arial" w:cs="Arial"/>
+                <w:i/>
+                <w:sz w:val="16"/>
+                <w:szCs w:val="16"/>
+                <w:lang w:val="ru-RU"/>
+              </w:rPr>
+              <w:t xml:space="preserve">Источник: Москва, расстрельные списки - Донской </w:t>
+            </w:r>
+            <w:proofErr w:type="gramStart"/>
+            <w:r>
+              <w:rPr>
+                <w:rFonts w:ascii="Arial" w:hAnsi="Arial" w:cs="Arial"/>
+                <w:i/>
+                <w:sz w:val="16"/>
+                <w:szCs w:val="16"/>
+                <w:lang w:val="ru-RU"/>
+              </w:rPr>
+              <w:t xml:space="preserve">крематорий;   </w:t>
+            </w:r>
+            <w:proofErr w:type="gramEnd"/>
+            <w:r>
+              <w:fldChar w:fldCharType="begin"/>
+            </w:r>
+            <w:r>
+              <w:instrText>HYPERLINK</w:instrText>
+            </w:r>
+            <w:r>
+              <w:rPr>
+                <w:lang w:val="ru-RU"/>
+              </w:rPr>
+              <w:instrText xml:space="preserve"> "</w:instrText>
+            </w:r>
+            <w:r>
+              <w:instrText>https</w:instrText>
+            </w:r>
+            <w:r>
+              <w:rPr>
+                <w:lang w:val="ru-RU"/>
+              </w:rPr>
+              <w:instrText>://</w:instrText>
+            </w:r>
+            <w:r>
+              <w:instrText>ru</w:instrText>
+            </w:r>
+            <w:r>
+              <w:rPr>
+                <w:lang w:val="ru-RU"/>
+              </w:rPr>
+              <w:instrText>.</w:instrText>
+            </w:r>
+            <w:r>
+              <w:instrText>openlist</w:instrText>
+            </w:r>
+            <w:r>
+              <w:rPr>
+                <w:lang w:val="ru-RU"/>
+              </w:rPr>
+              <w:instrText>.</w:instrText>
+            </w:r>
+            <w:r>
+              <w:instrText>wiki</w:instrText>
+            </w:r>
+            <w:r>
+              <w:rPr>
+                <w:lang w:val="ru-RU"/>
+              </w:rPr>
+              <w:instrText>/Богуцкая-Блюхер_Лидия_Фоминична_(1905)"</w:instrText>
+            </w:r>
+            <w:r>
+              <w:rPr>
+                <w:rFonts w:hint="eastAsia"/>
+              </w:rPr>
+              <w:fldChar w:fldCharType="separate"/>
+            </w:r>
+            <w:r>
+              <w:rPr>
+                <w:rStyle w:val="Hyperlink"/>
+                <w:rFonts w:ascii="Arial" w:hAnsi="Arial" w:cs="Arial"/>
+                <w:b/>
+                <w:bCs/>
+                <w:sz w:val="16"/>
+                <w:szCs w:val="16"/>
+                <w:lang w:val="ru-RU"/>
+              </w:rPr>
+              <w:t>Архивная ссылка</w:t>
+            </w:r>
+            <w:r>
+              <w:fldChar w:fldCharType="end"/>
+            </w:r>
+            <w:bookmarkEnd w:id="0"/>
+          </w:p>
+        </w:tc>
+      </w:tr>
+      <w:tr>
+        <w:tc>
+          <w:tcPr>
+            <w:tcW w:w="10980" w:type="dxa"/>
+            <w:shd w:val="clear" w:color="auto" w:fill="auto"/>
+            <w:vAlign w:val="center"/>
+          </w:tcPr>
+          <w:p>
+            <w:pPr>
+              <w:pStyle w:val="BodyText"/>
+              <w:pBdr>
+                <w:top w:val="none" w:sz="0" w:space="0" w:color="000000"/>
+                <w:left w:val="none" w:sz="0" w:space="0" w:color="000000"/>
+                <w:bottom w:val="none" w:sz="0" w:space="0" w:color="000000"/>
+                <w:right w:val="none" w:sz="0" w:space="0" w:color="000000"/>
+              </w:pBdr>
+              <w:tabs>
+                <w:tab w:val="left" w:pos="0"/>
+              </w:tabs>
+              <w:spacing w:after="0"/>
+              <w:rPr>
+                <w:rFonts w:ascii="Arial" w:hAnsi="Arial" w:cs="Arial"/>
+                <w:sz w:val="16"/>
+                <w:szCs w:val="16"/>
+                <w:lang w:val="ru-RU"/>
+              </w:rPr>
+            </w:pPr>
+            <w:r>
+              <w:rPr>
+                <w:rFonts w:ascii="Arial" w:hAnsi="Arial" w:cs="Arial"/>
+                <w:b/>
+                <w:sz w:val="16"/>
+                <w:szCs w:val="16"/>
+                <w:lang w:val="ru-RU"/>
+              </w:rPr>
+              <w:t xml:space="preserve">Бородина Мария </w:t>
+            </w:r>
+            <w:proofErr w:type="gramStart"/>
+            <w:r>
+              <w:rPr>
+                <w:rFonts w:ascii="Arial" w:hAnsi="Arial" w:cs="Arial"/>
+                <w:b/>
+                <w:sz w:val="16"/>
+                <w:szCs w:val="16"/>
+                <w:lang w:val="ru-RU"/>
+              </w:rPr>
+              <w:t>Павловна  52</w:t>
+            </w:r>
+            <w:proofErr w:type="gramEnd"/>
+            <w:r>
+              <w:rPr>
+                <w:rFonts w:ascii="Arial" w:hAnsi="Arial" w:cs="Arial"/>
+                <w:b/>
+                <w:sz w:val="16"/>
+                <w:szCs w:val="16"/>
+                <w:lang w:val="ru-RU"/>
+              </w:rPr>
+              <w:t xml:space="preserve"> года  </w:t>
+            </w:r>
+          </w:p>
+          <w:p>
+            <w:pPr>
+              <w:pStyle w:val="BodyText"/>
+              <w:pBdr>
+                <w:top w:val="none" w:sz="0" w:space="0" w:color="000000"/>
+                <w:left w:val="none" w:sz="0" w:space="0" w:color="000000"/>
+                <w:bottom w:val="none" w:sz="0" w:space="0" w:color="000000"/>
+                <w:right w:val="none" w:sz="0" w:space="0" w:color="000000"/>
+              </w:pBdr>
+              <w:spacing w:after="0"/>
+              <w:rPr>
+                <w:rFonts w:ascii="Arial" w:hAnsi="Arial" w:cs="Arial"/>
+                <w:sz w:val="16"/>
+                <w:szCs w:val="16"/>
+                <w:lang w:val="ru-RU"/>
+              </w:rPr>
+            </w:pPr>
+            <w:r>
+              <w:rPr>
+                <w:rFonts w:ascii="Arial" w:hAnsi="Arial" w:cs="Arial"/>
+                <w:sz w:val="16"/>
+                <w:szCs w:val="16"/>
+                <w:lang w:val="ru-RU"/>
+              </w:rPr>
+              <w:t>Родилась</w:t>
+            </w:r>
+            <w:r>
+              <w:rPr>
+                <w:rFonts w:ascii="Arial" w:hAnsi="Arial" w:cs="Arial"/>
+                <w:sz w:val="16"/>
+                <w:szCs w:val="16"/>
+              </w:rPr>
+              <w:t> </w:t>
+            </w:r>
+            <w:r>
+              <w:rPr>
+                <w:rFonts w:ascii="Arial" w:hAnsi="Arial" w:cs="Arial"/>
+                <w:sz w:val="16"/>
+                <w:szCs w:val="16"/>
+                <w:lang w:val="ru-RU"/>
+              </w:rPr>
+              <w:t>в 1887 г., г. С.-Петербург; русская; образование курс гимназии; б/п; акушерк</w:t>
+            </w:r>
+            <w:r>
+              <w:rPr>
+                <w:rFonts w:ascii="Arial" w:hAnsi="Arial" w:cs="Arial"/>
+                <w:sz w:val="16"/>
+                <w:szCs w:val="16"/>
+                <w:lang w:val="ru-RU"/>
+              </w:rPr>
+              <w:t>а</w:t>
+            </w:r>
+            <w:r>
+              <w:rPr>
+                <w:rFonts w:ascii="Arial" w:hAnsi="Arial" w:cs="Arial"/>
+                <w:sz w:val="16"/>
+                <w:szCs w:val="16"/>
+                <w:lang w:val="ru-RU"/>
+              </w:rPr>
+              <w:t xml:space="preserve"> </w:t>
+            </w:r>
+            <w:proofErr w:type="gramStart"/>
+            <w:r>
+              <w:rPr>
+                <w:rFonts w:ascii="Arial" w:hAnsi="Arial" w:cs="Arial"/>
+                <w:sz w:val="16"/>
+                <w:szCs w:val="16"/>
+                <w:lang w:val="ru-RU"/>
+              </w:rPr>
+              <w:t>горбольницы..</w:t>
+            </w:r>
+            <w:proofErr w:type="gramEnd"/>
+            <w:r>
+              <w:rPr>
+                <w:rFonts w:ascii="Arial" w:hAnsi="Arial" w:cs="Arial"/>
+                <w:sz w:val="16"/>
+                <w:szCs w:val="16"/>
+                <w:lang w:val="ru-RU"/>
+              </w:rPr>
+              <w:t xml:space="preserve"> </w:t>
+            </w:r>
+            <w:proofErr w:type="spellStart"/>
+            <w:r>
+              <w:rPr>
+                <w:rFonts w:ascii="Arial" w:hAnsi="Arial" w:cs="Arial"/>
+                <w:sz w:val="16"/>
+                <w:szCs w:val="16"/>
+                <w:lang w:val="ru-RU"/>
+              </w:rPr>
+              <w:t>Прож</w:t>
+            </w:r>
+            <w:proofErr w:type="spellEnd"/>
+            <w:r>
+              <w:rPr>
+                <w:rFonts w:ascii="Arial" w:hAnsi="Arial" w:cs="Arial"/>
+                <w:sz w:val="16"/>
+                <w:szCs w:val="16"/>
+                <w:lang w:val="ru-RU"/>
+              </w:rPr>
+              <w:t>.:</w:t>
+            </w:r>
+            <w:r>
+              <w:rPr>
+                <w:rFonts w:ascii="Arial" w:hAnsi="Arial" w:cs="Arial"/>
+                <w:sz w:val="16"/>
+                <w:szCs w:val="16"/>
+              </w:rPr>
+              <w:t> </w:t>
+            </w:r>
+            <w:r>
+              <w:rPr>
+                <w:rFonts w:ascii="Arial" w:hAnsi="Arial" w:cs="Arial"/>
+                <w:sz w:val="16"/>
+                <w:szCs w:val="16"/>
+                <w:lang w:val="ru-RU"/>
+              </w:rPr>
+              <w:t xml:space="preserve">г. Петропавловск-Камчатский.  Арестована 27 апреля 1938 г.  Приговорена: ВТ КПВВ ДВО 13 января 1939 г., </w:t>
+            </w:r>
+            <w:proofErr w:type="spellStart"/>
+            <w:r>
+              <w:rPr>
+                <w:rFonts w:ascii="Arial" w:hAnsi="Arial" w:cs="Arial"/>
+                <w:sz w:val="16"/>
+                <w:szCs w:val="16"/>
+                <w:lang w:val="ru-RU"/>
+              </w:rPr>
+              <w:t>обв</w:t>
+            </w:r>
+            <w:proofErr w:type="spellEnd"/>
+            <w:r>
+              <w:rPr>
+                <w:rFonts w:ascii="Arial" w:hAnsi="Arial" w:cs="Arial"/>
+                <w:sz w:val="16"/>
+                <w:szCs w:val="16"/>
+                <w:lang w:val="ru-RU"/>
+              </w:rPr>
+              <w:t>.:</w:t>
+            </w:r>
+            <w:r>
+              <w:rPr>
+                <w:rFonts w:ascii="Arial" w:hAnsi="Arial" w:cs="Arial"/>
+                <w:sz w:val="16"/>
+                <w:szCs w:val="16"/>
+              </w:rPr>
+              <w:t> </w:t>
+            </w:r>
+            <w:r>
+              <w:rPr>
+                <w:rFonts w:ascii="Arial" w:hAnsi="Arial" w:cs="Arial"/>
+                <w:sz w:val="16"/>
+                <w:szCs w:val="16"/>
+                <w:lang w:val="ru-RU"/>
+              </w:rPr>
+              <w:t xml:space="preserve">по ст. 58-1а УК РСФСР.  Приговор: ВМН. Расстреляна 9 мая 1939 г. Реабилитирована 30 января 1994 г. </w:t>
+            </w:r>
+          </w:p>
+          <w:p>
+            <w:pPr>
+              <w:pStyle w:val="BodyText"/>
+              <w:pBdr>
+                <w:top w:val="none" w:sz="0" w:space="0" w:color="000000"/>
+                <w:left w:val="none" w:sz="0" w:space="0" w:color="000000"/>
+                <w:bottom w:val="none" w:sz="0" w:space="0" w:color="000000"/>
+                <w:right w:val="none" w:sz="0" w:space="0" w:color="000000"/>
+              </w:pBdr>
+              <w:spacing w:after="0"/>
+              <w:rPr>
+                <w:rFonts w:ascii="Arial" w:hAnsi="Arial" w:cs="Arial"/>
+                <w:b/>
+                <w:bCs/>
+                <w:sz w:val="16"/>
+                <w:szCs w:val="16"/>
+                <w:lang w:val="ru-RU"/>
+              </w:rPr>
+            </w:pPr>
+            <w:r>
+              <w:rPr>
+                <w:rFonts w:ascii="Arial" w:hAnsi="Arial" w:cs="Arial"/>
+                <w:i/>
+                <w:sz w:val="16"/>
+                <w:szCs w:val="16"/>
+                <w:lang w:val="ru-RU"/>
+              </w:rPr>
+              <w:t xml:space="preserve">Источник: База данных о жертвах репрессий Камчатской обл.;   </w:t>
             </w:r>
             <w:hyperlink r:id="rId8" w:history="1">
               <w:r>
@@ -1901,17 +2782,53 @@
                 <w:lang w:val="ru-RU"/>
               </w:rPr>
             </w:pPr>
-            <w:bookmarkStart w:id="0" w:name="_Hlk195434276"/>
-            <w:r>
-              <w:rPr>
-                <w:rFonts w:ascii="Arial" w:hAnsi="Arial" w:cs="Arial"/>
-                <w:b/>
-                <w:bCs/>
-                <w:sz w:val="16"/>
-                <w:szCs w:val="16"/>
-                <w:lang w:val="ru-RU"/>
-              </w:rPr>
-              <w:t xml:space="preserve">Богуцкая-Блюхер Лидия Фоминична  34 года  </w:t>
+            <w:proofErr w:type="spellStart"/>
+            <w:r>
+              <w:rPr>
+                <w:rFonts w:ascii="Arial" w:hAnsi="Arial" w:cs="Arial"/>
+                <w:b/>
+                <w:bCs/>
+                <w:sz w:val="16"/>
+                <w:szCs w:val="16"/>
+                <w:lang w:val="ru-RU"/>
+              </w:rPr>
+              <w:t>Гауз</w:t>
+            </w:r>
+            <w:proofErr w:type="spellEnd"/>
+            <w:r>
+              <w:rPr>
+                <w:rFonts w:ascii="Arial" w:hAnsi="Arial" w:cs="Arial"/>
+                <w:b/>
+                <w:bCs/>
+                <w:sz w:val="16"/>
+                <w:szCs w:val="16"/>
+                <w:lang w:val="ru-RU"/>
+              </w:rPr>
+              <w:t xml:space="preserve"> Матрена </w:t>
+            </w:r>
+            <w:proofErr w:type="gramStart"/>
+            <w:r>
+              <w:rPr>
+                <w:rFonts w:ascii="Arial" w:hAnsi="Arial" w:cs="Arial"/>
+                <w:b/>
+                <w:bCs/>
+                <w:sz w:val="16"/>
+                <w:szCs w:val="16"/>
+                <w:lang w:val="ru-RU"/>
+              </w:rPr>
+              <w:t>Петровна  52</w:t>
+            </w:r>
+            <w:proofErr w:type="gramEnd"/>
+            <w:r>
+              <w:rPr>
+                <w:rFonts w:ascii="Arial" w:hAnsi="Arial" w:cs="Arial"/>
+                <w:b/>
+                <w:bCs/>
+                <w:sz w:val="16"/>
+                <w:szCs w:val="16"/>
+                <w:lang w:val="ru-RU"/>
+              </w:rPr>
+              <w:t xml:space="preserve"> года  </w:t>
             </w:r>
           </w:p>
           <w:p>
@@ -1938,437 +2855,6 @@
                 <w:szCs w:val="16"/>
                 <w:lang w:val="ru-RU"/>
               </w:rPr>
-              <w:t>Родилась</w:t>
-            </w:r>
-            <w:r>
-              <w:rPr>
-                <w:rFonts w:ascii="Arial" w:hAnsi="Arial" w:cs="Arial"/>
-                <w:sz w:val="16"/>
-                <w:szCs w:val="16"/>
-              </w:rPr>
-              <w:t> </w:t>
-            </w:r>
-            <w:r>
-              <w:rPr>
-                <w:rFonts w:ascii="Arial" w:hAnsi="Arial" w:cs="Arial"/>
-                <w:sz w:val="16"/>
-                <w:szCs w:val="16"/>
-                <w:lang w:val="ru-RU"/>
-              </w:rPr>
-              <w:t>в 1905 г., Сергиевском Посаде; русская; образование среднее; б/п; монтажница на киностудии "Мосфильм".. Прож.: г. Москва, ул.Большая Спасская, д.41, кв.25..  Арестована 22 октября 1938 г.   Приговорена: ВКВС СССР 14 марта 1939 г., обв.:</w:t>
-            </w:r>
-            <w:r>
-              <w:rPr>
-                <w:rFonts w:ascii="Arial" w:hAnsi="Arial" w:cs="Arial"/>
-                <w:sz w:val="16"/>
-                <w:szCs w:val="16"/>
-              </w:rPr>
-              <w:t> </w:t>
-            </w:r>
-            <w:r>
-              <w:rPr>
-                <w:rFonts w:ascii="Arial" w:hAnsi="Arial" w:cs="Arial"/>
-                <w:sz w:val="16"/>
-                <w:szCs w:val="16"/>
-                <w:lang w:val="ru-RU"/>
-              </w:rPr>
-              <w:t>участии в к.-р. организации..</w:t>
-            </w:r>
-            <w:r>
-              <w:rPr>
-                <w:rFonts w:ascii="Arial" w:hAnsi="Arial" w:cs="Arial"/>
-                <w:sz w:val="16"/>
-                <w:szCs w:val="16"/>
-                <w:lang w:val="ru-RU"/>
-              </w:rPr>
-              <w:br/>
-              <w:t>Расстреляна 15 марта 1939 г. Место захоронения</w:t>
-            </w:r>
-            <w:r>
-              <w:rPr>
-                <w:rFonts w:ascii="Arial" w:hAnsi="Arial" w:cs="Arial"/>
-                <w:sz w:val="16"/>
-                <w:szCs w:val="16"/>
-              </w:rPr>
-              <w:t> </w:t>
-            </w:r>
-            <w:r>
-              <w:rPr>
-                <w:rFonts w:ascii="Arial" w:hAnsi="Arial" w:cs="Arial"/>
-                <w:sz w:val="16"/>
-                <w:szCs w:val="16"/>
-                <w:lang w:val="ru-RU"/>
-              </w:rPr>
-              <w:t xml:space="preserve"> - Москва, Донское кладбище. Реабилитирована 9 мая 1956 г. ВКВС СССР</w:t>
-            </w:r>
-            <w:r>
-              <w:rPr>
-                <w:rFonts w:ascii="Arial" w:hAnsi="Arial" w:cs="Arial"/>
-                <w:sz w:val="16"/>
-                <w:szCs w:val="16"/>
-                <w:lang w:val="ru-RU"/>
-              </w:rPr>
-              <w:t>. (Ее муж Блюхер Павел Константинович</w:t>
-            </w:r>
-            <w:r>
-              <w:rPr>
-                <w:rFonts w:ascii="Arial" w:hAnsi="Arial" w:cs="Arial"/>
-                <w:sz w:val="16"/>
-                <w:szCs w:val="16"/>
-              </w:rPr>
-              <w:t> </w:t>
-            </w:r>
-            <w:r>
-              <w:rPr>
-                <w:rFonts w:ascii="Arial" w:hAnsi="Arial" w:cs="Arial"/>
-                <w:sz w:val="16"/>
-                <w:szCs w:val="16"/>
-                <w:lang w:val="ru-RU"/>
-              </w:rPr>
-              <w:t>1905</w:t>
-            </w:r>
-            <w:r>
-              <w:rPr>
-                <w:rFonts w:ascii="Arial" w:hAnsi="Arial" w:cs="Arial"/>
-                <w:sz w:val="16"/>
-                <w:szCs w:val="16"/>
-              </w:rPr>
-              <w:t> </w:t>
-            </w:r>
-            <w:r>
-              <w:rPr>
-                <w:rFonts w:ascii="Arial" w:hAnsi="Arial" w:cs="Arial"/>
-                <w:sz w:val="16"/>
-                <w:szCs w:val="16"/>
-                <w:lang w:val="ru-RU"/>
-              </w:rPr>
-              <w:t>г.р, расстрелян 26 февраля 1939</w:t>
-            </w:r>
-            <w:r>
-              <w:rPr>
-                <w:rFonts w:ascii="Arial" w:hAnsi="Arial" w:cs="Arial"/>
-                <w:sz w:val="16"/>
-                <w:szCs w:val="16"/>
-              </w:rPr>
-              <w:t> </w:t>
-            </w:r>
-            <w:r>
-              <w:rPr>
-                <w:rFonts w:ascii="Arial" w:hAnsi="Arial" w:cs="Arial"/>
-                <w:sz w:val="16"/>
-                <w:szCs w:val="16"/>
-                <w:lang w:val="ru-RU"/>
-              </w:rPr>
-              <w:t>г.</w:t>
-            </w:r>
-            <w:r>
-              <w:rPr>
-                <w:rFonts w:ascii="Arial" w:hAnsi="Arial" w:cs="Arial"/>
-                <w:sz w:val="16"/>
-                <w:szCs w:val="16"/>
-                <w:lang w:val="ru-RU"/>
-              </w:rPr>
-              <w:t>, захоронен там же</w:t>
-            </w:r>
-            <w:r>
-              <w:rPr>
-                <w:rFonts w:ascii="Arial" w:hAnsi="Arial" w:cs="Arial"/>
-                <w:sz w:val="16"/>
-                <w:szCs w:val="16"/>
-                <w:lang w:val="ru-RU"/>
-              </w:rPr>
-              <w:t>)</w:t>
-            </w:r>
-          </w:p>
-          <w:p>
-            <w:pPr>
-              <w:pStyle w:val="BodyText"/>
-              <w:pBdr>
-                <w:top w:val="none" w:sz="0" w:space="0" w:color="000000"/>
-                <w:left w:val="none" w:sz="0" w:space="0" w:color="000000"/>
-                <w:bottom w:val="none" w:sz="0" w:space="0" w:color="000000"/>
-                <w:right w:val="none" w:sz="0" w:space="0" w:color="000000"/>
-              </w:pBdr>
-              <w:snapToGrid w:val="0"/>
-              <w:spacing w:after="0"/>
-              <w:rPr>
-                <w:rFonts w:ascii="Arial" w:hAnsi="Arial" w:cs="Arial"/>
-                <w:b/>
-                <w:bCs/>
-                <w:sz w:val="16"/>
-                <w:szCs w:val="16"/>
-                <w:lang w:val="ru-RU"/>
-              </w:rPr>
-            </w:pPr>
-            <w:r>
-              <w:rPr>
-                <w:rFonts w:ascii="Arial" w:hAnsi="Arial" w:cs="Arial"/>
-                <w:i/>
-                <w:sz w:val="16"/>
-                <w:szCs w:val="16"/>
-                <w:lang w:val="ru-RU"/>
-              </w:rPr>
-              <w:t xml:space="preserve">Источник: Москва, расстрельные списки - Донской крематорий;   </w:t>
-            </w:r>
-            <w:hyperlink r:id="rId9" w:history="1">
-              <w:r>
-                <w:rPr>
-                  <w:rStyle w:val="Hyperlink"/>
-                  <w:rFonts w:ascii="Arial" w:hAnsi="Arial" w:cs="Arial"/>
-                  <w:b/>
-                  <w:bCs/>
-                  <w:sz w:val="16"/>
-                  <w:szCs w:val="16"/>
-                  <w:lang w:val="ru-RU"/>
-                </w:rPr>
-                <w:t>Архивная ссылка</w:t>
-              </w:r>
-            </w:hyperlink>
-            <w:bookmarkEnd w:id="0"/>
-          </w:p>
-        </w:tc>
-      </w:tr>
-      <w:tr>
-        <w:tc>
-          <w:tcPr>
-            <w:tcW w:w="10980" w:type="dxa"/>
-            <w:shd w:val="clear" w:color="auto" w:fill="auto"/>
-            <w:vAlign w:val="center"/>
-          </w:tcPr>
-          <w:p>
-            <w:pPr>
-              <w:pStyle w:val="BodyText"/>
-              <w:pBdr>
-                <w:top w:val="none" w:sz="0" w:space="0" w:color="000000"/>
-                <w:left w:val="none" w:sz="0" w:space="0" w:color="000000"/>
-                <w:bottom w:val="none" w:sz="0" w:space="0" w:color="000000"/>
-                <w:right w:val="none" w:sz="0" w:space="0" w:color="000000"/>
-              </w:pBdr>
-              <w:tabs>
-                <w:tab w:val="left" w:pos="0"/>
-              </w:tabs>
-              <w:spacing w:after="0"/>
-              <w:rPr>
-                <w:rFonts w:ascii="Arial" w:hAnsi="Arial" w:cs="Arial"/>
-                <w:sz w:val="16"/>
-                <w:szCs w:val="16"/>
-                <w:lang w:val="ru-RU"/>
-              </w:rPr>
-            </w:pPr>
-            <w:r>
-              <w:rPr>
-                <w:rFonts w:ascii="Arial" w:hAnsi="Arial" w:cs="Arial"/>
-                <w:b/>
-                <w:sz w:val="16"/>
-                <w:szCs w:val="16"/>
-                <w:lang w:val="ru-RU"/>
-              </w:rPr>
-              <w:t xml:space="preserve">Бородина Мария Павловна  52 года  </w:t>
-            </w:r>
-          </w:p>
-          <w:p>
-            <w:pPr>
-              <w:pStyle w:val="BodyText"/>
-              <w:pBdr>
-                <w:top w:val="none" w:sz="0" w:space="0" w:color="000000"/>
-                <w:left w:val="none" w:sz="0" w:space="0" w:color="000000"/>
-                <w:bottom w:val="none" w:sz="0" w:space="0" w:color="000000"/>
-                <w:right w:val="none" w:sz="0" w:space="0" w:color="000000"/>
-              </w:pBdr>
-              <w:spacing w:after="0"/>
-              <w:rPr>
-                <w:rFonts w:ascii="Arial" w:hAnsi="Arial" w:cs="Arial"/>
-                <w:sz w:val="16"/>
-                <w:szCs w:val="16"/>
-                <w:lang w:val="ru-RU"/>
-              </w:rPr>
-            </w:pPr>
-            <w:r>
-              <w:rPr>
-                <w:rFonts w:ascii="Arial" w:hAnsi="Arial" w:cs="Arial"/>
-                <w:sz w:val="16"/>
-                <w:szCs w:val="16"/>
-                <w:lang w:val="ru-RU"/>
-              </w:rPr>
-              <w:t>Родилась</w:t>
-            </w:r>
-            <w:r>
-              <w:rPr>
-                <w:rFonts w:ascii="Arial" w:hAnsi="Arial" w:cs="Arial"/>
-                <w:sz w:val="16"/>
-                <w:szCs w:val="16"/>
-              </w:rPr>
-              <w:t> </w:t>
-            </w:r>
-            <w:r>
-              <w:rPr>
-                <w:rFonts w:ascii="Arial" w:hAnsi="Arial" w:cs="Arial"/>
-                <w:sz w:val="16"/>
-                <w:szCs w:val="16"/>
-                <w:lang w:val="ru-RU"/>
-              </w:rPr>
-              <w:t>в 1887 г., г. С.-Петербург; русская; образование курс гимназии; б/п; акушерк</w:t>
-            </w:r>
-            <w:r>
-              <w:rPr>
-                <w:rFonts w:ascii="Arial" w:hAnsi="Arial" w:cs="Arial"/>
-                <w:sz w:val="16"/>
-                <w:szCs w:val="16"/>
-                <w:lang w:val="ru-RU"/>
-              </w:rPr>
-              <w:t>а</w:t>
-            </w:r>
-            <w:r>
-              <w:rPr>
-                <w:rFonts w:ascii="Arial" w:hAnsi="Arial" w:cs="Arial"/>
-                <w:sz w:val="16"/>
-                <w:szCs w:val="16"/>
-                <w:lang w:val="ru-RU"/>
-              </w:rPr>
-              <w:t xml:space="preserve"> горбольницы.. Прож.:</w:t>
-            </w:r>
-            <w:r>
-              <w:rPr>
-                <w:rFonts w:ascii="Arial" w:hAnsi="Arial" w:cs="Arial"/>
-                <w:sz w:val="16"/>
-                <w:szCs w:val="16"/>
-              </w:rPr>
-              <w:t> </w:t>
-            </w:r>
-            <w:r>
-              <w:rPr>
-                <w:rFonts w:ascii="Arial" w:hAnsi="Arial" w:cs="Arial"/>
-                <w:sz w:val="16"/>
-                <w:szCs w:val="16"/>
-                <w:lang w:val="ru-RU"/>
-              </w:rPr>
-              <w:t>г. Петропавловск-Камчатский.  Арестована 27 апреля 1938 г.  Приговорена: ВТ КПВВ ДВО 13 января 1939 г., обв.:</w:t>
-            </w:r>
-            <w:r>
-              <w:rPr>
-                <w:rFonts w:ascii="Arial" w:hAnsi="Arial" w:cs="Arial"/>
-                <w:sz w:val="16"/>
-                <w:szCs w:val="16"/>
-              </w:rPr>
-              <w:t> </w:t>
-            </w:r>
-            <w:r>
-              <w:rPr>
-                <w:rFonts w:ascii="Arial" w:hAnsi="Arial" w:cs="Arial"/>
-                <w:sz w:val="16"/>
-                <w:szCs w:val="16"/>
-                <w:lang w:val="ru-RU"/>
-              </w:rPr>
-              <w:t xml:space="preserve">по ст. 58-1а УК РСФСР.  Приговор: ВМН. Расстреляна 9 мая 1939 г. Реабилитирована 30 января 1994 г. </w:t>
-            </w:r>
-          </w:p>
-          <w:p>
-            <w:pPr>
-              <w:pStyle w:val="BodyText"/>
-              <w:pBdr>
-                <w:top w:val="none" w:sz="0" w:space="0" w:color="000000"/>
-                <w:left w:val="none" w:sz="0" w:space="0" w:color="000000"/>
-                <w:bottom w:val="none" w:sz="0" w:space="0" w:color="000000"/>
-                <w:right w:val="none" w:sz="0" w:space="0" w:color="000000"/>
-              </w:pBdr>
-              <w:spacing w:after="0"/>
-              <w:rPr>
-                <w:rFonts w:ascii="Arial" w:hAnsi="Arial" w:cs="Arial"/>
-                <w:b/>
-                <w:bCs/>
-                <w:sz w:val="16"/>
-                <w:szCs w:val="16"/>
-                <w:lang w:val="ru-RU"/>
-              </w:rPr>
-            </w:pPr>
-            <w:r>
-              <w:rPr>
-                <w:rFonts w:ascii="Arial" w:hAnsi="Arial" w:cs="Arial"/>
-                <w:i/>
-                <w:sz w:val="16"/>
-                <w:szCs w:val="16"/>
-                <w:lang w:val="ru-RU"/>
-              </w:rPr>
-              <w:t xml:space="preserve">Источник: База данных о жертвах репрессий Камчатской обл.;   </w:t>
-            </w:r>
-            <w:hyperlink r:id="rId10" w:history="1">
-              <w:r>
-                <w:rPr>
-                  <w:rStyle w:val="Hyperlink"/>
-                  <w:rFonts w:ascii="Arial" w:hAnsi="Arial" w:cs="Arial"/>
-                  <w:b/>
-                  <w:bCs/>
-                  <w:sz w:val="16"/>
-                  <w:szCs w:val="16"/>
-                  <w:lang w:val="ru-RU"/>
-                </w:rPr>
-                <w:t>Архивная ссылка</w:t>
-              </w:r>
-            </w:hyperlink>
-          </w:p>
-        </w:tc>
-      </w:tr>
-      <w:tr>
-        <w:tc>
-          <w:tcPr>
-            <w:tcW w:w="10980" w:type="dxa"/>
-            <w:shd w:val="clear" w:color="auto" w:fill="auto"/>
-            <w:vAlign w:val="center"/>
-          </w:tcPr>
-          <w:p>
-            <w:pPr>
-              <w:pStyle w:val="BodyText"/>
-              <w:pBdr>
-                <w:top w:val="none" w:sz="0" w:space="0" w:color="000000"/>
-                <w:left w:val="none" w:sz="0" w:space="0" w:color="000000"/>
-                <w:bottom w:val="none" w:sz="0" w:space="0" w:color="000000"/>
-                <w:right w:val="none" w:sz="0" w:space="0" w:color="000000"/>
-              </w:pBdr>
-              <w:snapToGrid w:val="0"/>
-              <w:spacing w:after="0"/>
-              <w:rPr>
-                <w:rFonts w:ascii="Arial" w:hAnsi="Arial" w:cs="Arial"/>
-                <w:sz w:val="16"/>
-                <w:szCs w:val="16"/>
-                <w:lang w:val="ru-RU"/>
-              </w:rPr>
-            </w:pPr>
-            <w:r>
-              <w:rPr>
-                <w:rFonts w:ascii="Arial" w:hAnsi="Arial" w:cs="Arial"/>
-                <w:b/>
-                <w:bCs/>
-                <w:sz w:val="16"/>
-                <w:szCs w:val="16"/>
-                <w:lang w:val="ru-RU"/>
-              </w:rPr>
-              <w:t xml:space="preserve">Гауз Матрена Петровна  52 года  </w:t>
-            </w:r>
-          </w:p>
-          <w:p>
-            <w:pPr>
-              <w:pStyle w:val="BodyText"/>
-              <w:pBdr>
-                <w:top w:val="none" w:sz="0" w:space="0" w:color="000000"/>
-                <w:left w:val="none" w:sz="0" w:space="0" w:color="000000"/>
-                <w:bottom w:val="none" w:sz="0" w:space="0" w:color="000000"/>
-                <w:right w:val="none" w:sz="0" w:space="0" w:color="000000"/>
-              </w:pBdr>
-              <w:spacing w:after="0"/>
-              <w:rPr>
-                <w:rFonts w:ascii="Arial" w:hAnsi="Arial" w:cs="Arial"/>
-                <w:sz w:val="16"/>
-                <w:szCs w:val="16"/>
-                <w:lang w:val="ru-RU"/>
-              </w:rPr>
-            </w:pPr>
-            <w:r>
-              <w:rPr>
-                <w:rFonts w:ascii="Arial" w:hAnsi="Arial" w:cs="Arial"/>
-                <w:sz w:val="16"/>
-                <w:szCs w:val="16"/>
-                <w:lang w:val="ru-RU"/>
-              </w:rPr>
               <w:lastRenderedPageBreak/>
               <w:t>Родилась</w:t>
             </w:r>
@@ -2387,7 +2873,27 @@
                 <w:szCs w:val="16"/>
                 <w:lang w:val="ru-RU"/>
               </w:rPr>
-              <w:t>в 1887 г., с. Троицкое; русская; б/п; крестьянка. Прож.:</w:t>
+              <w:t xml:space="preserve">в 1887 г., с. Троицкое; русская; б/п; крестьянка. </w:t>
+            </w:r>
+            <w:proofErr w:type="spellStart"/>
+            <w:r>
+              <w:rPr>
+                <w:rFonts w:ascii="Arial" w:hAnsi="Arial" w:cs="Arial"/>
+                <w:sz w:val="16"/>
+                <w:szCs w:val="16"/>
+                <w:lang w:val="ru-RU"/>
+              </w:rPr>
+              <w:t>Прож</w:t>
+            </w:r>
+            <w:proofErr w:type="spellEnd"/>
+            <w:r>
+              <w:rPr>
+                <w:rFonts w:ascii="Arial" w:hAnsi="Arial" w:cs="Arial"/>
+                <w:sz w:val="16"/>
+                <w:szCs w:val="16"/>
+                <w:lang w:val="ru-RU"/>
+              </w:rPr>
+              <w:t>.:</w:t>
             </w:r>
             <w:r>
               <w:rPr>
@@ -2404,7 +2910,27 @@
                 <w:szCs w:val="16"/>
                 <w:lang w:val="ru-RU"/>
               </w:rPr>
-              <w:t>с. Жемковка. Арестована 11 декабря 1937 г.</w:t>
+              <w:t xml:space="preserve">с. </w:t>
+            </w:r>
+            <w:proofErr w:type="spellStart"/>
+            <w:r>
+              <w:rPr>
+                <w:rFonts w:ascii="Arial" w:hAnsi="Arial" w:cs="Arial"/>
+                <w:sz w:val="16"/>
+                <w:szCs w:val="16"/>
+                <w:lang w:val="ru-RU"/>
+              </w:rPr>
+              <w:t>Жемковка</w:t>
+            </w:r>
+            <w:proofErr w:type="spellEnd"/>
+            <w:r>
+              <w:rPr>
+                <w:rFonts w:ascii="Arial" w:hAnsi="Arial" w:cs="Arial"/>
+                <w:sz w:val="16"/>
+                <w:szCs w:val="16"/>
+                <w:lang w:val="ru-RU"/>
+              </w:rPr>
+              <w:t>. Арестована 11 декабря 1937 г.</w:t>
             </w:r>
             <w:r>
               <w:rPr>
@@ -2422,7 +2948,27 @@
                 <w:szCs w:val="16"/>
                 <w:lang w:val="ru-RU"/>
               </w:rPr>
-              <w:t>Приговорена: тройка при УНКВД по Куйбышевской обл. 30 октября 1937 г., обв.:</w:t>
+              <w:t xml:space="preserve">Приговорена: тройка при УНКВД по Куйбышевской обл. 30 октября 1937 г., </w:t>
+            </w:r>
+            <w:proofErr w:type="spellStart"/>
+            <w:r>
+              <w:rPr>
+                <w:rFonts w:ascii="Arial" w:hAnsi="Arial" w:cs="Arial"/>
+                <w:sz w:val="16"/>
+                <w:szCs w:val="16"/>
+                <w:lang w:val="ru-RU"/>
+              </w:rPr>
+              <w:t>обв</w:t>
+            </w:r>
+            <w:proofErr w:type="spellEnd"/>
+            <w:r>
+              <w:rPr>
+                <w:rFonts w:ascii="Arial" w:hAnsi="Arial" w:cs="Arial"/>
+                <w:sz w:val="16"/>
+                <w:szCs w:val="16"/>
+                <w:lang w:val="ru-RU"/>
+              </w:rPr>
+              <w:t>.:</w:t>
             </w:r>
             <w:r>
               <w:rPr>
@@ -2439,7 +2985,47 @@
                 <w:szCs w:val="16"/>
                 <w:lang w:val="ru-RU"/>
               </w:rPr>
-              <w:t>по ст. ст. 58-10 и 58-11.  Приговор: расстрел Расстреляна 19 февраля 1939 г. Место захоронения</w:t>
+              <w:t xml:space="preserve">по ст. ст. </w:t>
+            </w:r>
+            <w:proofErr w:type="gramStart"/>
+            <w:r>
+              <w:rPr>
+                <w:rFonts w:ascii="Arial" w:hAnsi="Arial" w:cs="Arial"/>
+                <w:sz w:val="16"/>
+                <w:szCs w:val="16"/>
+                <w:lang w:val="ru-RU"/>
+              </w:rPr>
+              <w:t>58-10</w:t>
+            </w:r>
+            <w:proofErr w:type="gramEnd"/>
+            <w:r>
+              <w:rPr>
+                <w:rFonts w:ascii="Arial" w:hAnsi="Arial" w:cs="Arial"/>
+                <w:sz w:val="16"/>
+                <w:szCs w:val="16"/>
+                <w:lang w:val="ru-RU"/>
+              </w:rPr>
+              <w:t xml:space="preserve"> и </w:t>
+            </w:r>
+            <w:proofErr w:type="gramStart"/>
+            <w:r>
+              <w:rPr>
+                <w:rFonts w:ascii="Arial" w:hAnsi="Arial" w:cs="Arial"/>
+                <w:sz w:val="16"/>
+                <w:szCs w:val="16"/>
+                <w:lang w:val="ru-RU"/>
+              </w:rPr>
+              <w:t>58-11</w:t>
+            </w:r>
+            <w:proofErr w:type="gramEnd"/>
+            <w:r>
+              <w:rPr>
+                <w:rFonts w:ascii="Arial" w:hAnsi="Arial" w:cs="Arial"/>
+                <w:sz w:val="16"/>
+                <w:szCs w:val="16"/>
+                <w:lang w:val="ru-RU"/>
+              </w:rPr>
+              <w:t>.  Приговор: расстрел Расстреляна 19 февраля 1939 г. Место захоронения</w:t>
             </w:r>
             <w:r>
               <w:rPr>
@@ -2488,7 +3074,7 @@
               </w:rPr>
               <w:t xml:space="preserve">Источник: Книга памяти Самарской обл.;   </w:t>
             </w:r>
-            <w:hyperlink r:id="rId11" w:history="1">
+            <w:hyperlink r:id="rId9" w:history="1">
               <w:r>
                 <w:rPr>
                   <w:rStyle w:val="Hyperlink"/>
@@ -2588,7 +3174,73 @@
                 <w:szCs w:val="16"/>
                 <w:lang w:val="ru-RU"/>
               </w:rPr>
-              <w:t>в 1872 г., в с. Молячкино.; чувашка; б/п; крестьянка.. Арестована 10 декабря 1937 г. Приговорена: Тройкой при УНКВД по Куйбышевской области 22 декабря 1937 г., обв.:</w:t>
+              <w:t xml:space="preserve">в 1872 г., в с. </w:t>
+            </w:r>
+            <w:proofErr w:type="spellStart"/>
+            <w:r>
+              <w:rPr>
+                <w:rFonts w:ascii="Arial" w:hAnsi="Arial" w:cs="Arial"/>
+                <w:bCs/>
+                <w:sz w:val="16"/>
+                <w:szCs w:val="16"/>
+                <w:lang w:val="ru-RU"/>
+              </w:rPr>
+              <w:t>Молячкино</w:t>
+            </w:r>
+            <w:proofErr w:type="spellEnd"/>
+            <w:r>
+              <w:rPr>
+                <w:rFonts w:ascii="Arial" w:hAnsi="Arial" w:cs="Arial"/>
+                <w:bCs/>
+                <w:sz w:val="16"/>
+                <w:szCs w:val="16"/>
+                <w:lang w:val="ru-RU"/>
+              </w:rPr>
+              <w:t xml:space="preserve">.; чувашка; б/п; </w:t>
+            </w:r>
+            <w:proofErr w:type="gramStart"/>
+            <w:r>
+              <w:rPr>
+                <w:rFonts w:ascii="Arial" w:hAnsi="Arial" w:cs="Arial"/>
+                <w:bCs/>
+                <w:sz w:val="16"/>
+                <w:szCs w:val="16"/>
+                <w:lang w:val="ru-RU"/>
+              </w:rPr>
+              <w:t>крестьянка..</w:t>
+            </w:r>
+            <w:proofErr w:type="gramEnd"/>
+            <w:r>
+              <w:rPr>
+                <w:rFonts w:ascii="Arial" w:hAnsi="Arial" w:cs="Arial"/>
+                <w:bCs/>
+                <w:sz w:val="16"/>
+                <w:szCs w:val="16"/>
+                <w:lang w:val="ru-RU"/>
+              </w:rPr>
+              <w:t xml:space="preserve"> Арестована 10 декабря 1937 г. Приговорена: Тройкой при УНКВД по Куйбышевской области 22 декабря 1937 г., </w:t>
+            </w:r>
+            <w:proofErr w:type="spellStart"/>
+            <w:r>
+              <w:rPr>
+                <w:rFonts w:ascii="Arial" w:hAnsi="Arial" w:cs="Arial"/>
+                <w:bCs/>
+                <w:sz w:val="16"/>
+                <w:szCs w:val="16"/>
+                <w:lang w:val="ru-RU"/>
+              </w:rPr>
+              <w:t>обв</w:t>
+            </w:r>
+            <w:proofErr w:type="spellEnd"/>
+            <w:r>
+              <w:rPr>
+                <w:rFonts w:ascii="Arial" w:hAnsi="Arial" w:cs="Arial"/>
+                <w:bCs/>
+                <w:sz w:val="16"/>
+                <w:szCs w:val="16"/>
+                <w:lang w:val="ru-RU"/>
+              </w:rPr>
+              <w:t>.:</w:t>
             </w:r>
             <w:r>
               <w:rPr>
@@ -2607,7 +3259,73 @@
                 <w:szCs w:val="16"/>
                 <w:lang w:val="ru-RU"/>
               </w:rPr>
-              <w:t>по ст. ст. 58-10 и 58-11. Приговор: к расстрелу. Расстреляна 24 января 1939 г. Место захоронения – в Куйбышеве.. Реабилитирована 13 июня 1989 г. Реабилитирована Куйбышевской облпрокуратурой</w:t>
+              <w:t xml:space="preserve">по ст. ст. </w:t>
+            </w:r>
+            <w:proofErr w:type="gramStart"/>
+            <w:r>
+              <w:rPr>
+                <w:rFonts w:ascii="Arial" w:hAnsi="Arial" w:cs="Arial"/>
+                <w:bCs/>
+                <w:sz w:val="16"/>
+                <w:szCs w:val="16"/>
+                <w:lang w:val="ru-RU"/>
+              </w:rPr>
+              <w:t>58-10</w:t>
+            </w:r>
+            <w:proofErr w:type="gramEnd"/>
+            <w:r>
+              <w:rPr>
+                <w:rFonts w:ascii="Arial" w:hAnsi="Arial" w:cs="Arial"/>
+                <w:bCs/>
+                <w:sz w:val="16"/>
+                <w:szCs w:val="16"/>
+                <w:lang w:val="ru-RU"/>
+              </w:rPr>
+              <w:t xml:space="preserve"> и </w:t>
+            </w:r>
+            <w:proofErr w:type="gramStart"/>
+            <w:r>
+              <w:rPr>
+                <w:rFonts w:ascii="Arial" w:hAnsi="Arial" w:cs="Arial"/>
+                <w:bCs/>
+                <w:sz w:val="16"/>
+                <w:szCs w:val="16"/>
+                <w:lang w:val="ru-RU"/>
+              </w:rPr>
+              <w:t>58-11</w:t>
+            </w:r>
+            <w:proofErr w:type="gramEnd"/>
+            <w:r>
+              <w:rPr>
+                <w:rFonts w:ascii="Arial" w:hAnsi="Arial" w:cs="Arial"/>
+                <w:bCs/>
+                <w:sz w:val="16"/>
+                <w:szCs w:val="16"/>
+                <w:lang w:val="ru-RU"/>
+              </w:rPr>
+              <w:t xml:space="preserve">. Приговор: к расстрелу. Расстреляна 24 января 1939 г. Место захоронения – в </w:t>
+            </w:r>
+            <w:proofErr w:type="gramStart"/>
+            <w:r>
+              <w:rPr>
+                <w:rFonts w:ascii="Arial" w:hAnsi="Arial" w:cs="Arial"/>
+                <w:bCs/>
+                <w:sz w:val="16"/>
+                <w:szCs w:val="16"/>
+                <w:lang w:val="ru-RU"/>
+              </w:rPr>
+              <w:t>Куйбышеве..</w:t>
+            </w:r>
+            <w:proofErr w:type="gramEnd"/>
+            <w:r>
+              <w:rPr>
+                <w:rFonts w:ascii="Arial" w:hAnsi="Arial" w:cs="Arial"/>
+                <w:bCs/>
+                <w:sz w:val="16"/>
+                <w:szCs w:val="16"/>
+                <w:lang w:val="ru-RU"/>
+              </w:rPr>
+              <w:t xml:space="preserve"> Реабилитирована 13 июня 1989 г. Реабилитирована Куйбышевской облпрокуратурой</w:t>
             </w:r>
           </w:p>
           <w:p>
@@ -2647,7 +3365,7 @@
               </w:rPr>
               <w:t> </w:t>
             </w:r>
-            <w:hyperlink r:id="rId12" w:tgtFrame="_blank" w:history="1">
+            <w:hyperlink r:id="rId10" w:tgtFrame="_blank" w:history="1">
               <w:r>
                 <w:rPr>
                   <w:rStyle w:val="Hyperlink"/>
@@ -2691,7 +3409,92 @@
                 <w:szCs w:val="16"/>
                 <w:lang w:val="ru-RU"/>
               </w:rPr>
-              <w:t>Камаева-Пункова Зайнед Гасмановна  25 лет</w:t>
+              <w:t>Камаева-</w:t>
+            </w:r>
+            <w:proofErr w:type="spellStart"/>
+            <w:r>
+              <w:rPr>
+                <w:rFonts w:ascii="Arial" w:hAnsi="Arial" w:cs="Arial"/>
+                <w:b/>
+                <w:bCs/>
+                <w:sz w:val="16"/>
+                <w:szCs w:val="16"/>
+                <w:lang w:val="ru-RU"/>
+              </w:rPr>
+              <w:t>Пункова</w:t>
+            </w:r>
+            <w:proofErr w:type="spellEnd"/>
+            <w:r>
+              <w:rPr>
+                <w:rFonts w:ascii="Arial" w:hAnsi="Arial" w:cs="Arial"/>
+                <w:b/>
+                <w:bCs/>
+                <w:sz w:val="16"/>
+                <w:szCs w:val="16"/>
+                <w:lang w:val="ru-RU"/>
+              </w:rPr>
+              <w:t xml:space="preserve"> </w:t>
+            </w:r>
+            <w:proofErr w:type="spellStart"/>
+            <w:r>
+              <w:rPr>
+                <w:rFonts w:ascii="Arial" w:hAnsi="Arial" w:cs="Arial"/>
+                <w:b/>
+                <w:bCs/>
+                <w:sz w:val="16"/>
+                <w:szCs w:val="16"/>
+                <w:lang w:val="ru-RU"/>
+              </w:rPr>
+              <w:t>Зайнед</w:t>
+            </w:r>
+            <w:proofErr w:type="spellEnd"/>
+            <w:r>
+              <w:rPr>
+                <w:rFonts w:ascii="Arial" w:hAnsi="Arial" w:cs="Arial"/>
+                <w:b/>
+                <w:bCs/>
+                <w:sz w:val="16"/>
+                <w:szCs w:val="16"/>
+                <w:lang w:val="ru-RU"/>
+              </w:rPr>
+              <w:t xml:space="preserve"> </w:t>
+            </w:r>
+            <w:proofErr w:type="spellStart"/>
+            <w:proofErr w:type="gramStart"/>
+            <w:r>
+              <w:rPr>
+                <w:rFonts w:ascii="Arial" w:hAnsi="Arial" w:cs="Arial"/>
+                <w:b/>
+                <w:bCs/>
+                <w:sz w:val="16"/>
+                <w:szCs w:val="16"/>
+                <w:lang w:val="ru-RU"/>
+              </w:rPr>
+              <w:t>Гасмановна</w:t>
+            </w:r>
+            <w:proofErr w:type="spellEnd"/>
+            <w:r>
+              <w:rPr>
+                <w:rFonts w:ascii="Arial" w:hAnsi="Arial" w:cs="Arial"/>
+                <w:b/>
+                <w:bCs/>
+                <w:sz w:val="16"/>
+                <w:szCs w:val="16"/>
+                <w:lang w:val="ru-RU"/>
+              </w:rPr>
+              <w:t xml:space="preserve">  25</w:t>
+            </w:r>
+            <w:proofErr w:type="gramEnd"/>
+            <w:r>
+              <w:rPr>
+                <w:rFonts w:ascii="Arial" w:hAnsi="Arial" w:cs="Arial"/>
+                <w:b/>
+                <w:bCs/>
+                <w:sz w:val="16"/>
+                <w:szCs w:val="16"/>
+                <w:lang w:val="ru-RU"/>
+              </w:rPr>
+              <w:t xml:space="preserve"> лет</w:t>
             </w:r>
             <w:r>
               <w:rPr>
@@ -2730,8 +3533,79 @@
                 <w:szCs w:val="16"/>
                 <w:lang w:val="ru-RU"/>
               </w:rPr>
-              <w:t>1914 г. р., уроженка г. Ульяновска, заключенная Среднебельского сельскохозяйственного лагеря НКВД (Амурская обл.). Осуждена 21.10.1939 постоянной сессией Амурского облсуда по ст. 58-10 ч. 1; 58-14 УК РСФСР к ВМН. Реабилитирована 08.07.2004 заключением прокуратуры Амурской обл..</w:t>
-            </w:r>
+              <w:t xml:space="preserve">1914 г. р., уроженка г. Ульяновска, заключенная </w:t>
+            </w:r>
+            <w:proofErr w:type="spellStart"/>
+            <w:r>
+              <w:rPr>
+                <w:rFonts w:ascii="Arial" w:hAnsi="Arial" w:cs="Arial"/>
+                <w:sz w:val="16"/>
+                <w:szCs w:val="16"/>
+                <w:lang w:val="ru-RU"/>
+              </w:rPr>
+              <w:t>Среднебельского</w:t>
+            </w:r>
+            <w:proofErr w:type="spellEnd"/>
+            <w:r>
+              <w:rPr>
+                <w:rFonts w:ascii="Arial" w:hAnsi="Arial" w:cs="Arial"/>
+                <w:sz w:val="16"/>
+                <w:szCs w:val="16"/>
+                <w:lang w:val="ru-RU"/>
+              </w:rPr>
+              <w:t xml:space="preserve"> сельскохозяйственного лагеря НКВД (Амурская обл.). Осуждена 21.10.1939 постоянной сессией Амурского облсуда по ст. </w:t>
+            </w:r>
+            <w:proofErr w:type="gramStart"/>
+            <w:r>
+              <w:rPr>
+                <w:rFonts w:ascii="Arial" w:hAnsi="Arial" w:cs="Arial"/>
+                <w:sz w:val="16"/>
+                <w:szCs w:val="16"/>
+                <w:lang w:val="ru-RU"/>
+              </w:rPr>
+              <w:t>58-10</w:t>
+            </w:r>
+            <w:proofErr w:type="gramEnd"/>
+            <w:r>
+              <w:rPr>
+                <w:rFonts w:ascii="Arial" w:hAnsi="Arial" w:cs="Arial"/>
+                <w:sz w:val="16"/>
+                <w:szCs w:val="16"/>
+                <w:lang w:val="ru-RU"/>
+              </w:rPr>
+              <w:t xml:space="preserve"> ч. 1; </w:t>
+            </w:r>
+            <w:proofErr w:type="gramStart"/>
+            <w:r>
+              <w:rPr>
+                <w:rFonts w:ascii="Arial" w:hAnsi="Arial" w:cs="Arial"/>
+                <w:sz w:val="16"/>
+                <w:szCs w:val="16"/>
+                <w:lang w:val="ru-RU"/>
+              </w:rPr>
+              <w:t>58-14</w:t>
+            </w:r>
+            <w:proofErr w:type="gramEnd"/>
+            <w:r>
+              <w:rPr>
+                <w:rFonts w:ascii="Arial" w:hAnsi="Arial" w:cs="Arial"/>
+                <w:sz w:val="16"/>
+                <w:szCs w:val="16"/>
+                <w:lang w:val="ru-RU"/>
+              </w:rPr>
+              <w:t xml:space="preserve"> УК РСФСР к ВМН. Реабилитирована 08.07.2004 заключением прокуратуры Амурской </w:t>
+            </w:r>
+            <w:proofErr w:type="gramStart"/>
+            <w:r>
+              <w:rPr>
+                <w:rFonts w:ascii="Arial" w:hAnsi="Arial" w:cs="Arial"/>
+                <w:sz w:val="16"/>
+                <w:szCs w:val="16"/>
+                <w:lang w:val="ru-RU"/>
+              </w:rPr>
+              <w:t>обл..</w:t>
+            </w:r>
+            <w:proofErr w:type="gramEnd"/>
           </w:p>
           <w:p>
             <w:pPr>
@@ -2758,9 +3632,29 @@
                 <w:szCs w:val="16"/>
                 <w:lang w:val="ru-RU"/>
               </w:rPr>
-              <w:t xml:space="preserve">Источник: Книга памяти Амурской обл. , т.8;   </w:t>
-            </w:r>
-            <w:hyperlink r:id="rId13" w:history="1">
+              <w:t xml:space="preserve">Источник: Книга памяти Амурской </w:t>
+            </w:r>
+            <w:proofErr w:type="gramStart"/>
+            <w:r>
+              <w:rPr>
+                <w:rFonts w:ascii="Arial" w:hAnsi="Arial" w:cs="Arial"/>
+                <w:sz w:val="16"/>
+                <w:szCs w:val="16"/>
+                <w:lang w:val="ru-RU"/>
+              </w:rPr>
+              <w:t>обл. ,</w:t>
+            </w:r>
+            <w:proofErr w:type="gramEnd"/>
+            <w:r>
+              <w:rPr>
+                <w:rFonts w:ascii="Arial" w:hAnsi="Arial" w:cs="Arial"/>
+                <w:sz w:val="16"/>
+                <w:szCs w:val="16"/>
+                <w:lang w:val="ru-RU"/>
+              </w:rPr>
+              <w:t xml:space="preserve"> т.8;   </w:t>
+            </w:r>
+            <w:hyperlink r:id="rId11" w:history="1">
               <w:r>
                 <w:rPr>
                   <w:rStyle w:val="Hyperlink"/>
@@ -2800,8 +3694,9 @@
                 <w:szCs w:val="18"/>
                 <w:lang w:val="ru-RU"/>
               </w:rPr>
-              <w:t xml:space="preserve">Коган Клара Петровна  </w:t>
-            </w:r>
+              <w:t xml:space="preserve">Коган Клара </w:t>
+            </w:r>
+            <w:proofErr w:type="gramStart"/>
             <w:r>
               <w:rPr>
                 <w:rFonts w:ascii="Arial" w:hAnsi="Arial" w:cs="Arial"/>
@@ -2811,7 +3706,30 @@
                 <w:szCs w:val="18"/>
                 <w:lang w:val="ru-RU"/>
               </w:rPr>
-              <w:t xml:space="preserve">69 лет </w:t>
+              <w:t xml:space="preserve">Петровна  </w:t>
+            </w:r>
+            <w:r>
+              <w:rPr>
+                <w:rFonts w:ascii="Arial" w:hAnsi="Arial" w:cs="Arial"/>
+                <w:b/>
+                <w:color w:val="000084"/>
+                <w:sz w:val="18"/>
+                <w:szCs w:val="18"/>
+                <w:lang w:val="ru-RU"/>
+              </w:rPr>
+              <w:t>69</w:t>
+            </w:r>
+            <w:proofErr w:type="gramEnd"/>
+            <w:r>
+              <w:rPr>
+                <w:rFonts w:ascii="Arial" w:hAnsi="Arial" w:cs="Arial"/>
+                <w:b/>
+                <w:color w:val="000084"/>
+                <w:sz w:val="18"/>
+                <w:szCs w:val="18"/>
+                <w:lang w:val="ru-RU"/>
+              </w:rPr>
+              <w:t xml:space="preserve"> лет </w:t>
             </w:r>
           </w:p>
           <w:p>
@@ -2830,7 +3748,27 @@
                 <w:szCs w:val="18"/>
                 <w:lang w:val="ru-RU"/>
               </w:rPr>
-              <w:t xml:space="preserve">род. 1870, г. Кишинев, еврейка, персональная пенсионерка. Адрес: ул. Горького, д.15, кв. 4. Рассстреляна 16.04.1939. Место захоронения: Коммунарка.  </w:t>
+              <w:t xml:space="preserve">род. 1870, г. Кишинев, еврейка, персональная пенсионерка. Адрес: ул. Горького, д.15, кв. 4. </w:t>
+            </w:r>
+            <w:proofErr w:type="spellStart"/>
+            <w:r>
+              <w:rPr>
+                <w:rFonts w:ascii="Arial" w:hAnsi="Arial" w:cs="Arial"/>
+                <w:sz w:val="18"/>
+                <w:szCs w:val="18"/>
+                <w:lang w:val="ru-RU"/>
+              </w:rPr>
+              <w:t>Рассстреляна</w:t>
+            </w:r>
+            <w:proofErr w:type="spellEnd"/>
+            <w:r>
+              <w:rPr>
+                <w:rFonts w:ascii="Arial" w:hAnsi="Arial" w:cs="Arial"/>
+                <w:sz w:val="18"/>
+                <w:szCs w:val="18"/>
+                <w:lang w:val="ru-RU"/>
+              </w:rPr>
+              <w:t xml:space="preserve"> 16.04.1939. Место захоронения: Коммунарка.  </w:t>
             </w:r>
           </w:p>
           <w:p>
@@ -2861,42 +3799,111 @@
                 <w:szCs w:val="18"/>
                 <w:lang w:val="ru-RU"/>
               </w:rPr>
-              <w:t>Источник: Москва, расстрельные списки — Коммунарка</w:t>
-            </w:r>
-            <w:r>
-              <w:rPr>
-                <w:rFonts w:ascii="Arial" w:hAnsi="Arial" w:cs="Arial"/>
+              <w:t xml:space="preserve">Источник: Москва, расстрельные списки — </w:t>
+            </w:r>
+            <w:proofErr w:type="gramStart"/>
+            <w:r>
+              <w:rPr>
+                <w:rFonts w:ascii="Arial" w:hAnsi="Arial" w:cs="Arial"/>
+                <w:b/>
                 <w:bCs/>
                 <w:color w:val="000084"/>
                 <w:sz w:val="18"/>
                 <w:szCs w:val="18"/>
                 <w:lang w:val="ru-RU"/>
               </w:rPr>
-              <w:t xml:space="preserve">,  </w:t>
-            </w:r>
-            <w:r>
-              <w:rPr>
-                <w:rFonts w:ascii="Arial" w:hAnsi="Arial" w:cs="Arial"/>
+              <w:t>Коммунарка</w:t>
+            </w:r>
+            <w:r>
+              <w:rPr>
+                <w:rFonts w:ascii="Arial" w:hAnsi="Arial" w:cs="Arial"/>
+                <w:bCs/>
+                <w:color w:val="000084"/>
                 <w:sz w:val="18"/>
                 <w:szCs w:val="18"/>
                 <w:lang w:val="ru-RU"/>
               </w:rPr>
+              <w:t xml:space="preserve">,  </w:t>
+            </w:r>
+            <w:r>
+              <w:rPr>
+                <w:rFonts w:ascii="Arial" w:hAnsi="Arial" w:cs="Arial"/>
+                <w:sz w:val="18"/>
+                <w:szCs w:val="18"/>
+                <w:lang w:val="ru-RU"/>
+              </w:rPr>
               <w:t xml:space="preserve"> </w:t>
             </w:r>
-            <w:hyperlink r:id="rId14" w:history="1">
-              <w:r>
-                <w:rPr>
-                  <w:rStyle w:val="Hyperlink"/>
-                  <w:rFonts w:ascii="Arial" w:hAnsi="Arial" w:cs="Arial"/>
-                  <w:b/>
-                  <w:bCs/>
-                  <w:sz w:val="18"/>
-                  <w:szCs w:val="18"/>
-                  <w:lang w:val="ru-RU"/>
-                </w:rPr>
-                <w:t>Открытый список</w:t>
-              </w:r>
-            </w:hyperlink>
+            <w:proofErr w:type="gramEnd"/>
+            <w:r>
+              <w:fldChar w:fldCharType="begin"/>
+            </w:r>
+            <w:r>
+              <w:instrText>HYPERLINK</w:instrText>
+            </w:r>
+            <w:r>
+              <w:rPr>
+                <w:lang w:val="ru-RU"/>
+              </w:rPr>
+              <w:instrText xml:space="preserve"> "</w:instrText>
+            </w:r>
+            <w:r>
+              <w:instrText>https</w:instrText>
+            </w:r>
+            <w:r>
+              <w:rPr>
+                <w:lang w:val="ru-RU"/>
+              </w:rPr>
+              <w:instrText>://</w:instrText>
+            </w:r>
+            <w:r>
+              <w:instrText>ru</w:instrText>
+            </w:r>
+            <w:r>
+              <w:rPr>
+                <w:lang w:val="ru-RU"/>
+              </w:rPr>
+              <w:instrText>.</w:instrText>
+            </w:r>
+            <w:r>
+              <w:instrText>openlist</w:instrText>
+            </w:r>
+            <w:r>
+              <w:rPr>
+                <w:lang w:val="ru-RU"/>
+              </w:rPr>
+              <w:instrText>.</w:instrText>
+            </w:r>
+            <w:r>
+              <w:instrText>wiki</w:instrText>
+            </w:r>
+            <w:r>
+              <w:rPr>
+                <w:lang w:val="ru-RU"/>
+              </w:rPr>
+              <w:instrText>/Коган_Клара_Петровна_(1870)"</w:instrText>
+            </w:r>
+            <w:r>
+              <w:rPr>
+                <w:rFonts w:hint="eastAsia"/>
+              </w:rPr>
+              <w:fldChar w:fldCharType="separate"/>
+            </w:r>
+            <w:r>
+              <w:rPr>
+                <w:rStyle w:val="Hyperlink"/>
+                <w:rFonts w:ascii="Arial" w:hAnsi="Arial" w:cs="Arial"/>
+                <w:b/>
+                <w:bCs/>
+                <w:sz w:val="18"/>
+                <w:szCs w:val="18"/>
+                <w:lang w:val="ru-RU"/>
+              </w:rPr>
+              <w:t>Открытый список</w:t>
+            </w:r>
+            <w:r>
+              <w:fldChar w:fldCharType="end"/>
+            </w:r>
             <w:r>
               <w:rPr>
                 <w:rFonts w:ascii="Arial" w:hAnsi="Arial" w:cs="Arial"/>
@@ -2943,7 +3950,31 @@
                 <w:szCs w:val="16"/>
                 <w:lang w:val="ru-RU"/>
               </w:rPr>
-              <w:t xml:space="preserve">Кольчугина-Блюхер Галина Александровна  40 лет  </w:t>
+              <w:t xml:space="preserve">Кольчугина-Блюхер Галина </w:t>
+            </w:r>
+            <w:proofErr w:type="gramStart"/>
+            <w:r>
+              <w:rPr>
+                <w:rFonts w:ascii="Arial" w:hAnsi="Arial" w:cs="Arial"/>
+                <w:b/>
+                <w:bCs/>
+                <w:sz w:val="16"/>
+                <w:szCs w:val="16"/>
+                <w:lang w:val="ru-RU"/>
+              </w:rPr>
+              <w:t>Александровна  40</w:t>
+            </w:r>
+            <w:proofErr w:type="gramEnd"/>
+            <w:r>
+              <w:rPr>
+                <w:rFonts w:ascii="Arial" w:hAnsi="Arial" w:cs="Arial"/>
+                <w:b/>
+                <w:bCs/>
+                <w:sz w:val="16"/>
+                <w:szCs w:val="16"/>
+                <w:lang w:val="ru-RU"/>
+              </w:rPr>
+              <w:t xml:space="preserve"> лет  </w:t>
             </w:r>
           </w:p>
           <w:p>
@@ -2987,7 +4018,87 @@
                 <w:szCs w:val="16"/>
                 <w:lang w:val="ru-RU"/>
               </w:rPr>
-              <w:t>в 1899 г., Харькове; русская; образование высшее; б/п; студентка педагогического института.. Прож.: г. Москва, Чистопрудный бул., д.12, корп.2, кв.4..  Арестована 22 октября 1938 г.  Приговорена: ВКВС СССР 14 марта 1939 г., обв.:</w:t>
+              <w:t xml:space="preserve">в 1899 г., Харькове; русская; образование высшее; б/п; студентка педагогического </w:t>
+            </w:r>
+            <w:proofErr w:type="gramStart"/>
+            <w:r>
+              <w:rPr>
+                <w:rFonts w:ascii="Arial" w:hAnsi="Arial" w:cs="Arial"/>
+                <w:sz w:val="16"/>
+                <w:szCs w:val="16"/>
+                <w:lang w:val="ru-RU"/>
+              </w:rPr>
+              <w:t>института..</w:t>
+            </w:r>
+            <w:proofErr w:type="gramEnd"/>
+            <w:r>
+              <w:rPr>
+                <w:rFonts w:ascii="Arial" w:hAnsi="Arial" w:cs="Arial"/>
+                <w:sz w:val="16"/>
+                <w:szCs w:val="16"/>
+                <w:lang w:val="ru-RU"/>
+              </w:rPr>
+              <w:t xml:space="preserve"> </w:t>
+            </w:r>
+            <w:proofErr w:type="spellStart"/>
+            <w:r>
+              <w:rPr>
+                <w:rFonts w:ascii="Arial" w:hAnsi="Arial" w:cs="Arial"/>
+                <w:sz w:val="16"/>
+                <w:szCs w:val="16"/>
+                <w:lang w:val="ru-RU"/>
+              </w:rPr>
+              <w:t>Прож</w:t>
+            </w:r>
+            <w:proofErr w:type="spellEnd"/>
+            <w:r>
+              <w:rPr>
+                <w:rFonts w:ascii="Arial" w:hAnsi="Arial" w:cs="Arial"/>
+                <w:sz w:val="16"/>
+                <w:szCs w:val="16"/>
+                <w:lang w:val="ru-RU"/>
+              </w:rPr>
+              <w:t>.: г. Москва, Чистопрудный бул., д.12, корп.2, кв.</w:t>
+            </w:r>
+            <w:proofErr w:type="gramStart"/>
+            <w:r>
+              <w:rPr>
+                <w:rFonts w:ascii="Arial" w:hAnsi="Arial" w:cs="Arial"/>
+                <w:sz w:val="16"/>
+                <w:szCs w:val="16"/>
+                <w:lang w:val="ru-RU"/>
+              </w:rPr>
+              <w:t>4..</w:t>
+            </w:r>
+            <w:proofErr w:type="gramEnd"/>
+            <w:r>
+              <w:rPr>
+                <w:rFonts w:ascii="Arial" w:hAnsi="Arial" w:cs="Arial"/>
+                <w:sz w:val="16"/>
+                <w:szCs w:val="16"/>
+                <w:lang w:val="ru-RU"/>
+              </w:rPr>
+              <w:t xml:space="preserve">  Арестована 22 октября 1938 г.  Приговорена: ВКВС СССР 14 марта 1939 г., </w:t>
+            </w:r>
+            <w:proofErr w:type="spellStart"/>
+            <w:r>
+              <w:rPr>
+                <w:rFonts w:ascii="Arial" w:hAnsi="Arial" w:cs="Arial"/>
+                <w:sz w:val="16"/>
+                <w:szCs w:val="16"/>
+                <w:lang w:val="ru-RU"/>
+              </w:rPr>
+              <w:t>обв</w:t>
+            </w:r>
+            <w:proofErr w:type="spellEnd"/>
+            <w:r>
+              <w:rPr>
+                <w:rFonts w:ascii="Arial" w:hAnsi="Arial" w:cs="Arial"/>
+                <w:sz w:val="16"/>
+                <w:szCs w:val="16"/>
+                <w:lang w:val="ru-RU"/>
+              </w:rPr>
+              <w:t>.:</w:t>
             </w:r>
             <w:r>
               <w:rPr>
@@ -3059,7 +4170,27 @@
                 <w:szCs w:val="16"/>
                 <w:lang w:val="ru-RU"/>
               </w:rPr>
-              <w:t>в Лубянскойтюрьме Москвы)</w:t>
+              <w:t xml:space="preserve">в </w:t>
+            </w:r>
+            <w:proofErr w:type="spellStart"/>
+            <w:r>
+              <w:rPr>
+                <w:rFonts w:ascii="Arial" w:hAnsi="Arial" w:cs="Arial"/>
+                <w:sz w:val="16"/>
+                <w:szCs w:val="16"/>
+                <w:lang w:val="ru-RU"/>
+              </w:rPr>
+              <w:t>Лубянскойтюрьме</w:t>
+            </w:r>
+            <w:proofErr w:type="spellEnd"/>
+            <w:r>
+              <w:rPr>
+                <w:rFonts w:ascii="Arial" w:hAnsi="Arial" w:cs="Arial"/>
+                <w:sz w:val="16"/>
+                <w:szCs w:val="16"/>
+                <w:lang w:val="ru-RU"/>
+              </w:rPr>
+              <w:t xml:space="preserve"> Москвы)</w:t>
             </w:r>
           </w:p>
           <w:p>
@@ -3089,22 +4220,89 @@
                 <w:szCs w:val="16"/>
                 <w:lang w:val="ru-RU"/>
               </w:rPr>
-              <w:t xml:space="preserve">Источник: Москва, расстрельные списки - Донской крематорий;   </w:t>
-            </w:r>
-            <w:hyperlink r:id="rId15" w:history="1">
-              <w:r>
-                <w:rPr>
-                  <w:rStyle w:val="Hyperlink"/>
-                  <w:rFonts w:ascii="Arial" w:hAnsi="Arial" w:cs="Arial"/>
-                  <w:b/>
-                  <w:bCs/>
-                  <w:sz w:val="16"/>
-                  <w:szCs w:val="16"/>
-                  <w:lang w:val="ru-RU"/>
-                </w:rPr>
-                <w:t>Архивная ссылка</w:t>
-              </w:r>
-            </w:hyperlink>
+              <w:t xml:space="preserve">Источник: Москва, расстрельные списки - Донской </w:t>
+            </w:r>
+            <w:proofErr w:type="gramStart"/>
+            <w:r>
+              <w:rPr>
+                <w:rFonts w:ascii="Arial" w:hAnsi="Arial" w:cs="Arial"/>
+                <w:i/>
+                <w:sz w:val="16"/>
+                <w:szCs w:val="16"/>
+                <w:lang w:val="ru-RU"/>
+              </w:rPr>
+              <w:t xml:space="preserve">крематорий;   </w:t>
+            </w:r>
+            <w:proofErr w:type="gramEnd"/>
+            <w:r>
+              <w:fldChar w:fldCharType="begin"/>
+            </w:r>
+            <w:r>
+              <w:instrText>HYPERLINK</w:instrText>
+            </w:r>
+            <w:r>
+              <w:rPr>
+                <w:lang w:val="ru-RU"/>
+              </w:rPr>
+              <w:instrText xml:space="preserve"> "</w:instrText>
+            </w:r>
+            <w:r>
+              <w:instrText>https</w:instrText>
+            </w:r>
+            <w:r>
+              <w:rPr>
+                <w:lang w:val="ru-RU"/>
+              </w:rPr>
+              <w:instrText>://</w:instrText>
+            </w:r>
+            <w:r>
+              <w:instrText>ru</w:instrText>
+            </w:r>
+            <w:r>
+              <w:rPr>
+                <w:lang w:val="ru-RU"/>
+              </w:rPr>
+              <w:instrText>.</w:instrText>
+            </w:r>
+            <w:r>
+              <w:instrText>openlist</w:instrText>
+            </w:r>
+            <w:r>
+              <w:rPr>
+                <w:lang w:val="ru-RU"/>
+              </w:rPr>
+              <w:instrText>.</w:instrText>
+            </w:r>
+            <w:r>
+              <w:instrText>wiki</w:instrText>
+            </w:r>
+            <w:r>
+              <w:rPr>
+                <w:lang w:val="ru-RU"/>
+              </w:rPr>
+              <w:instrText>/Кольчугина-Блюхер_Галина_Александровна_(1899)"</w:instrText>
+            </w:r>
+            <w:r>
+              <w:rPr>
+                <w:rFonts w:hint="eastAsia"/>
+              </w:rPr>
+              <w:fldChar w:fldCharType="separate"/>
+            </w:r>
+            <w:r>
+              <w:rPr>
+                <w:rStyle w:val="Hyperlink"/>
+                <w:rFonts w:ascii="Arial" w:hAnsi="Arial" w:cs="Arial"/>
+                <w:b/>
+                <w:bCs/>
+                <w:sz w:val="16"/>
+                <w:szCs w:val="16"/>
+                <w:lang w:val="ru-RU"/>
+              </w:rPr>
+              <w:t>Архивная ссылка</w:t>
+            </w:r>
+            <w:r>
+              <w:fldChar w:fldCharType="end"/>
+            </w:r>
           </w:p>
         </w:tc>
       </w:tr>
@@ -3132,15 +4330,49 @@
                 <w:lang w:val="ru-RU"/>
               </w:rPr>
             </w:pPr>
-            <w:r>
-              <w:rPr>
-                <w:rFonts w:ascii="Arial" w:hAnsi="Arial" w:cs="Arial"/>
-                <w:b/>
-                <w:sz w:val="16"/>
-                <w:szCs w:val="16"/>
-                <w:lang w:val="ru-RU"/>
-              </w:rPr>
-              <w:t xml:space="preserve">Мирато-Грибова Анна Станиславовна  31 год  </w:t>
+            <w:proofErr w:type="spellStart"/>
+            <w:r>
+              <w:rPr>
+                <w:rFonts w:ascii="Arial" w:hAnsi="Arial" w:cs="Arial"/>
+                <w:b/>
+                <w:sz w:val="16"/>
+                <w:szCs w:val="16"/>
+                <w:lang w:val="ru-RU"/>
+              </w:rPr>
+              <w:t>Мирато</w:t>
+            </w:r>
+            <w:proofErr w:type="spellEnd"/>
+            <w:r>
+              <w:rPr>
+                <w:rFonts w:ascii="Arial" w:hAnsi="Arial" w:cs="Arial"/>
+                <w:b/>
+                <w:sz w:val="16"/>
+                <w:szCs w:val="16"/>
+                <w:lang w:val="ru-RU"/>
+              </w:rPr>
+              <w:t xml:space="preserve">-Грибова Анна </w:t>
+            </w:r>
+            <w:proofErr w:type="gramStart"/>
+            <w:r>
+              <w:rPr>
+                <w:rFonts w:ascii="Arial" w:hAnsi="Arial" w:cs="Arial"/>
+                <w:b/>
+                <w:sz w:val="16"/>
+                <w:szCs w:val="16"/>
+                <w:lang w:val="ru-RU"/>
+              </w:rPr>
+              <w:t>Станиславовна  31</w:t>
+            </w:r>
+            <w:proofErr w:type="gramEnd"/>
+            <w:r>
+              <w:rPr>
+                <w:rFonts w:ascii="Arial" w:hAnsi="Arial" w:cs="Arial"/>
+                <w:b/>
+                <w:sz w:val="16"/>
+                <w:szCs w:val="16"/>
+                <w:lang w:val="ru-RU"/>
+              </w:rPr>
+              <w:t xml:space="preserve"> год  </w:t>
             </w:r>
           </w:p>
           <w:p>
@@ -3211,7 +4443,27 @@
                 <w:szCs w:val="16"/>
                 <w:lang w:val="ru-RU"/>
               </w:rPr>
-              <w:t>10 января 1939 г. - ВМН. Арх.дело: 24024 - УСБУ в Одесской обл.</w:t>
+              <w:t xml:space="preserve">10 января 1939 г. - ВМН. </w:t>
+            </w:r>
+            <w:proofErr w:type="spellStart"/>
+            <w:r>
+              <w:rPr>
+                <w:rFonts w:ascii="Arial" w:hAnsi="Arial" w:cs="Arial"/>
+                <w:sz w:val="16"/>
+                <w:szCs w:val="16"/>
+                <w:lang w:val="ru-RU"/>
+              </w:rPr>
+              <w:t>Арх.дело</w:t>
+            </w:r>
+            <w:proofErr w:type="spellEnd"/>
+            <w:r>
+              <w:rPr>
+                <w:rFonts w:ascii="Arial" w:hAnsi="Arial" w:cs="Arial"/>
+                <w:sz w:val="16"/>
+                <w:szCs w:val="16"/>
+                <w:lang w:val="ru-RU"/>
+              </w:rPr>
+              <w:t>: 24024 - УСБУ в Одесской обл.</w:t>
             </w:r>
           </w:p>
           <w:p>
@@ -3244,7 +4496,7 @@
               </w:rPr>
               <w:t xml:space="preserve">Источник: Сведения Одесского академического центра (Украина);   </w:t>
             </w:r>
-            <w:hyperlink r:id="rId16" w:history="1">
+            <w:hyperlink r:id="rId12" w:history="1">
               <w:r>
                 <w:rPr>
                   <w:rStyle w:val="Hyperlink"/>
@@ -3268,7 +4520,7 @@
               </w:rPr>
               <w:t xml:space="preserve">   </w:t>
             </w:r>
-            <w:hyperlink r:id="rId17" w:history="1">
+            <w:hyperlink r:id="rId13" w:history="1">
               <w:r>
                 <w:rPr>
                   <w:rStyle w:val="Hyperlink"/>
@@ -3327,7 +4579,29 @@
                 <w:szCs w:val="16"/>
                 <w:lang w:val="ru-RU"/>
               </w:rPr>
-              <w:t xml:space="preserve">Наумова Клавдия Павловна  48 лет  </w:t>
+              <w:t xml:space="preserve">Наумова Клавдия </w:t>
+            </w:r>
+            <w:proofErr w:type="gramStart"/>
+            <w:r>
+              <w:rPr>
+                <w:rFonts w:ascii="Arial" w:hAnsi="Arial" w:cs="Arial"/>
+                <w:b/>
+                <w:sz w:val="16"/>
+                <w:szCs w:val="16"/>
+                <w:lang w:val="ru-RU"/>
+              </w:rPr>
+              <w:t>Павловна  48</w:t>
+            </w:r>
+            <w:proofErr w:type="gramEnd"/>
+            <w:r>
+              <w:rPr>
+                <w:rFonts w:ascii="Arial" w:hAnsi="Arial" w:cs="Arial"/>
+                <w:b/>
+                <w:sz w:val="16"/>
+                <w:szCs w:val="16"/>
+                <w:lang w:val="ru-RU"/>
+              </w:rPr>
+              <w:t xml:space="preserve"> лет  </w:t>
             </w:r>
           </w:p>
           <w:p>
@@ -3371,7 +4645,47 @@
                 <w:szCs w:val="16"/>
                 <w:lang w:val="ru-RU"/>
               </w:rPr>
-              <w:t>в 1891 г., г. Ленинград; домохозяйка.. Прож.:</w:t>
+              <w:t xml:space="preserve">в 1891 г., г. Ленинград; </w:t>
+            </w:r>
+            <w:proofErr w:type="gramStart"/>
+            <w:r>
+              <w:rPr>
+                <w:rFonts w:ascii="Arial" w:hAnsi="Arial" w:cs="Arial"/>
+                <w:sz w:val="16"/>
+                <w:szCs w:val="16"/>
+                <w:lang w:val="ru-RU"/>
+              </w:rPr>
+              <w:t>домохозяйка..</w:t>
+            </w:r>
+            <w:proofErr w:type="gramEnd"/>
+            <w:r>
+              <w:rPr>
+                <w:rFonts w:ascii="Arial" w:hAnsi="Arial" w:cs="Arial"/>
+                <w:sz w:val="16"/>
+                <w:szCs w:val="16"/>
+                <w:lang w:val="ru-RU"/>
+              </w:rPr>
+              <w:t xml:space="preserve"> </w:t>
+            </w:r>
+            <w:proofErr w:type="spellStart"/>
+            <w:r>
+              <w:rPr>
+                <w:rFonts w:ascii="Arial" w:hAnsi="Arial" w:cs="Arial"/>
+                <w:sz w:val="16"/>
+                <w:szCs w:val="16"/>
+                <w:lang w:val="ru-RU"/>
+              </w:rPr>
+              <w:t>Прож</w:t>
+            </w:r>
+            <w:proofErr w:type="spellEnd"/>
+            <w:r>
+              <w:rPr>
+                <w:rFonts w:ascii="Arial" w:hAnsi="Arial" w:cs="Arial"/>
+                <w:sz w:val="16"/>
+                <w:szCs w:val="16"/>
+                <w:lang w:val="ru-RU"/>
+              </w:rPr>
+              <w:t>.:</w:t>
             </w:r>
             <w:r>
               <w:rPr>
@@ -3431,7 +4745,7 @@
               </w:rPr>
               <w:t xml:space="preserve">Источник: Книга памяти Белгородской обл.;   </w:t>
             </w:r>
-            <w:hyperlink r:id="rId18" w:history="1">
+            <w:hyperlink r:id="rId14" w:history="1">
               <w:r>
                 <w:rPr>
                   <w:rStyle w:val="Hyperlink"/>
@@ -3470,16 +4784,53 @@
                 <w:lang w:val="ru-RU"/>
               </w:rPr>
             </w:pPr>
-            <w:r>
-              <w:rPr>
-                <w:rFonts w:ascii="Arial" w:hAnsi="Arial" w:cs="Arial"/>
-                <w:b/>
-                <w:bCs/>
-                <w:sz w:val="16"/>
-                <w:szCs w:val="16"/>
-                <w:lang w:val="ru-RU"/>
-              </w:rPr>
-              <w:t xml:space="preserve">Ошмяго Елена Игнатьевна  28 лет  </w:t>
+            <w:proofErr w:type="spellStart"/>
+            <w:r>
+              <w:rPr>
+                <w:rFonts w:ascii="Arial" w:hAnsi="Arial" w:cs="Arial"/>
+                <w:b/>
+                <w:bCs/>
+                <w:sz w:val="16"/>
+                <w:szCs w:val="16"/>
+                <w:lang w:val="ru-RU"/>
+              </w:rPr>
+              <w:t>Ошмяго</w:t>
+            </w:r>
+            <w:proofErr w:type="spellEnd"/>
+            <w:r>
+              <w:rPr>
+                <w:rFonts w:ascii="Arial" w:hAnsi="Arial" w:cs="Arial"/>
+                <w:b/>
+                <w:bCs/>
+                <w:sz w:val="16"/>
+                <w:szCs w:val="16"/>
+                <w:lang w:val="ru-RU"/>
+              </w:rPr>
+              <w:t xml:space="preserve"> Елена </w:t>
+            </w:r>
+            <w:proofErr w:type="gramStart"/>
+            <w:r>
+              <w:rPr>
+                <w:rFonts w:ascii="Arial" w:hAnsi="Arial" w:cs="Arial"/>
+                <w:b/>
+                <w:bCs/>
+                <w:sz w:val="16"/>
+                <w:szCs w:val="16"/>
+                <w:lang w:val="ru-RU"/>
+              </w:rPr>
+              <w:t>Игнатьевна  28</w:t>
+            </w:r>
+            <w:proofErr w:type="gramEnd"/>
+            <w:r>
+              <w:rPr>
+                <w:rFonts w:ascii="Arial" w:hAnsi="Arial" w:cs="Arial"/>
+                <w:b/>
+                <w:bCs/>
+                <w:sz w:val="16"/>
+                <w:szCs w:val="16"/>
+                <w:lang w:val="ru-RU"/>
+              </w:rPr>
+              <w:t xml:space="preserve"> лет  </w:t>
             </w:r>
           </w:p>
           <w:p>
@@ -3523,8 +4874,90 @@
                 <w:szCs w:val="16"/>
                 <w:lang w:val="ru-RU"/>
               </w:rPr>
-              <w:t>в 1911 г., д.Спруги (Белоруссия); белоруска; образование низшее; б/п; дежурная по ст.Гучково Калининской ж.д.. Прож</w:t>
-            </w:r>
+              <w:t xml:space="preserve">в 1911 г., </w:t>
+            </w:r>
+            <w:proofErr w:type="spellStart"/>
+            <w:r>
+              <w:rPr>
+                <w:rFonts w:ascii="Arial" w:hAnsi="Arial" w:cs="Arial"/>
+                <w:sz w:val="16"/>
+                <w:szCs w:val="16"/>
+                <w:lang w:val="ru-RU"/>
+              </w:rPr>
+              <w:t>д.Спруги</w:t>
+            </w:r>
+            <w:proofErr w:type="spellEnd"/>
+            <w:r>
+              <w:rPr>
+                <w:rFonts w:ascii="Arial" w:hAnsi="Arial" w:cs="Arial"/>
+                <w:sz w:val="16"/>
+                <w:szCs w:val="16"/>
+                <w:lang w:val="ru-RU"/>
+              </w:rPr>
+              <w:t xml:space="preserve"> (Белоруссия); белоруска; образование низшее; б/п; дежурная по </w:t>
+            </w:r>
+            <w:proofErr w:type="spellStart"/>
+            <w:r>
+              <w:rPr>
+                <w:rFonts w:ascii="Arial" w:hAnsi="Arial" w:cs="Arial"/>
+                <w:sz w:val="16"/>
+                <w:szCs w:val="16"/>
+                <w:lang w:val="ru-RU"/>
+              </w:rPr>
+              <w:t>ст.Гучково</w:t>
+            </w:r>
+            <w:proofErr w:type="spellEnd"/>
+            <w:r>
+              <w:rPr>
+                <w:rFonts w:ascii="Arial" w:hAnsi="Arial" w:cs="Arial"/>
+                <w:sz w:val="16"/>
+                <w:szCs w:val="16"/>
+                <w:lang w:val="ru-RU"/>
+              </w:rPr>
+              <w:t xml:space="preserve"> Калининской </w:t>
+            </w:r>
+            <w:proofErr w:type="spellStart"/>
+            <w:proofErr w:type="gramStart"/>
+            <w:r>
+              <w:rPr>
+                <w:rFonts w:ascii="Arial" w:hAnsi="Arial" w:cs="Arial"/>
+                <w:sz w:val="16"/>
+                <w:szCs w:val="16"/>
+                <w:lang w:val="ru-RU"/>
+              </w:rPr>
+              <w:t>ж.д</w:t>
+            </w:r>
+            <w:proofErr w:type="spellEnd"/>
+            <w:r>
+              <w:rPr>
+                <w:rFonts w:ascii="Arial" w:hAnsi="Arial" w:cs="Arial"/>
+                <w:sz w:val="16"/>
+                <w:szCs w:val="16"/>
+                <w:lang w:val="ru-RU"/>
+              </w:rPr>
+              <w:t>..</w:t>
+            </w:r>
+            <w:proofErr w:type="gramEnd"/>
+            <w:r>
+              <w:rPr>
+                <w:rFonts w:ascii="Arial" w:hAnsi="Arial" w:cs="Arial"/>
+                <w:sz w:val="16"/>
+                <w:szCs w:val="16"/>
+                <w:lang w:val="ru-RU"/>
+              </w:rPr>
+              <w:t xml:space="preserve"> </w:t>
+            </w:r>
+            <w:proofErr w:type="spellStart"/>
+            <w:r>
+              <w:rPr>
+                <w:rFonts w:ascii="Arial" w:hAnsi="Arial" w:cs="Arial"/>
+                <w:sz w:val="16"/>
+                <w:szCs w:val="16"/>
+                <w:lang w:val="ru-RU"/>
+              </w:rPr>
+              <w:t>Прож</w:t>
+            </w:r>
+            <w:proofErr w:type="spellEnd"/>
             <w:r>
               <w:rPr>
                 <w:rFonts w:ascii="Arial" w:hAnsi="Arial" w:cs="Arial"/>
@@ -3551,14 +4984,65 @@
               </w:rPr>
               <w:t> </w:t>
             </w:r>
-            <w:r>
-              <w:rPr>
-                <w:rFonts w:ascii="Arial" w:hAnsi="Arial" w:cs="Arial"/>
-                <w:sz w:val="16"/>
-                <w:szCs w:val="16"/>
-                <w:lang w:val="ru-RU"/>
-              </w:rPr>
-              <w:t xml:space="preserve">ст.Манихино Калининской ж.д., дом НКПС..  Арестована 14 сентября 1939 г.  Приговорена: </w:t>
+            <w:proofErr w:type="spellStart"/>
+            <w:r>
+              <w:rPr>
+                <w:rFonts w:ascii="Arial" w:hAnsi="Arial" w:cs="Arial"/>
+                <w:sz w:val="16"/>
+                <w:szCs w:val="16"/>
+                <w:lang w:val="ru-RU"/>
+              </w:rPr>
+              <w:t>ст.Манихино</w:t>
+            </w:r>
+            <w:proofErr w:type="spellEnd"/>
+            <w:r>
+              <w:rPr>
+                <w:rFonts w:ascii="Arial" w:hAnsi="Arial" w:cs="Arial"/>
+                <w:sz w:val="16"/>
+                <w:szCs w:val="16"/>
+                <w:lang w:val="ru-RU"/>
+              </w:rPr>
+              <w:t xml:space="preserve"> Калининской </w:t>
+            </w:r>
+            <w:proofErr w:type="spellStart"/>
+            <w:r>
+              <w:rPr>
+                <w:rFonts w:ascii="Arial" w:hAnsi="Arial" w:cs="Arial"/>
+                <w:sz w:val="16"/>
+                <w:szCs w:val="16"/>
+                <w:lang w:val="ru-RU"/>
+              </w:rPr>
+              <w:t>ж.д</w:t>
+            </w:r>
+            <w:proofErr w:type="spellEnd"/>
+            <w:r>
+              <w:rPr>
+                <w:rFonts w:ascii="Arial" w:hAnsi="Arial" w:cs="Arial"/>
+                <w:sz w:val="16"/>
+                <w:szCs w:val="16"/>
+                <w:lang w:val="ru-RU"/>
+              </w:rPr>
+              <w:t xml:space="preserve">., дом </w:t>
+            </w:r>
+            <w:proofErr w:type="gramStart"/>
+            <w:r>
+              <w:rPr>
+                <w:rFonts w:ascii="Arial" w:hAnsi="Arial" w:cs="Arial"/>
+                <w:sz w:val="16"/>
+                <w:szCs w:val="16"/>
+                <w:lang w:val="ru-RU"/>
+              </w:rPr>
+              <w:t>НКПС..</w:t>
+            </w:r>
+            <w:proofErr w:type="gramEnd"/>
+            <w:r>
+              <w:rPr>
+                <w:rFonts w:ascii="Arial" w:hAnsi="Arial" w:cs="Arial"/>
+                <w:sz w:val="16"/>
+                <w:szCs w:val="16"/>
+                <w:lang w:val="ru-RU"/>
+              </w:rPr>
+              <w:t xml:space="preserve">  Арестована 14 сентября 1939 г.  Приговорена: </w:t>
             </w:r>
             <w:r>
               <w:rPr>
@@ -3576,7 +5060,27 @@
                 <w:szCs w:val="16"/>
                 <w:lang w:val="ru-RU"/>
               </w:rPr>
-              <w:t xml:space="preserve"> МВО 19 сентября 1939 г., обв.:</w:t>
+              <w:t xml:space="preserve"> МВО 19 сентября 1939 г., </w:t>
+            </w:r>
+            <w:proofErr w:type="spellStart"/>
+            <w:r>
+              <w:rPr>
+                <w:rFonts w:ascii="Arial" w:hAnsi="Arial" w:cs="Arial"/>
+                <w:sz w:val="16"/>
+                <w:szCs w:val="16"/>
+                <w:lang w:val="ru-RU"/>
+              </w:rPr>
+              <w:t>обв</w:t>
+            </w:r>
+            <w:proofErr w:type="spellEnd"/>
+            <w:r>
+              <w:rPr>
+                <w:rFonts w:ascii="Arial" w:hAnsi="Arial" w:cs="Arial"/>
+                <w:sz w:val="16"/>
+                <w:szCs w:val="16"/>
+                <w:lang w:val="ru-RU"/>
+              </w:rPr>
+              <w:t>.:</w:t>
             </w:r>
             <w:r>
               <w:rPr>
@@ -3593,7 +5097,48 @@
                 <w:szCs w:val="16"/>
                 <w:lang w:val="ru-RU"/>
               </w:rPr>
-              <w:t>организации диверсионного акта на ж.д..  Расстреляна 10 октября 1939 г. Место захоронения</w:t>
+              <w:t xml:space="preserve">организации диверсионного акта на </w:t>
+            </w:r>
+            <w:proofErr w:type="spellStart"/>
+            <w:proofErr w:type="gramStart"/>
+            <w:r>
+              <w:rPr>
+                <w:rFonts w:ascii="Arial" w:hAnsi="Arial" w:cs="Arial"/>
+                <w:sz w:val="16"/>
+                <w:szCs w:val="16"/>
+                <w:lang w:val="ru-RU"/>
+              </w:rPr>
+              <w:t>ж.д</w:t>
+            </w:r>
+            <w:proofErr w:type="spellEnd"/>
+            <w:r>
+              <w:rPr>
+                <w:rFonts w:ascii="Arial" w:hAnsi="Arial" w:cs="Arial"/>
+                <w:sz w:val="16"/>
+                <w:szCs w:val="16"/>
+                <w:lang w:val="ru-RU"/>
+              </w:rPr>
+              <w:t>..</w:t>
+            </w:r>
+            <w:proofErr w:type="gramEnd"/>
+            <w:r>
+              <w:rPr>
+                <w:rFonts w:ascii="Arial" w:hAnsi="Arial" w:cs="Arial"/>
+                <w:sz w:val="16"/>
+                <w:szCs w:val="16"/>
+                <w:lang w:val="ru-RU"/>
+              </w:rPr>
+              <w:t xml:space="preserve">  Расстреляна 10 октября 1939 г. Место </w:t>
+            </w:r>
+            <w:proofErr w:type="gramStart"/>
+            <w:r>
+              <w:rPr>
+                <w:rFonts w:ascii="Arial" w:hAnsi="Arial" w:cs="Arial"/>
+                <w:sz w:val="16"/>
+                <w:szCs w:val="16"/>
+                <w:lang w:val="ru-RU"/>
+              </w:rPr>
+              <w:t>захоронения</w:t>
             </w:r>
             <w:r>
               <w:rPr>
@@ -3610,7 +5155,17 @@
                 <w:szCs w:val="16"/>
                 <w:lang w:val="ru-RU"/>
               </w:rPr>
-              <w:t xml:space="preserve"> -  Москва, Донское кладбище. Реабилитирована 14 февраля 1994 г. Генеральной Прокуратурой РФ</w:t>
+              <w:t xml:space="preserve"> -</w:t>
+            </w:r>
+            <w:proofErr w:type="gramEnd"/>
+            <w:r>
+              <w:rPr>
+                <w:rFonts w:ascii="Arial" w:hAnsi="Arial" w:cs="Arial"/>
+                <w:sz w:val="16"/>
+                <w:szCs w:val="16"/>
+                <w:lang w:val="ru-RU"/>
+              </w:rPr>
+              <w:t xml:space="preserve">  Москва, Донское кладбище. Реабилитирована 14 февраля 1994 г. Генеральной Прокуратурой РФ</w:t>
             </w:r>
           </w:p>
           <w:p>
@@ -3652,7 +5207,7 @@
               </w:rPr>
               <w:t xml:space="preserve">;  </w:t>
             </w:r>
-            <w:hyperlink r:id="rId19" w:history="1">
+            <w:hyperlink r:id="rId15" w:history="1">
               <w:r>
                 <w:rPr>
                   <w:rStyle w:val="Hyperlink"/>
@@ -3698,7 +5253,7 @@
                 <w:lang w:val="ru-RU"/>
               </w:rPr>
             </w:pPr>
-            <w:hyperlink r:id="rId20" w:history="1">
+            <w:hyperlink r:id="rId16" w:history="1">
               <w:r>
                 <w:rPr>
                   <w:rStyle w:val="Hyperlink"/>
@@ -3761,7 +5316,47 @@
                 <w:szCs w:val="16"/>
                 <w:lang w:val="ru-RU"/>
               </w:rPr>
-              <w:t>1899 г.р., м.р.: с.Шушено ЛО, русская, б/п</w:t>
+              <w:t xml:space="preserve">1899 г.р., </w:t>
+            </w:r>
+            <w:proofErr w:type="spellStart"/>
+            <w:r>
+              <w:rPr>
+                <w:rFonts w:ascii="Arial" w:hAnsi="Arial" w:cs="Arial"/>
+                <w:sz w:val="16"/>
+                <w:szCs w:val="16"/>
+                <w:lang w:val="ru-RU"/>
+              </w:rPr>
+              <w:t>м.р</w:t>
+            </w:r>
+            <w:proofErr w:type="spellEnd"/>
+            <w:r>
+              <w:rPr>
+                <w:rFonts w:ascii="Arial" w:hAnsi="Arial" w:cs="Arial"/>
+                <w:sz w:val="16"/>
+                <w:szCs w:val="16"/>
+                <w:lang w:val="ru-RU"/>
+              </w:rPr>
+              <w:t xml:space="preserve">.: </w:t>
+            </w:r>
+            <w:proofErr w:type="spellStart"/>
+            <w:r>
+              <w:rPr>
+                <w:rFonts w:ascii="Arial" w:hAnsi="Arial" w:cs="Arial"/>
+                <w:sz w:val="16"/>
+                <w:szCs w:val="16"/>
+                <w:lang w:val="ru-RU"/>
+              </w:rPr>
+              <w:t>с.Шушено</w:t>
+            </w:r>
+            <w:proofErr w:type="spellEnd"/>
+            <w:r>
+              <w:rPr>
+                <w:rFonts w:ascii="Arial" w:hAnsi="Arial" w:cs="Arial"/>
+                <w:sz w:val="16"/>
+                <w:szCs w:val="16"/>
+                <w:lang w:val="ru-RU"/>
+              </w:rPr>
+              <w:t xml:space="preserve"> ЛО, русская, б/п</w:t>
             </w:r>
             <w:r>
               <w:rPr>
@@ -3842,7 +5437,27 @@
                 <w:szCs w:val="16"/>
                 <w:lang w:val="ru-RU"/>
               </w:rPr>
-              <w:t>Приговор: ВК ВС СССР, 10.03.1939 — ВМН, конф.</w:t>
+              <w:t xml:space="preserve">Приговор: ВК ВС СССР, 10.03.1939 — ВМН, </w:t>
+            </w:r>
+            <w:proofErr w:type="spellStart"/>
+            <w:r>
+              <w:rPr>
+                <w:rFonts w:ascii="Arial" w:hAnsi="Arial" w:cs="Arial"/>
+                <w:sz w:val="16"/>
+                <w:szCs w:val="16"/>
+                <w:lang w:val="ru-RU"/>
+              </w:rPr>
+              <w:t>конф</w:t>
+            </w:r>
+            <w:proofErr w:type="spellEnd"/>
+            <w:r>
+              <w:rPr>
+                <w:rFonts w:ascii="Arial" w:hAnsi="Arial" w:cs="Arial"/>
+                <w:sz w:val="16"/>
+                <w:szCs w:val="16"/>
+                <w:lang w:val="ru-RU"/>
+              </w:rPr>
+              <w:t>.</w:t>
             </w:r>
             <w:r>
               <w:rPr>
@@ -3871,6 +5486,7 @@
               </w:rPr>
               <w:t xml:space="preserve">. (Первая жена маршала Блюхера </w:t>
             </w:r>
+            <w:proofErr w:type="gramStart"/>
             <w:r>
               <w:rPr>
                 <w:rFonts w:ascii="Arial" w:hAnsi="Arial" w:cs="Arial"/>
@@ -3898,6 +5514,7 @@
               </w:rPr>
               <w:t>К.</w:t>
             </w:r>
+            <w:proofErr w:type="gramEnd"/>
             <w:r>
               <w:rPr>
                 <w:rFonts w:ascii="Arial" w:hAnsi="Arial" w:cs="Arial"/>
@@ -3938,8 +5555,21 @@
                 <w:szCs w:val="16"/>
                 <w:lang w:val="ru-RU"/>
               </w:rPr>
-              <w:t>Источник: Сведения Н.Г.Смирнова</w:t>
-            </w:r>
+              <w:t xml:space="preserve">Источник: Сведения </w:t>
+            </w:r>
+            <w:proofErr w:type="spellStart"/>
+            <w:r>
+              <w:rPr>
+                <w:rFonts w:ascii="Arial" w:hAnsi="Arial" w:cs="Arial"/>
+                <w:b/>
+                <w:bCs/>
+                <w:sz w:val="16"/>
+                <w:szCs w:val="16"/>
+                <w:lang w:val="ru-RU"/>
+              </w:rPr>
+              <w:t>Н.Г.Смирнова</w:t>
+            </w:r>
+            <w:proofErr w:type="spellEnd"/>
             <w:r>
               <w:rPr>
                 <w:rFonts w:ascii="Arial" w:hAnsi="Arial" w:cs="Arial"/>
@@ -3951,7 +5581,7 @@
               </w:rPr>
               <w:t xml:space="preserve">;   </w:t>
             </w:r>
-            <w:hyperlink r:id="rId21" w:history="1">
+            <w:hyperlink r:id="rId17" w:history="1">
               <w:r>
                 <w:rPr>
                   <w:rStyle w:val="Hyperlink"/>
@@ -4001,7 +5631,31 @@
                 <w:szCs w:val="16"/>
                 <w:lang w:val="ru-RU"/>
               </w:rPr>
-              <w:t xml:space="preserve">Резниченко Александра Владимировна  43 года  </w:t>
+              <w:t xml:space="preserve">Резниченко Александра </w:t>
+            </w:r>
+            <w:proofErr w:type="gramStart"/>
+            <w:r>
+              <w:rPr>
+                <w:rFonts w:ascii="Arial" w:hAnsi="Arial" w:cs="Arial"/>
+                <w:b/>
+                <w:bCs/>
+                <w:sz w:val="16"/>
+                <w:szCs w:val="16"/>
+                <w:lang w:val="ru-RU"/>
+              </w:rPr>
+              <w:t>Владимировна  43</w:t>
+            </w:r>
+            <w:proofErr w:type="gramEnd"/>
+            <w:r>
+              <w:rPr>
+                <w:rFonts w:ascii="Arial" w:hAnsi="Arial" w:cs="Arial"/>
+                <w:b/>
+                <w:bCs/>
+                <w:sz w:val="16"/>
+                <w:szCs w:val="16"/>
+                <w:lang w:val="ru-RU"/>
+              </w:rPr>
+              <w:t xml:space="preserve"> года  </w:t>
             </w:r>
           </w:p>
           <w:p>
@@ -4046,7 +5700,67 @@
                 <w:szCs w:val="16"/>
                 <w:lang w:val="ru-RU"/>
               </w:rPr>
-              <w:t>в 1896 г., Уссурийский кр., д. Красноярская; русская; образование незаконченное среднее; б/п; машинистка 4-го ГСПИ Наркомата оборонной промышленности СССР (Гипроспец). Прож.:</w:t>
+              <w:t xml:space="preserve">в 1896 г., Уссурийский </w:t>
+            </w:r>
+            <w:proofErr w:type="spellStart"/>
+            <w:r>
+              <w:rPr>
+                <w:rFonts w:ascii="Arial" w:hAnsi="Arial" w:cs="Arial"/>
+                <w:sz w:val="16"/>
+                <w:szCs w:val="16"/>
+                <w:lang w:val="ru-RU"/>
+              </w:rPr>
+              <w:t>кр</w:t>
+            </w:r>
+            <w:proofErr w:type="spellEnd"/>
+            <w:r>
+              <w:rPr>
+                <w:rFonts w:ascii="Arial" w:hAnsi="Arial" w:cs="Arial"/>
+                <w:sz w:val="16"/>
+                <w:szCs w:val="16"/>
+                <w:lang w:val="ru-RU"/>
+              </w:rPr>
+              <w:t>., д. Красноярская; русская; образование незаконченное среднее; б/п; машинистка 4-го ГСПИ Наркомата оборонной промышленности СССР (</w:t>
+            </w:r>
+            <w:proofErr w:type="spellStart"/>
+            <w:r>
+              <w:rPr>
+                <w:rFonts w:ascii="Arial" w:hAnsi="Arial" w:cs="Arial"/>
+                <w:sz w:val="16"/>
+                <w:szCs w:val="16"/>
+                <w:lang w:val="ru-RU"/>
+              </w:rPr>
+              <w:t>Гипроспец</w:t>
+            </w:r>
+            <w:proofErr w:type="spellEnd"/>
+            <w:r>
+              <w:rPr>
+                <w:rFonts w:ascii="Arial" w:hAnsi="Arial" w:cs="Arial"/>
+                <w:sz w:val="16"/>
+                <w:szCs w:val="16"/>
+                <w:lang w:val="ru-RU"/>
+              </w:rPr>
+              <w:t xml:space="preserve">). </w:t>
+            </w:r>
+            <w:proofErr w:type="spellStart"/>
+            <w:r>
+              <w:rPr>
+                <w:rFonts w:ascii="Arial" w:hAnsi="Arial" w:cs="Arial"/>
+                <w:sz w:val="16"/>
+                <w:szCs w:val="16"/>
+                <w:lang w:val="ru-RU"/>
+              </w:rPr>
+              <w:t>Прож</w:t>
+            </w:r>
+            <w:proofErr w:type="spellEnd"/>
+            <w:r>
+              <w:rPr>
+                <w:rFonts w:ascii="Arial" w:hAnsi="Arial" w:cs="Arial"/>
+                <w:sz w:val="16"/>
+                <w:szCs w:val="16"/>
+                <w:lang w:val="ru-RU"/>
+              </w:rPr>
+              <w:t>.:</w:t>
             </w:r>
             <w:r>
               <w:rPr>
@@ -4063,7 +5777,47 @@
                 <w:szCs w:val="16"/>
                 <w:lang w:val="ru-RU"/>
               </w:rPr>
-              <w:t>Московская обл., ст. Болшево Ярославской ж. д., пос. им. Кирова, Бурковский пр-д, д. 3, кв. 3.  Арестована 15 июля 1938 г.  Приговорена: ВКВС СССР 15 апреля 1939 г., обв.:</w:t>
+              <w:t xml:space="preserve">Московская обл., ст. Болшево Ярославской ж. д., пос. им. Кирова, Бурковский </w:t>
+            </w:r>
+            <w:proofErr w:type="spellStart"/>
+            <w:r>
+              <w:rPr>
+                <w:rFonts w:ascii="Arial" w:hAnsi="Arial" w:cs="Arial"/>
+                <w:sz w:val="16"/>
+                <w:szCs w:val="16"/>
+                <w:lang w:val="ru-RU"/>
+              </w:rPr>
+              <w:t>пр</w:t>
+            </w:r>
+            <w:proofErr w:type="spellEnd"/>
+            <w:r>
+              <w:rPr>
+                <w:rFonts w:ascii="Arial" w:hAnsi="Arial" w:cs="Arial"/>
+                <w:sz w:val="16"/>
+                <w:szCs w:val="16"/>
+                <w:lang w:val="ru-RU"/>
+              </w:rPr>
+              <w:t xml:space="preserve">-д, д. 3, кв. 3.  Арестована 15 июля 1938 г.  Приговорена: ВКВС СССР 15 апреля 1939 г., </w:t>
+            </w:r>
+            <w:proofErr w:type="spellStart"/>
+            <w:r>
+              <w:rPr>
+                <w:rFonts w:ascii="Arial" w:hAnsi="Arial" w:cs="Arial"/>
+                <w:sz w:val="16"/>
+                <w:szCs w:val="16"/>
+                <w:lang w:val="ru-RU"/>
+              </w:rPr>
+              <w:t>обв</w:t>
+            </w:r>
+            <w:proofErr w:type="spellEnd"/>
+            <w:r>
+              <w:rPr>
+                <w:rFonts w:ascii="Arial" w:hAnsi="Arial" w:cs="Arial"/>
+                <w:sz w:val="16"/>
+                <w:szCs w:val="16"/>
+                <w:lang w:val="ru-RU"/>
+              </w:rPr>
+              <w:t>.:</w:t>
             </w:r>
             <w:r>
               <w:rPr>
@@ -4127,22 +5881,89 @@
                 <w:szCs w:val="16"/>
                 <w:lang w:val="ru-RU"/>
               </w:rPr>
-              <w:t xml:space="preserve">Источник: Москва, расстрельные списки – Коммунарка;   </w:t>
-            </w:r>
-            <w:hyperlink r:id="rId22" w:history="1">
-              <w:r>
-                <w:rPr>
-                  <w:rStyle w:val="Hyperlink"/>
-                  <w:rFonts w:ascii="Arial" w:hAnsi="Arial" w:cs="Arial"/>
-                  <w:b/>
-                  <w:bCs/>
-                  <w:sz w:val="16"/>
-                  <w:szCs w:val="16"/>
-                  <w:lang w:val="ru-RU"/>
-                </w:rPr>
-                <w:t>Архивная ссылка</w:t>
-              </w:r>
-            </w:hyperlink>
+              <w:t xml:space="preserve">Источник: Москва, расстрельные списки – </w:t>
+            </w:r>
+            <w:proofErr w:type="gramStart"/>
+            <w:r>
+              <w:rPr>
+                <w:rFonts w:ascii="Arial" w:hAnsi="Arial" w:cs="Arial"/>
+                <w:i/>
+                <w:sz w:val="16"/>
+                <w:szCs w:val="16"/>
+                <w:lang w:val="ru-RU"/>
+              </w:rPr>
+              <w:t xml:space="preserve">Коммунарка;   </w:t>
+            </w:r>
+            <w:proofErr w:type="gramEnd"/>
+            <w:r>
+              <w:fldChar w:fldCharType="begin"/>
+            </w:r>
+            <w:r>
+              <w:instrText>HYPERLINK</w:instrText>
+            </w:r>
+            <w:r>
+              <w:rPr>
+                <w:lang w:val="ru-RU"/>
+              </w:rPr>
+              <w:instrText xml:space="preserve"> "</w:instrText>
+            </w:r>
+            <w:r>
+              <w:instrText>https</w:instrText>
+            </w:r>
+            <w:r>
+              <w:rPr>
+                <w:lang w:val="ru-RU"/>
+              </w:rPr>
+              <w:instrText>://</w:instrText>
+            </w:r>
+            <w:r>
+              <w:instrText>ru</w:instrText>
+            </w:r>
+            <w:r>
+              <w:rPr>
+                <w:lang w:val="ru-RU"/>
+              </w:rPr>
+              <w:instrText>.</w:instrText>
+            </w:r>
+            <w:r>
+              <w:instrText>openlist</w:instrText>
+            </w:r>
+            <w:r>
+              <w:rPr>
+                <w:lang w:val="ru-RU"/>
+              </w:rPr>
+              <w:instrText>.</w:instrText>
+            </w:r>
+            <w:r>
+              <w:instrText>wiki</w:instrText>
+            </w:r>
+            <w:r>
+              <w:rPr>
+                <w:lang w:val="ru-RU"/>
+              </w:rPr>
+              <w:instrText>/Резниченко_Александра_Владимировна_(1896)"</w:instrText>
+            </w:r>
+            <w:r>
+              <w:rPr>
+                <w:rFonts w:hint="eastAsia"/>
+              </w:rPr>
+              <w:fldChar w:fldCharType="separate"/>
+            </w:r>
+            <w:r>
+              <w:rPr>
+                <w:rStyle w:val="Hyperlink"/>
+                <w:rFonts w:ascii="Arial" w:hAnsi="Arial" w:cs="Arial"/>
+                <w:b/>
+                <w:bCs/>
+                <w:sz w:val="16"/>
+                <w:szCs w:val="16"/>
+                <w:lang w:val="ru-RU"/>
+              </w:rPr>
+              <w:t>Архивная ссылка</w:t>
+            </w:r>
+            <w:r>
+              <w:fldChar w:fldCharType="end"/>
+            </w:r>
           </w:p>
         </w:tc>
       </w:tr>
@@ -4180,8 +6001,9 @@
                 <w:sz w:val="16"/>
                 <w:lang w:val="ru-RU"/>
               </w:rPr>
-              <w:t xml:space="preserve">Сегал Мария Михайловна  </w:t>
-            </w:r>
+              <w:t xml:space="preserve">Сегал Мария </w:t>
+            </w:r>
+            <w:proofErr w:type="gramStart"/>
             <w:r>
               <w:rPr>
                 <w:rFonts w:ascii="Arial" w:hAnsi="Arial" w:cs="Arial"/>
@@ -4191,7 +6013,30 @@
                 <w:sz w:val="16"/>
                 <w:lang w:val="ru-RU"/>
               </w:rPr>
-              <w:t xml:space="preserve">35 лет </w:t>
+              <w:t xml:space="preserve">Михайловна  </w:t>
+            </w:r>
+            <w:r>
+              <w:rPr>
+                <w:rFonts w:ascii="Arial" w:hAnsi="Arial" w:cs="Arial"/>
+                <w:b/>
+                <w:bCs/>
+                <w:color w:val="000080"/>
+                <w:sz w:val="16"/>
+                <w:lang w:val="ru-RU"/>
+              </w:rPr>
+              <w:t>35</w:t>
+            </w:r>
+            <w:proofErr w:type="gramEnd"/>
+            <w:r>
+              <w:rPr>
+                <w:rFonts w:ascii="Arial" w:hAnsi="Arial" w:cs="Arial"/>
+                <w:b/>
+                <w:bCs/>
+                <w:color w:val="000080"/>
+                <w:sz w:val="16"/>
+                <w:lang w:val="ru-RU"/>
+              </w:rPr>
+              <w:t xml:space="preserve"> лет </w:t>
             </w:r>
           </w:p>
           <w:p>
@@ -4251,8 +6096,9 @@
                 <w:sz w:val="16"/>
                 <w:lang w:val="ru-RU"/>
               </w:rPr>
-              <w:t>; образование начальное; рабочая, Швейная фабрика им.Володарского. Прож</w:t>
-            </w:r>
+              <w:t xml:space="preserve">; образование начальное; рабочая, Швейная фабрика </w:t>
+            </w:r>
+            <w:proofErr w:type="spellStart"/>
             <w:r>
               <w:rPr>
                 <w:rFonts w:ascii="Arial" w:hAnsi="Arial" w:cs="Arial"/>
@@ -4260,6 +6106,36 @@
                 <w:sz w:val="16"/>
                 <w:lang w:val="ru-RU"/>
               </w:rPr>
+              <w:t>им.Володарского</w:t>
+            </w:r>
+            <w:proofErr w:type="spellEnd"/>
+            <w:r>
+              <w:rPr>
+                <w:rFonts w:ascii="Arial" w:hAnsi="Arial" w:cs="Arial"/>
+                <w:color w:val="000000"/>
+                <w:sz w:val="16"/>
+                <w:lang w:val="ru-RU"/>
+              </w:rPr>
+              <w:t xml:space="preserve">. </w:t>
+            </w:r>
+            <w:proofErr w:type="spellStart"/>
+            <w:r>
+              <w:rPr>
+                <w:rFonts w:ascii="Arial" w:hAnsi="Arial" w:cs="Arial"/>
+                <w:color w:val="000000"/>
+                <w:sz w:val="16"/>
+                <w:lang w:val="ru-RU"/>
+              </w:rPr>
+              <w:t>Прож</w:t>
+            </w:r>
+            <w:proofErr w:type="spellEnd"/>
+            <w:r>
+              <w:rPr>
+                <w:rFonts w:ascii="Arial" w:hAnsi="Arial" w:cs="Arial"/>
+                <w:color w:val="000000"/>
+                <w:sz w:val="16"/>
+                <w:lang w:val="ru-RU"/>
+              </w:rPr>
               <w:t>.</w:t>
             </w:r>
             <w:r>
@@ -4305,13 +6181,33 @@
                 <w:lang w:val="ru-RU"/>
               </w:rPr>
               <w:br/>
-              <w:t>Приговорена: судебный орган 5 мая 1938 г., обв.:</w:t>
-            </w:r>
+              <w:t xml:space="preserve">Приговорена: судебный орган 5 мая 1938 г., </w:t>
+            </w:r>
+            <w:proofErr w:type="spellStart"/>
             <w:r>
               <w:rPr>
                 <w:rFonts w:ascii="Arial" w:hAnsi="Arial" w:cs="Arial"/>
                 <w:color w:val="000000"/>
                 <w:sz w:val="16"/>
+                <w:lang w:val="ru-RU"/>
+              </w:rPr>
+              <w:t>обв</w:t>
+            </w:r>
+            <w:proofErr w:type="spellEnd"/>
+            <w:r>
+              <w:rPr>
+                <w:rFonts w:ascii="Arial" w:hAnsi="Arial" w:cs="Arial"/>
+                <w:color w:val="000000"/>
+                <w:sz w:val="16"/>
+                <w:lang w:val="ru-RU"/>
+              </w:rPr>
+              <w:t>.:</w:t>
+            </w:r>
+            <w:r>
+              <w:rPr>
+                <w:rFonts w:ascii="Arial" w:hAnsi="Arial" w:cs="Arial"/>
+                <w:color w:val="000000"/>
+                <w:sz w:val="16"/>
               </w:rPr>
               <w:t> </w:t>
             </w:r>
@@ -4339,7 +6235,27 @@
                 <w:sz w:val="16"/>
                 <w:lang w:val="ru-RU"/>
               </w:rPr>
-              <w:t>- Минск. Реабилитирована 19 февраля 1959 г. Постан.Военного Трибунала БВО</w:t>
+              <w:t xml:space="preserve">- Минск. Реабилитирована 19 февраля 1959 г. </w:t>
+            </w:r>
+            <w:proofErr w:type="spellStart"/>
+            <w:r>
+              <w:rPr>
+                <w:rFonts w:ascii="Arial" w:hAnsi="Arial" w:cs="Arial"/>
+                <w:color w:val="000000"/>
+                <w:sz w:val="16"/>
+                <w:lang w:val="ru-RU"/>
+              </w:rPr>
+              <w:t>Постан.Военного</w:t>
+            </w:r>
+            <w:proofErr w:type="spellEnd"/>
+            <w:r>
+              <w:rPr>
+                <w:rFonts w:ascii="Arial" w:hAnsi="Arial" w:cs="Arial"/>
+                <w:color w:val="000000"/>
+                <w:sz w:val="16"/>
+                <w:lang w:val="ru-RU"/>
+              </w:rPr>
+              <w:t xml:space="preserve"> Трибунала БВО</w:t>
             </w:r>
           </w:p>
           <w:p>
@@ -4371,24 +6287,93 @@
                 <w:szCs w:val="18"/>
                 <w:lang w:val="ru-RU"/>
               </w:rPr>
-              <w:t xml:space="preserve">Источник: Белорусский "Мемориал",   </w:t>
-            </w:r>
-            <w:hyperlink r:id="rId23" w:history="1">
-              <w:r>
-                <w:rPr>
-                  <w:rStyle w:val="Hyperlink"/>
-                  <w:rFonts w:ascii="Arial" w:hAnsi="Arial" w:cs="Arial"/>
-                  <w:b/>
-                  <w:bCs/>
-                  <w:color w:val="000084"/>
-                  <w:sz w:val="18"/>
-                  <w:szCs w:val="18"/>
-                  <w:highlight w:val="white"/>
-                  <w:lang w:val="ru-RU"/>
-                </w:rPr>
-                <w:t>Открытый список</w:t>
-              </w:r>
-            </w:hyperlink>
+              <w:t>Источник: Белорусский "Мемориал</w:t>
+            </w:r>
+            <w:proofErr w:type="gramStart"/>
+            <w:r>
+              <w:rPr>
+                <w:rFonts w:ascii="Arial" w:hAnsi="Arial" w:cs="Arial"/>
+                <w:b/>
+                <w:bCs/>
+                <w:color w:val="000084"/>
+                <w:sz w:val="16"/>
+                <w:szCs w:val="18"/>
+                <w:lang w:val="ru-RU"/>
+              </w:rPr>
+              <w:t xml:space="preserve">",   </w:t>
+            </w:r>
+            <w:proofErr w:type="gramEnd"/>
+            <w:r>
+              <w:fldChar w:fldCharType="begin"/>
+            </w:r>
+            <w:r>
+              <w:instrText>HYPERLINK</w:instrText>
+            </w:r>
+            <w:r>
+              <w:rPr>
+                <w:lang w:val="ru-RU"/>
+              </w:rPr>
+              <w:instrText xml:space="preserve"> "</w:instrText>
+            </w:r>
+            <w:r>
+              <w:instrText>https</w:instrText>
+            </w:r>
+            <w:r>
+              <w:rPr>
+                <w:lang w:val="ru-RU"/>
+              </w:rPr>
+              <w:instrText>://</w:instrText>
+            </w:r>
+            <w:r>
+              <w:instrText>ru</w:instrText>
+            </w:r>
+            <w:r>
+              <w:rPr>
+                <w:lang w:val="ru-RU"/>
+              </w:rPr>
+              <w:instrText>.</w:instrText>
+            </w:r>
+            <w:r>
+              <w:instrText>openlist</w:instrText>
+            </w:r>
+            <w:r>
+              <w:rPr>
+                <w:lang w:val="ru-RU"/>
+              </w:rPr>
+              <w:instrText>.</w:instrText>
+            </w:r>
+            <w:r>
+              <w:instrText>wiki</w:instrText>
+            </w:r>
+            <w:r>
+              <w:rPr>
+                <w:lang w:val="ru-RU"/>
+              </w:rPr>
+              <w:instrText>/Сегал_Мария_Михайловна_(1904)"</w:instrText>
+            </w:r>
+            <w:r>
+              <w:rPr>
+                <w:rFonts w:hint="eastAsia"/>
+              </w:rPr>
+              <w:fldChar w:fldCharType="separate"/>
+            </w:r>
+            <w:r>
+              <w:rPr>
+                <w:rStyle w:val="Hyperlink"/>
+                <w:rFonts w:ascii="Arial" w:hAnsi="Arial" w:cs="Arial"/>
+                <w:b/>
+                <w:bCs/>
+                <w:color w:val="000084"/>
+                <w:sz w:val="18"/>
+                <w:szCs w:val="18"/>
+                <w:highlight w:val="white"/>
+                <w:lang w:val="ru-RU"/>
+              </w:rPr>
+              <w:t>Открытый список</w:t>
+            </w:r>
+            <w:r>
+              <w:fldChar w:fldCharType="end"/>
+            </w:r>
           </w:p>
         </w:tc>
       </w:tr>
@@ -4428,7 +6413,31 @@
                 <w:szCs w:val="16"/>
                 <w:lang w:val="ru-RU"/>
               </w:rPr>
-              <w:t xml:space="preserve">Сизова Анна Кирилловна  59 лет  </w:t>
+              <w:t xml:space="preserve">Сизова Анна </w:t>
+            </w:r>
+            <w:proofErr w:type="gramStart"/>
+            <w:r>
+              <w:rPr>
+                <w:rFonts w:ascii="Arial" w:hAnsi="Arial" w:cs="Arial"/>
+                <w:b/>
+                <w:bCs/>
+                <w:sz w:val="16"/>
+                <w:szCs w:val="16"/>
+                <w:lang w:val="ru-RU"/>
+              </w:rPr>
+              <w:t>Кирилловна  59</w:t>
+            </w:r>
+            <w:proofErr w:type="gramEnd"/>
+            <w:r>
+              <w:rPr>
+                <w:rFonts w:ascii="Arial" w:hAnsi="Arial" w:cs="Arial"/>
+                <w:b/>
+                <w:bCs/>
+                <w:sz w:val="16"/>
+                <w:szCs w:val="16"/>
+                <w:lang w:val="ru-RU"/>
+              </w:rPr>
+              <w:t xml:space="preserve"> лет  </w:t>
             </w:r>
           </w:p>
           <w:p>
@@ -4472,7 +6481,47 @@
                 <w:szCs w:val="16"/>
                 <w:lang w:val="ru-RU"/>
               </w:rPr>
-              <w:t>в 1880 г., с. Жемковка; русская; б/п; БОЗ. Арестована 30 ноября 1937 г. Приговорена: тройка при УНКВД по Куйбышевской обл. 30 декабря 1937 г., обв.:</w:t>
+              <w:t xml:space="preserve">в 1880 г., с. </w:t>
+            </w:r>
+            <w:proofErr w:type="spellStart"/>
+            <w:r>
+              <w:rPr>
+                <w:rFonts w:ascii="Arial" w:hAnsi="Arial" w:cs="Arial"/>
+                <w:sz w:val="16"/>
+                <w:szCs w:val="16"/>
+                <w:lang w:val="ru-RU"/>
+              </w:rPr>
+              <w:t>Жемковка</w:t>
+            </w:r>
+            <w:proofErr w:type="spellEnd"/>
+            <w:r>
+              <w:rPr>
+                <w:rFonts w:ascii="Arial" w:hAnsi="Arial" w:cs="Arial"/>
+                <w:sz w:val="16"/>
+                <w:szCs w:val="16"/>
+                <w:lang w:val="ru-RU"/>
+              </w:rPr>
+              <w:t xml:space="preserve">; русская; б/п; БОЗ. Арестована 30 ноября 1937 г. Приговорена: тройка при УНКВД по Куйбышевской обл. 30 декабря 1937 г., </w:t>
+            </w:r>
+            <w:proofErr w:type="spellStart"/>
+            <w:r>
+              <w:rPr>
+                <w:rFonts w:ascii="Arial" w:hAnsi="Arial" w:cs="Arial"/>
+                <w:sz w:val="16"/>
+                <w:szCs w:val="16"/>
+                <w:lang w:val="ru-RU"/>
+              </w:rPr>
+              <w:t>обв</w:t>
+            </w:r>
+            <w:proofErr w:type="spellEnd"/>
+            <w:r>
+              <w:rPr>
+                <w:rFonts w:ascii="Arial" w:hAnsi="Arial" w:cs="Arial"/>
+                <w:sz w:val="16"/>
+                <w:szCs w:val="16"/>
+                <w:lang w:val="ru-RU"/>
+              </w:rPr>
+              <w:t>.:</w:t>
             </w:r>
             <w:r>
               <w:rPr>
@@ -4538,7 +6587,7 @@
               </w:rPr>
               <w:t xml:space="preserve">Источник: Книга памяти Самарской обл.;   </w:t>
             </w:r>
-            <w:hyperlink r:id="rId24" w:history="1">
+            <w:hyperlink r:id="rId18" w:history="1">
               <w:r>
                 <w:rPr>
                   <w:rStyle w:val="Hyperlink"/>
@@ -4612,7 +6661,31 @@
                 <w:szCs w:val="16"/>
                 <w:lang w:val="ru-RU"/>
               </w:rPr>
-              <w:t xml:space="preserve">Александра Петровна  45 лет </w:t>
+              <w:t xml:space="preserve">Александра </w:t>
+            </w:r>
+            <w:proofErr w:type="gramStart"/>
+            <w:r>
+              <w:rPr>
+                <w:rFonts w:ascii="Arial" w:hAnsi="Arial" w:cs="Arial"/>
+                <w:b/>
+                <w:bCs/>
+                <w:sz w:val="16"/>
+                <w:szCs w:val="16"/>
+                <w:lang w:val="ru-RU"/>
+              </w:rPr>
+              <w:t>Петровна  45</w:t>
+            </w:r>
+            <w:proofErr w:type="gramEnd"/>
+            <w:r>
+              <w:rPr>
+                <w:rFonts w:ascii="Arial" w:hAnsi="Arial" w:cs="Arial"/>
+                <w:b/>
+                <w:bCs/>
+                <w:sz w:val="16"/>
+                <w:szCs w:val="16"/>
+                <w:lang w:val="ru-RU"/>
+              </w:rPr>
+              <w:t xml:space="preserve"> лет </w:t>
             </w:r>
           </w:p>
           <w:p>
@@ -4656,7 +6729,78 @@
                 <w:szCs w:val="16"/>
                 <w:lang w:val="ru-RU"/>
               </w:rPr>
-              <w:t>в 1894 г., Новочеркасске; русская; член ВКП(б); Экономист-плановик в крайздравотделе.. Прож.: г. Иркутск, ул.Горького, д.28, кв.4..</w:t>
+              <w:t xml:space="preserve">в 1894 г., Новочеркасске; русская; член ВКП(б); Экономист-плановик в </w:t>
+            </w:r>
+            <w:proofErr w:type="spellStart"/>
+            <w:proofErr w:type="gramStart"/>
+            <w:r>
+              <w:rPr>
+                <w:rFonts w:ascii="Arial" w:hAnsi="Arial" w:cs="Arial"/>
+                <w:sz w:val="16"/>
+                <w:szCs w:val="16"/>
+                <w:lang w:val="ru-RU"/>
+              </w:rPr>
+              <w:t>крайздравотделе</w:t>
+            </w:r>
+            <w:proofErr w:type="spellEnd"/>
+            <w:r>
+              <w:rPr>
+                <w:rFonts w:ascii="Arial" w:hAnsi="Arial" w:cs="Arial"/>
+                <w:sz w:val="16"/>
+                <w:szCs w:val="16"/>
+                <w:lang w:val="ru-RU"/>
+              </w:rPr>
+              <w:t>..</w:t>
+            </w:r>
+            <w:proofErr w:type="gramEnd"/>
+            <w:r>
+              <w:rPr>
+                <w:rFonts w:ascii="Arial" w:hAnsi="Arial" w:cs="Arial"/>
+                <w:sz w:val="16"/>
+                <w:szCs w:val="16"/>
+                <w:lang w:val="ru-RU"/>
+              </w:rPr>
+              <w:t xml:space="preserve"> </w:t>
+            </w:r>
+            <w:proofErr w:type="spellStart"/>
+            <w:r>
+              <w:rPr>
+                <w:rFonts w:ascii="Arial" w:hAnsi="Arial" w:cs="Arial"/>
+                <w:sz w:val="16"/>
+                <w:szCs w:val="16"/>
+                <w:lang w:val="ru-RU"/>
+              </w:rPr>
+              <w:t>Прож</w:t>
+            </w:r>
+            <w:proofErr w:type="spellEnd"/>
+            <w:r>
+              <w:rPr>
+                <w:rFonts w:ascii="Arial" w:hAnsi="Arial" w:cs="Arial"/>
+                <w:sz w:val="16"/>
+                <w:szCs w:val="16"/>
+                <w:lang w:val="ru-RU"/>
+              </w:rPr>
+              <w:t xml:space="preserve">.: г. Иркутск, </w:t>
+            </w:r>
+            <w:proofErr w:type="spellStart"/>
+            <w:r>
+              <w:rPr>
+                <w:rFonts w:ascii="Arial" w:hAnsi="Arial" w:cs="Arial"/>
+                <w:sz w:val="16"/>
+                <w:szCs w:val="16"/>
+                <w:lang w:val="ru-RU"/>
+              </w:rPr>
+              <w:t>ул.Горького</w:t>
+            </w:r>
+            <w:proofErr w:type="spellEnd"/>
+            <w:r>
+              <w:rPr>
+                <w:rFonts w:ascii="Arial" w:hAnsi="Arial" w:cs="Arial"/>
+                <w:sz w:val="16"/>
+                <w:szCs w:val="16"/>
+                <w:lang w:val="ru-RU"/>
+              </w:rPr>
+              <w:t>, д.28, кв.4..</w:t>
             </w:r>
             <w:r>
               <w:rPr>
@@ -4666,7 +6810,27 @@
                 <w:lang w:val="ru-RU"/>
               </w:rPr>
               <w:br/>
-              <w:t>Арестована 17 августа 1936 г. Приговорена: ВТ МВО 5 мая 1939 г., обв.:</w:t>
+              <w:t xml:space="preserve">Арестована 17 августа 1936 г. Приговорена: ВТ МВО 5 мая 1939 г., </w:t>
+            </w:r>
+            <w:proofErr w:type="spellStart"/>
+            <w:r>
+              <w:rPr>
+                <w:rFonts w:ascii="Arial" w:hAnsi="Arial" w:cs="Arial"/>
+                <w:sz w:val="16"/>
+                <w:szCs w:val="16"/>
+                <w:lang w:val="ru-RU"/>
+              </w:rPr>
+              <w:t>обв</w:t>
+            </w:r>
+            <w:proofErr w:type="spellEnd"/>
+            <w:r>
+              <w:rPr>
+                <w:rFonts w:ascii="Arial" w:hAnsi="Arial" w:cs="Arial"/>
+                <w:sz w:val="16"/>
+                <w:szCs w:val="16"/>
+                <w:lang w:val="ru-RU"/>
+              </w:rPr>
+              <w:t>.:</w:t>
             </w:r>
             <w:r>
               <w:rPr>
@@ -4683,7 +6847,27 @@
                 <w:szCs w:val="16"/>
                 <w:lang w:val="ru-RU"/>
               </w:rPr>
-              <w:t>участии в к.-р. организации..Расстреляна 3 июля 1939 г. Место захоронения</w:t>
+              <w:t xml:space="preserve">участии в к.-р. </w:t>
+            </w:r>
+            <w:proofErr w:type="spellStart"/>
+            <w:r>
+              <w:rPr>
+                <w:rFonts w:ascii="Arial" w:hAnsi="Arial" w:cs="Arial"/>
+                <w:sz w:val="16"/>
+                <w:szCs w:val="16"/>
+                <w:lang w:val="ru-RU"/>
+              </w:rPr>
+              <w:t>организации..Расстреляна</w:t>
+            </w:r>
+            <w:proofErr w:type="spellEnd"/>
+            <w:r>
+              <w:rPr>
+                <w:rFonts w:ascii="Arial" w:hAnsi="Arial" w:cs="Arial"/>
+                <w:sz w:val="16"/>
+                <w:szCs w:val="16"/>
+                <w:lang w:val="ru-RU"/>
+              </w:rPr>
+              <w:t xml:space="preserve"> 3 июля 1939 г. Место захоронения</w:t>
             </w:r>
             <w:r>
               <w:rPr>
@@ -4702,6 +6886,7 @@
               </w:rPr>
               <w:t>- место захоронения - Москва, Донское кладбище. Реабилитирована 11 апреля 1991 г. Прокуратурой СССР</w:t>
             </w:r>
+            <w:proofErr w:type="gramStart"/>
             <w:r>
               <w:rPr>
                 <w:rFonts w:ascii="Arial" w:hAnsi="Arial" w:cs="Arial"/>
@@ -4718,7 +6903,48 @@
                 <w:szCs w:val="16"/>
                 <w:lang w:val="ru-RU"/>
               </w:rPr>
-              <w:t>. (Ее муж Уфимцев Николай Иванович 1888 г.р,  расстрелян 22.6.1938.)</w:t>
+              <w:t>.</w:t>
+            </w:r>
+            <w:proofErr w:type="gramEnd"/>
+            <w:r>
+              <w:rPr>
+                <w:rFonts w:ascii="Arial" w:hAnsi="Arial" w:cs="Arial"/>
+                <w:sz w:val="16"/>
+                <w:szCs w:val="16"/>
+                <w:lang w:val="ru-RU"/>
+              </w:rPr>
+              <w:t xml:space="preserve"> (Ее муж Уфимцев Николай Иванович 1888 </w:t>
+            </w:r>
+            <w:proofErr w:type="spellStart"/>
+            <w:r>
+              <w:rPr>
+                <w:rFonts w:ascii="Arial" w:hAnsi="Arial" w:cs="Arial"/>
+                <w:sz w:val="16"/>
+                <w:szCs w:val="16"/>
+                <w:lang w:val="ru-RU"/>
+              </w:rPr>
+              <w:t>г.р</w:t>
+            </w:r>
+            <w:proofErr w:type="spellEnd"/>
+            <w:proofErr w:type="gramStart"/>
+            <w:r>
+              <w:rPr>
+                <w:rFonts w:ascii="Arial" w:hAnsi="Arial" w:cs="Arial"/>
+                <w:sz w:val="16"/>
+                <w:szCs w:val="16"/>
+                <w:lang w:val="ru-RU"/>
+              </w:rPr>
+              <w:t>,  расстрелян</w:t>
+            </w:r>
+            <w:proofErr w:type="gramEnd"/>
+            <w:r>
+              <w:rPr>
+                <w:rFonts w:ascii="Arial" w:hAnsi="Arial" w:cs="Arial"/>
+                <w:sz w:val="16"/>
+                <w:szCs w:val="16"/>
+                <w:lang w:val="ru-RU"/>
+              </w:rPr>
+              <w:t xml:space="preserve"> 22.6.1938.)</w:t>
             </w:r>
           </w:p>
           <w:p>
@@ -4749,9 +6975,33 @@
                 <w:szCs w:val="16"/>
                 <w:lang w:val="ru-RU"/>
               </w:rPr>
-              <w:t xml:space="preserve">Источник: Москва, расстрельные списки - Донской крематорий;    </w:t>
-            </w:r>
-            <w:hyperlink r:id="rId25" w:history="1">
+              <w:t xml:space="preserve">Источник: Москва, расстрельные списки - Донской </w:t>
+            </w:r>
+            <w:proofErr w:type="gramStart"/>
+            <w:r>
+              <w:rPr>
+                <w:rFonts w:ascii="Arial" w:hAnsi="Arial" w:cs="Arial"/>
+                <w:b/>
+                <w:bCs/>
+                <w:sz w:val="16"/>
+                <w:szCs w:val="16"/>
+                <w:lang w:val="ru-RU"/>
+              </w:rPr>
+              <w:t xml:space="preserve">крематорий;   </w:t>
+            </w:r>
+            <w:proofErr w:type="gramEnd"/>
+            <w:r>
+              <w:rPr>
+                <w:rFonts w:ascii="Arial" w:hAnsi="Arial" w:cs="Arial"/>
+                <w:b/>
+                <w:bCs/>
+                <w:sz w:val="16"/>
+                <w:szCs w:val="16"/>
+                <w:lang w:val="ru-RU"/>
+              </w:rPr>
+              <w:t xml:space="preserve"> </w:t>
+            </w:r>
+            <w:hyperlink r:id="rId19" w:history="1">
               <w:r>
                 <w:rPr>
                   <w:rStyle w:val="Hyperlink"/>
@@ -4797,7 +7047,8 @@
                 <w:lang w:val="ru-RU"/>
               </w:rPr>
             </w:pPr>
-            <w:hyperlink r:id="rId26" w:tgtFrame="_blank" w:history="1">
+            <w:hyperlink r:id="rId20" w:tgtFrame="_blank" w:history="1">
+              <w:proofErr w:type="spellStart"/>
               <w:r>
                 <w:rPr>
                   <w:rStyle w:val="Hyperlink"/>
@@ -4809,8 +7060,37 @@
                   <w:szCs w:val="16"/>
                   <w:lang w:val="ru-RU"/>
                 </w:rPr>
-                <w:t>Тимиргалина Шарифа Тимиргазиевна</w:t>
+                <w:t>Тимиргалина</w:t>
               </w:r>
+              <w:proofErr w:type="spellEnd"/>
+              <w:r>
+                <w:rPr>
+                  <w:rStyle w:val="Hyperlink"/>
+                  <w:rFonts w:ascii="Arial" w:hAnsi="Arial" w:cs="Arial"/>
+                  <w:b/>
+                  <w:bCs/>
+                  <w:iCs/>
+                  <w:sz w:val="16"/>
+                  <w:szCs w:val="16"/>
+                  <w:lang w:val="ru-RU"/>
+                </w:rPr>
+                <w:t xml:space="preserve"> Шарифа </w:t>
+              </w:r>
+              <w:proofErr w:type="spellStart"/>
+              <w:r>
+                <w:rPr>
+                  <w:rStyle w:val="Hyperlink"/>
+                  <w:rFonts w:ascii="Arial" w:hAnsi="Arial" w:cs="Arial"/>
+                  <w:b/>
+                  <w:bCs/>
+                  <w:iCs/>
+                  <w:sz w:val="16"/>
+                  <w:szCs w:val="16"/>
+                  <w:lang w:val="ru-RU"/>
+                </w:rPr>
+                <w:t>Тимиргазиевна</w:t>
+              </w:r>
+              <w:proofErr w:type="spellEnd"/>
             </w:hyperlink>
             <w:r>
               <w:rPr>
@@ -4864,7 +7144,51 @@
                 <w:szCs w:val="16"/>
                 <w:lang w:val="ru-RU"/>
               </w:rPr>
-              <w:t>1910 г.р., м.р.: Оренбургская губ., Челябинский уезд, д. Канзафарово, башкирка, из крестьян, образование: неполное среднее, член ВКП(б)</w:t>
+              <w:t xml:space="preserve">1910 г.р., </w:t>
+            </w:r>
+            <w:proofErr w:type="spellStart"/>
+            <w:r>
+              <w:rPr>
+                <w:rFonts w:ascii="Arial" w:hAnsi="Arial" w:cs="Arial"/>
+                <w:iCs/>
+                <w:sz w:val="16"/>
+                <w:szCs w:val="16"/>
+                <w:lang w:val="ru-RU"/>
+              </w:rPr>
+              <w:t>м.р</w:t>
+            </w:r>
+            <w:proofErr w:type="spellEnd"/>
+            <w:r>
+              <w:rPr>
+                <w:rFonts w:ascii="Arial" w:hAnsi="Arial" w:cs="Arial"/>
+                <w:iCs/>
+                <w:sz w:val="16"/>
+                <w:szCs w:val="16"/>
+                <w:lang w:val="ru-RU"/>
+              </w:rPr>
+              <w:t xml:space="preserve">.: Оренбургская губ., Челябинский уезд, д. </w:t>
+            </w:r>
+            <w:proofErr w:type="spellStart"/>
+            <w:r>
+              <w:rPr>
+                <w:rFonts w:ascii="Arial" w:hAnsi="Arial" w:cs="Arial"/>
+                <w:iCs/>
+                <w:sz w:val="16"/>
+                <w:szCs w:val="16"/>
+                <w:lang w:val="ru-RU"/>
+              </w:rPr>
+              <w:t>Канзафарово</w:t>
+            </w:r>
+            <w:proofErr w:type="spellEnd"/>
+            <w:r>
+              <w:rPr>
+                <w:rFonts w:ascii="Arial" w:hAnsi="Arial" w:cs="Arial"/>
+                <w:iCs/>
+                <w:sz w:val="16"/>
+                <w:szCs w:val="16"/>
+                <w:lang w:val="ru-RU"/>
+              </w:rPr>
+              <w:t>, башкирка, из крестьян, образование: неполное среднее, член ВКП(б)</w:t>
             </w:r>
           </w:p>
           <w:p>
@@ -4895,8 +7219,9 @@
                 <w:szCs w:val="16"/>
                 <w:lang w:val="ru-RU"/>
               </w:rPr>
-              <w:t>бывший секретарь ЦК ВЛКСМ, редактор в секторе национальной литературы "Детиздата", депутат Верховного Совета СССР. прож.: г. Москва, Староконюшенный пер., д.19, кв.55. арестована 29.11.1938. Обвинение: в участии в к.-р. буржуазно-нац</w:t>
-            </w:r>
+              <w:t>бывший секретарь ЦК ВЛКСМ, редактор в секторе национальной литературы "</w:t>
+            </w:r>
+            <w:proofErr w:type="spellStart"/>
             <w:r>
               <w:rPr>
                 <w:rFonts w:ascii="Arial" w:hAnsi="Arial" w:cs="Arial"/>
@@ -4905,6 +7230,49 @@
                 <w:szCs w:val="16"/>
                 <w:lang w:val="ru-RU"/>
               </w:rPr>
+              <w:t>Детиздата</w:t>
+            </w:r>
+            <w:proofErr w:type="spellEnd"/>
+            <w:r>
+              <w:rPr>
+                <w:rFonts w:ascii="Arial" w:hAnsi="Arial" w:cs="Arial"/>
+                <w:iCs/>
+                <w:sz w:val="16"/>
+                <w:szCs w:val="16"/>
+                <w:lang w:val="ru-RU"/>
+              </w:rPr>
+              <w:t xml:space="preserve">", депутат Верховного Совета СССР. </w:t>
+            </w:r>
+            <w:proofErr w:type="spellStart"/>
+            <w:r>
+              <w:rPr>
+                <w:rFonts w:ascii="Arial" w:hAnsi="Arial" w:cs="Arial"/>
+                <w:iCs/>
+                <w:sz w:val="16"/>
+                <w:szCs w:val="16"/>
+                <w:lang w:val="ru-RU"/>
+              </w:rPr>
+              <w:t>прож</w:t>
+            </w:r>
+            <w:proofErr w:type="spellEnd"/>
+            <w:r>
+              <w:rPr>
+                <w:rFonts w:ascii="Arial" w:hAnsi="Arial" w:cs="Arial"/>
+                <w:iCs/>
+                <w:sz w:val="16"/>
+                <w:szCs w:val="16"/>
+                <w:lang w:val="ru-RU"/>
+              </w:rPr>
+              <w:t>.: г. Москва, Староконюшенный пер., д.19, кв.55. арестована 29.11.1938. Обвинение: в участии в к.-р. буржуазно-нац</w:t>
+            </w:r>
+            <w:r>
+              <w:rPr>
+                <w:rFonts w:ascii="Arial" w:hAnsi="Arial" w:cs="Arial"/>
+                <w:iCs/>
+                <w:sz w:val="16"/>
+                <w:szCs w:val="16"/>
+                <w:lang w:val="ru-RU"/>
+              </w:rPr>
               <w:t>.</w:t>
             </w:r>
             <w:r>
@@ -4927,6 +7295,7 @@
               </w:rPr>
               <w:t>-</w:t>
             </w:r>
+            <w:proofErr w:type="spellStart"/>
             <w:r>
               <w:rPr>
                 <w:rFonts w:ascii="Arial" w:hAnsi="Arial" w:cs="Arial"/>
@@ -4937,6 +7306,7 @@
               </w:rPr>
               <w:t>ации</w:t>
             </w:r>
+            <w:proofErr w:type="spellEnd"/>
             <w:r>
               <w:rPr>
                 <w:rFonts w:ascii="Arial" w:hAnsi="Arial" w:cs="Arial"/>
@@ -5023,7 +7393,7 @@
               </w:rPr>
               <w:t> </w:t>
             </w:r>
-            <w:hyperlink r:id="rId27" w:tgtFrame="_blank" w:history="1">
+            <w:hyperlink r:id="rId21" w:tgtFrame="_blank" w:history="1">
               <w:r>
                 <w:rPr>
                   <w:rStyle w:val="Hyperlink"/>
@@ -5077,7 +7447,31 @@
                 <w:szCs w:val="16"/>
                 <w:lang w:val="ru-RU"/>
               </w:rPr>
-              <w:t xml:space="preserve">Черкашина Анастасия Алексеевна  62 года  </w:t>
+              <w:t xml:space="preserve">Черкашина Анастасия </w:t>
+            </w:r>
+            <w:proofErr w:type="gramStart"/>
+            <w:r>
+              <w:rPr>
+                <w:rFonts w:ascii="Arial" w:hAnsi="Arial" w:cs="Arial"/>
+                <w:b/>
+                <w:bCs/>
+                <w:sz w:val="16"/>
+                <w:szCs w:val="16"/>
+                <w:lang w:val="ru-RU"/>
+              </w:rPr>
+              <w:t>Алексеевна  62</w:t>
+            </w:r>
+            <w:proofErr w:type="gramEnd"/>
+            <w:r>
+              <w:rPr>
+                <w:rFonts w:ascii="Arial" w:hAnsi="Arial" w:cs="Arial"/>
+                <w:b/>
+                <w:bCs/>
+                <w:sz w:val="16"/>
+                <w:szCs w:val="16"/>
+                <w:lang w:val="ru-RU"/>
+              </w:rPr>
+              <w:t xml:space="preserve"> года  </w:t>
             </w:r>
           </w:p>
           <w:p>
@@ -5140,7 +7534,27 @@
                 <w:szCs w:val="16"/>
                 <w:lang w:val="ru-RU"/>
               </w:rPr>
-              <w:t>ст. Преградной; русская; неграмотная; б/п; БОЗ. Прож.:</w:t>
+              <w:t xml:space="preserve">ст. Преградной; русская; неграмотная; б/п; БОЗ. </w:t>
+            </w:r>
+            <w:proofErr w:type="spellStart"/>
+            <w:r>
+              <w:rPr>
+                <w:rFonts w:ascii="Arial" w:hAnsi="Arial" w:cs="Arial"/>
+                <w:sz w:val="16"/>
+                <w:szCs w:val="16"/>
+                <w:lang w:val="ru-RU"/>
+              </w:rPr>
+              <w:t>Прож</w:t>
+            </w:r>
+            <w:proofErr w:type="spellEnd"/>
+            <w:r>
+              <w:rPr>
+                <w:rFonts w:ascii="Arial" w:hAnsi="Arial" w:cs="Arial"/>
+                <w:sz w:val="16"/>
+                <w:szCs w:val="16"/>
+                <w:lang w:val="ru-RU"/>
+              </w:rPr>
+              <w:t>.:</w:t>
             </w:r>
             <w:r>
               <w:rPr>
@@ -5232,7 +7646,27 @@
                 <w:szCs w:val="16"/>
                 <w:lang w:val="ru-RU"/>
               </w:rPr>
-              <w:t>Источник: Книга памяти Ставропольского края , т.03, т.01</w:t>
+              <w:t xml:space="preserve">Источник: Книга памяти Ставропольского </w:t>
+            </w:r>
+            <w:proofErr w:type="gramStart"/>
+            <w:r>
+              <w:rPr>
+                <w:rFonts w:ascii="Arial" w:hAnsi="Arial" w:cs="Arial"/>
+                <w:sz w:val="16"/>
+                <w:szCs w:val="16"/>
+                <w:lang w:val="ru-RU"/>
+              </w:rPr>
+              <w:t>края ,</w:t>
+            </w:r>
+            <w:proofErr w:type="gramEnd"/>
+            <w:r>
+              <w:rPr>
+                <w:rFonts w:ascii="Arial" w:hAnsi="Arial" w:cs="Arial"/>
+                <w:sz w:val="16"/>
+                <w:szCs w:val="16"/>
+                <w:lang w:val="ru-RU"/>
+              </w:rPr>
+              <w:t xml:space="preserve"> т.03, т.01</w:t>
             </w:r>
             <w:r>
               <w:rPr>
@@ -5253,7 +7687,7 @@
               </w:rPr>
               <w:t xml:space="preserve">   </w:t>
             </w:r>
-            <w:hyperlink r:id="rId28" w:history="1">
+            <w:hyperlink r:id="rId22" w:history="1">
               <w:r>
                 <w:rPr>
                   <w:rStyle w:val="Hyperlink"/>
@@ -5296,7 +7730,29 @@
                 <w:szCs w:val="16"/>
                 <w:lang w:val="ru-RU"/>
               </w:rPr>
-              <w:t xml:space="preserve">Шило Лукерья Ивановна  40 лет  </w:t>
+              <w:t xml:space="preserve">Шило Лукерья </w:t>
+            </w:r>
+            <w:proofErr w:type="gramStart"/>
+            <w:r>
+              <w:rPr>
+                <w:rFonts w:ascii="Arial" w:hAnsi="Arial" w:cs="Arial"/>
+                <w:b/>
+                <w:sz w:val="16"/>
+                <w:szCs w:val="16"/>
+                <w:lang w:val="ru-RU"/>
+              </w:rPr>
+              <w:t>Ивановна  40</w:t>
+            </w:r>
+            <w:proofErr w:type="gramEnd"/>
+            <w:r>
+              <w:rPr>
+                <w:rFonts w:ascii="Arial" w:hAnsi="Arial" w:cs="Arial"/>
+                <w:b/>
+                <w:sz w:val="16"/>
+                <w:szCs w:val="16"/>
+                <w:lang w:val="ru-RU"/>
+              </w:rPr>
+              <w:t xml:space="preserve"> лет  </w:t>
             </w:r>
           </w:p>
           <w:p>
@@ -5317,16 +7773,47 @@
                 <w:szCs w:val="16"/>
                 <w:lang w:val="ru-RU"/>
               </w:rPr>
-              <w:t xml:space="preserve">1899 г.р., м.р.: Гродненская губ., полька, образование: грамотная, домохозяйка, </w:t>
-            </w:r>
-            <w:r>
-              <w:rPr>
-                <w:rFonts w:ascii="Arial" w:hAnsi="Arial" w:cs="Arial"/>
-                <w:sz w:val="16"/>
-                <w:szCs w:val="16"/>
-                <w:lang w:val="ru-RU"/>
-              </w:rPr>
-              <w:t>Прож.:</w:t>
+              <w:t xml:space="preserve">1899 г.р., </w:t>
+            </w:r>
+            <w:proofErr w:type="spellStart"/>
+            <w:r>
+              <w:rPr>
+                <w:rFonts w:ascii="Arial" w:hAnsi="Arial" w:cs="Arial"/>
+                <w:sz w:val="16"/>
+                <w:szCs w:val="16"/>
+                <w:lang w:val="ru-RU"/>
+              </w:rPr>
+              <w:t>м.р</w:t>
+            </w:r>
+            <w:proofErr w:type="spellEnd"/>
+            <w:r>
+              <w:rPr>
+                <w:rFonts w:ascii="Arial" w:hAnsi="Arial" w:cs="Arial"/>
+                <w:sz w:val="16"/>
+                <w:szCs w:val="16"/>
+                <w:lang w:val="ru-RU"/>
+              </w:rPr>
+              <w:t xml:space="preserve">.: Гродненская губ., полька, образование: грамотная, домохозяйка, </w:t>
+            </w:r>
+            <w:proofErr w:type="spellStart"/>
+            <w:r>
+              <w:rPr>
+                <w:rFonts w:ascii="Arial" w:hAnsi="Arial" w:cs="Arial"/>
+                <w:sz w:val="16"/>
+                <w:szCs w:val="16"/>
+                <w:lang w:val="ru-RU"/>
+              </w:rPr>
+              <w:t>Прож</w:t>
+            </w:r>
+            <w:proofErr w:type="spellEnd"/>
+            <w:r>
+              <w:rPr>
+                <w:rFonts w:ascii="Arial" w:hAnsi="Arial" w:cs="Arial"/>
+                <w:sz w:val="16"/>
+                <w:szCs w:val="16"/>
+                <w:lang w:val="ru-RU"/>
+              </w:rPr>
+              <w:t>.:</w:t>
             </w:r>
             <w:r>
               <w:rPr>
@@ -5385,9 +7872,20 @@
                 <w:szCs w:val="16"/>
                 <w:lang w:val="ru-RU"/>
               </w:rPr>
-              <w:t xml:space="preserve">Источник: Книга памяти Республики Алтай;   </w:t>
-            </w:r>
-            <w:hyperlink r:id="rId29" w:history="1">
+              <w:t xml:space="preserve">Источник: Книга памяти Республики </w:t>
+            </w:r>
+            <w:proofErr w:type="gramStart"/>
+            <w:r>
+              <w:rPr>
+                <w:rFonts w:ascii="Arial" w:hAnsi="Arial" w:cs="Arial"/>
+                <w:sz w:val="16"/>
+                <w:szCs w:val="16"/>
+                <w:lang w:val="ru-RU"/>
+              </w:rPr>
+              <w:t xml:space="preserve">Алтай;   </w:t>
+            </w:r>
+            <w:proofErr w:type="gramEnd"/>
+            <w:hyperlink r:id="rId23" w:history="1">
               <w:r>
                 <w:rPr>
                   <w:rStyle w:val="Hyperlink"/>

--- a/docs/BYYEAR/Расстреляны_1939.docx
+++ b/docs/BYYEAR/Расстреляны_1939.docx
@@ -503,9 +503,19 @@
                 <w:rFonts w:ascii="Arial" w:hAnsi="Arial" w:cs="Arial"/>
                 <w:sz w:val="16"/>
                 <w:szCs w:val="16"/>
-                <w:lang w:val="ru-RU"/>
-              </w:rPr>
-              <w:t xml:space="preserve">Национальность: </w:t>
+                <w:u w:val="single"/>
+                <w:lang w:val="ru-RU"/>
+              </w:rPr>
+              <w:t>Национальность</w:t>
+            </w:r>
+            <w:r>
+              <w:rPr>
+                <w:rFonts w:ascii="Arial" w:hAnsi="Arial" w:cs="Arial"/>
+                <w:sz w:val="16"/>
+                <w:szCs w:val="16"/>
+                <w:lang w:val="ru-RU"/>
+              </w:rPr>
+              <w:t xml:space="preserve">: </w:t>
             </w:r>
             <w:r>
               <w:rPr>
@@ -631,9 +641,19 @@
                 <w:rFonts w:ascii="Arial" w:hAnsi="Arial" w:cs="Arial"/>
                 <w:sz w:val="16"/>
                 <w:szCs w:val="16"/>
-                <w:lang w:val="ru-RU"/>
-              </w:rPr>
-              <w:t xml:space="preserve">Социальная страта/специальность: </w:t>
+                <w:u w:val="single"/>
+                <w:lang w:val="ru-RU"/>
+              </w:rPr>
+              <w:t>Социальная страта/специальность</w:t>
+            </w:r>
+            <w:r>
+              <w:rPr>
+                <w:rFonts w:ascii="Arial" w:hAnsi="Arial" w:cs="Arial"/>
+                <w:sz w:val="16"/>
+                <w:szCs w:val="16"/>
+                <w:lang w:val="ru-RU"/>
+              </w:rPr>
+              <w:t xml:space="preserve">: </w:t>
             </w:r>
             <w:r>
               <w:rPr>
@@ -786,9 +806,19 @@
                 <w:rFonts w:ascii="Arial" w:hAnsi="Arial" w:cs="Arial"/>
                 <w:sz w:val="16"/>
                 <w:szCs w:val="16"/>
-                <w:lang w:val="ru-RU"/>
-              </w:rPr>
-              <w:t xml:space="preserve">Образование: среднее – </w:t>
+                <w:u w:val="single"/>
+                <w:lang w:val="ru-RU"/>
+              </w:rPr>
+              <w:t>Образование</w:t>
+            </w:r>
+            <w:r>
+              <w:rPr>
+                <w:rFonts w:ascii="Arial" w:hAnsi="Arial" w:cs="Arial"/>
+                <w:sz w:val="16"/>
+                <w:szCs w:val="16"/>
+                <w:lang w:val="ru-RU"/>
+              </w:rPr>
+              <w:t xml:space="preserve">: среднее – </w:t>
             </w:r>
             <w:r>
               <w:rPr>
@@ -878,18 +908,37 @@
                 <w:rFonts w:ascii="Arial" w:hAnsi="Arial" w:cs="Arial"/>
                 <w:sz w:val="16"/>
                 <w:szCs w:val="16"/>
-                <w:lang w:val="ru-RU"/>
-              </w:rPr>
-              <w:t xml:space="preserve">Партийность: </w:t>
-            </w:r>
-            <w:r>
-              <w:rPr>
-                <w:rFonts w:ascii="Arial" w:hAnsi="Arial" w:cs="Arial"/>
-                <w:sz w:val="16"/>
-                <w:szCs w:val="16"/>
-                <w:lang w:val="ru-RU"/>
-              </w:rPr>
-              <w:t xml:space="preserve">Беспартийная – </w:t>
+                <w:u w:val="single"/>
+                <w:lang w:val="ru-RU"/>
+              </w:rPr>
+              <w:t>Партийность</w:t>
+            </w:r>
+            <w:r>
+              <w:rPr>
+                <w:rFonts w:ascii="Arial" w:hAnsi="Arial" w:cs="Arial"/>
+                <w:sz w:val="16"/>
+                <w:szCs w:val="16"/>
+                <w:lang w:val="ru-RU"/>
+              </w:rPr>
+              <w:t xml:space="preserve">: </w:t>
+            </w:r>
+            <w:r>
+              <w:rPr>
+                <w:rFonts w:ascii="Arial" w:hAnsi="Arial" w:cs="Arial"/>
+                <w:sz w:val="16"/>
+                <w:szCs w:val="16"/>
+                <w:lang w:val="ru-RU"/>
+              </w:rPr>
+              <w:t>б</w:t>
+            </w:r>
+            <w:r>
+              <w:rPr>
+                <w:rFonts w:ascii="Arial" w:hAnsi="Arial" w:cs="Arial"/>
+                <w:sz w:val="16"/>
+                <w:szCs w:val="16"/>
+                <w:lang w:val="ru-RU"/>
+              </w:rPr>
+              <w:t xml:space="preserve">еспартийная – </w:t>
             </w:r>
             <w:r>
               <w:rPr>
@@ -918,7 +967,15 @@
               </w:rPr>
               <w:t>член/</w:t>
             </w:r>
-            <w:proofErr w:type="spellStart"/>
+            <w:r>
+              <w:rPr>
+                <w:rFonts w:ascii="Arial" w:hAnsi="Arial" w:cs="Arial"/>
+                <w:sz w:val="16"/>
+                <w:szCs w:val="16"/>
+                <w:lang w:val="ru-RU"/>
+              </w:rPr>
+              <w:t xml:space="preserve">бывший </w:t>
+            </w:r>
             <w:proofErr w:type="gramStart"/>
             <w:r>
               <w:rPr>
@@ -927,9 +984,8 @@
                 <w:szCs w:val="16"/>
                 <w:lang w:val="ru-RU"/>
               </w:rPr>
-              <w:t>бывшийчлен</w:t>
-            </w:r>
-            <w:proofErr w:type="spellEnd"/>
+              <w:t>член</w:t>
+            </w:r>
             <w:r>
               <w:rPr>
                 <w:rFonts w:ascii="Arial" w:hAnsi="Arial" w:cs="Arial"/>
@@ -1325,7 +1381,6 @@
         <w:tc>
           <w:tcPr>
             <w:tcW w:w="10980" w:type="dxa"/>
-            <w:shd w:val="clear" w:color="auto" w:fill="auto"/>
             <w:vAlign w:val="center"/>
           </w:tcPr>
           <w:p>
@@ -1641,9 +1696,6 @@
               <w:instrText>/Баринова_Пелагея_Николаевна_(1900)"</w:instrText>
             </w:r>
             <w:r>
-              <w:rPr>
-                <w:rFonts w:hint="eastAsia"/>
-              </w:rPr>
               <w:fldChar w:fldCharType="separate"/>
             </w:r>
             <w:r>
@@ -1668,7 +1720,6 @@
         <w:tc>
           <w:tcPr>
             <w:tcW w:w="10980" w:type="dxa"/>
-            <w:shd w:val="clear" w:color="auto" w:fill="auto"/>
             <w:vAlign w:val="center"/>
           </w:tcPr>
           <w:p>
@@ -2014,7 +2065,6 @@
         <w:tc>
           <w:tcPr>
             <w:tcW w:w="10980" w:type="dxa"/>
-            <w:shd w:val="clear" w:color="auto" w:fill="auto"/>
             <w:vAlign w:val="center"/>
           </w:tcPr>
           <w:p>
@@ -2471,9 +2521,6 @@
               <w:instrText>/Богуцкая-Блюхер_Лидия_Фоминична_(1905)"</w:instrText>
             </w:r>
             <w:r>
-              <w:rPr>
-                <w:rFonts w:hint="eastAsia"/>
-              </w:rPr>
               <w:fldChar w:fldCharType="separate"/>
             </w:r>
             <w:r>
@@ -2499,7 +2546,6 @@
         <w:tc>
           <w:tcPr>
             <w:tcW w:w="10980" w:type="dxa"/>
-            <w:shd w:val="clear" w:color="auto" w:fill="auto"/>
             <w:vAlign w:val="center"/>
           </w:tcPr>
           <w:p>
@@ -2761,7 +2807,6 @@
         <w:tc>
           <w:tcPr>
             <w:tcW w:w="10980" w:type="dxa"/>
-            <w:shd w:val="clear" w:color="auto" w:fill="auto"/>
             <w:vAlign w:val="center"/>
           </w:tcPr>
           <w:p>
@@ -3095,7 +3140,6 @@
         <w:tc>
           <w:tcPr>
             <w:tcW w:w="10980" w:type="dxa"/>
-            <w:shd w:val="clear" w:color="auto" w:fill="auto"/>
             <w:vAlign w:val="center"/>
           </w:tcPr>
           <w:p>
@@ -3386,7 +3430,6 @@
         <w:tc>
           <w:tcPr>
             <w:tcW w:w="10980" w:type="dxa"/>
-            <w:shd w:val="clear" w:color="auto" w:fill="auto"/>
             <w:vAlign w:val="center"/>
           </w:tcPr>
           <w:p>
@@ -3673,7 +3716,6 @@
         <w:tc>
           <w:tcPr>
             <w:tcW w:w="10980" w:type="dxa"/>
-            <w:shd w:val="clear" w:color="auto" w:fill="auto"/>
             <w:vAlign w:val="center"/>
           </w:tcPr>
           <w:p>
@@ -3884,9 +3926,6 @@
               <w:instrText>/Коган_Клара_Петровна_(1870)"</w:instrText>
             </w:r>
             <w:r>
-              <w:rPr>
-                <w:rFonts w:hint="eastAsia"/>
-              </w:rPr>
               <w:fldChar w:fldCharType="separate"/>
             </w:r>
             <w:r>
@@ -3920,7 +3959,6 @@
         <w:tc>
           <w:tcPr>
             <w:tcW w:w="10980" w:type="dxa"/>
-            <w:shd w:val="clear" w:color="auto" w:fill="auto"/>
             <w:vAlign w:val="center"/>
           </w:tcPr>
           <w:p>
@@ -4283,9 +4321,6 @@
               <w:instrText>/Кольчугина-Блюхер_Галина_Александровна_(1899)"</w:instrText>
             </w:r>
             <w:r>
-              <w:rPr>
-                <w:rFonts w:hint="eastAsia"/>
-              </w:rPr>
               <w:fldChar w:fldCharType="separate"/>
             </w:r>
             <w:r>
@@ -4310,7 +4345,6 @@
         <w:tc>
           <w:tcPr>
             <w:tcW w:w="10980" w:type="dxa"/>
-            <w:shd w:val="clear" w:color="auto" w:fill="auto"/>
             <w:vAlign w:val="center"/>
           </w:tcPr>
           <w:p>
@@ -4551,7 +4585,6 @@
         <w:tc>
           <w:tcPr>
             <w:tcW w:w="10980" w:type="dxa"/>
-            <w:shd w:val="clear" w:color="auto" w:fill="auto"/>
             <w:vAlign w:val="center"/>
           </w:tcPr>
           <w:p>
@@ -4764,7 +4797,6 @@
         <w:tc>
           <w:tcPr>
             <w:tcW w:w="10980" w:type="dxa"/>
-            <w:shd w:val="clear" w:color="auto" w:fill="auto"/>
             <w:vAlign w:val="center"/>
           </w:tcPr>
           <w:p>
@@ -5229,7 +5261,6 @@
         <w:tc>
           <w:tcPr>
             <w:tcW w:w="10980" w:type="dxa"/>
-            <w:shd w:val="clear" w:color="auto" w:fill="auto"/>
             <w:vAlign w:val="center"/>
           </w:tcPr>
           <w:p>
@@ -5600,7 +5631,6 @@
         <w:tc>
           <w:tcPr>
             <w:tcW w:w="10980" w:type="dxa"/>
-            <w:shd w:val="clear" w:color="auto" w:fill="auto"/>
             <w:vAlign w:val="center"/>
           </w:tcPr>
           <w:p>
@@ -5944,9 +5974,6 @@
               <w:instrText>/Резниченко_Александра_Владимировна_(1896)"</w:instrText>
             </w:r>
             <w:r>
-              <w:rPr>
-                <w:rFonts w:hint="eastAsia"/>
-              </w:rPr>
               <w:fldChar w:fldCharType="separate"/>
             </w:r>
             <w:r>
@@ -5971,7 +5998,6 @@
         <w:tc>
           <w:tcPr>
             <w:tcW w:w="10980" w:type="dxa"/>
-            <w:shd w:val="clear" w:color="auto" w:fill="auto"/>
             <w:vAlign w:val="center"/>
           </w:tcPr>
           <w:p>
@@ -6352,9 +6378,6 @@
               <w:instrText>/Сегал_Мария_Михайловна_(1904)"</w:instrText>
             </w:r>
             <w:r>
-              <w:rPr>
-                <w:rFonts w:hint="eastAsia"/>
-              </w:rPr>
               <w:fldChar w:fldCharType="separate"/>
             </w:r>
             <w:r>
@@ -6381,7 +6404,6 @@
         <w:tc>
           <w:tcPr>
             <w:tcW w:w="10980" w:type="dxa"/>
-            <w:shd w:val="clear" w:color="auto" w:fill="auto"/>
             <w:vAlign w:val="center"/>
           </w:tcPr>
           <w:p>
@@ -6608,7 +6630,6 @@
         <w:tc>
           <w:tcPr>
             <w:tcW w:w="10980" w:type="dxa"/>
-            <w:shd w:val="clear" w:color="auto" w:fill="auto"/>
             <w:vAlign w:val="center"/>
           </w:tcPr>
           <w:p>
@@ -7022,7 +7043,6 @@
         <w:tc>
           <w:tcPr>
             <w:tcW w:w="10980" w:type="dxa"/>
-            <w:shd w:val="clear" w:color="auto" w:fill="auto"/>
             <w:vAlign w:val="center"/>
           </w:tcPr>
           <w:p>
@@ -7415,7 +7435,6 @@
         <w:tc>
           <w:tcPr>
             <w:tcW w:w="10980" w:type="dxa"/>
-            <w:shd w:val="clear" w:color="auto" w:fill="auto"/>
             <w:vAlign w:val="center"/>
           </w:tcPr>
           <w:p>
@@ -7708,7 +7727,6 @@
         <w:tc>
           <w:tcPr>
             <w:tcW w:w="10980" w:type="dxa"/>
-            <w:shd w:val="clear" w:color="auto" w:fill="auto"/>
             <w:vAlign w:val="center"/>
           </w:tcPr>
           <w:p>

--- a/docs/BYYEAR/Расстреляны_1939.docx
+++ b/docs/BYYEAR/Расстреляны_1939.docx
@@ -56,7 +56,18 @@
           <w:szCs w:val="18"/>
           <w:lang w:val="ru-RU"/>
         </w:rPr>
-        <w:t>РОССИИ В</w:t>
+        <w:t>СССР</w:t>
+      </w:r>
+      <w:r>
+        <w:rPr>
+          <w:rFonts w:ascii="Arial" w:hAnsi="Arial" w:cs="Arial"/>
+          <w:b/>
+          <w:bCs/>
+          <w:sz w:val="18"/>
+          <w:szCs w:val="18"/>
+          <w:lang w:val="ru-RU"/>
+        </w:rPr>
+        <w:t xml:space="preserve"> В</w:t>
       </w:r>
       <w:r>
         <w:rPr>
